--- a/public/david_mcdougall_cv.docx
+++ b/public/david_mcdougall_cv.docx
@@ -1,185 +1,170 @@
 
 <file path=word/document.xml><?xml version="1.0" encoding="utf-8"?>
-<w:document xmlns:wpc="http://schemas.microsoft.com/office/word/2010/wordprocessingCanvas" xmlns:mc="http://schemas.openxmlformats.org/markup-compatibility/2006" xmlns:o="urn:schemas-microsoft-com:office:office" xmlns:r="http://schemas.openxmlformats.org/officeDocument/2006/relationships" xmlns:m="http://schemas.openxmlformats.org/officeDocument/2006/math" xmlns:v="urn:schemas-microsoft-com:vml" xmlns:wp14="http://schemas.microsoft.com/office/word/2010/wordprocessingDrawing" xmlns:wp="http://schemas.openxmlformats.org/drawingml/2006/wordprocessingDrawing" xmlns:w10="urn:schemas-microsoft-com:office:word" xmlns:w="http://schemas.openxmlformats.org/wordprocessingml/2006/main" xmlns:w14="http://schemas.microsoft.com/office/word/2010/wordml" xmlns:w15="http://schemas.microsoft.com/office/word/2012/wordml" xmlns:wpg="http://schemas.microsoft.com/office/word/2010/wordprocessingGroup" xmlns:wpi="http://schemas.microsoft.com/office/word/2010/wordprocessingInk" xmlns:wne="http://schemas.microsoft.com/office/word/2006/wordml" xmlns:wps="http://schemas.microsoft.com/office/word/2010/wordprocessingShape" xmlns:cx="http://schemas.microsoft.com/office/drawing/2014/chartex" xmlns:cx1="http://schemas.microsoft.com/office/drawing/2015/9/8/chartex" xmlns:cx2="http://schemas.microsoft.com/office/drawing/2015/10/21/chartex" xmlns:cx3="http://schemas.microsoft.com/office/drawing/2016/5/9/chartex" xmlns:cx4="http://schemas.microsoft.com/office/drawing/2016/5/10/chartex" xmlns:cx5="http://schemas.microsoft.com/office/drawing/2016/5/11/chartex" xmlns:cx6="http://schemas.microsoft.com/office/drawing/2016/5/12/chartex" xmlns:cx7="http://schemas.microsoft.com/office/drawing/2016/5/13/chartex" xmlns:cx8="http://schemas.microsoft.com/office/drawing/2016/5/14/chartex" xmlns:aink="http://schemas.microsoft.com/office/drawing/2016/ink" xmlns:am3d="http://schemas.microsoft.com/office/drawing/2017/model3d" xmlns:w16cex="http://schemas.microsoft.com/office/word/2018/wordml/cex" xmlns:w16cid="http://schemas.microsoft.com/office/word/2016/wordml/cid" xmlns:w16="http://schemas.microsoft.com/office/word/2018/wordml" xmlns:w16sdtdh="http://schemas.microsoft.com/office/word/2020/wordml/sdtdatahash" xmlns:w16se="http://schemas.microsoft.com/office/word/2015/wordml/symex" mc:Ignorable="w14 w15 wp14">
+<w:document xmlns:wpc="http://schemas.microsoft.com/office/word/2010/wordprocessingCanvas" xmlns:cx="http://schemas.microsoft.com/office/drawing/2014/chartex" xmlns:cx1="http://schemas.microsoft.com/office/drawing/2015/9/8/chartex" xmlns:cx2="http://schemas.microsoft.com/office/drawing/2015/10/21/chartex" xmlns:cx3="http://schemas.microsoft.com/office/drawing/2016/5/9/chartex" xmlns:cx4="http://schemas.microsoft.com/office/drawing/2016/5/10/chartex" xmlns:cx5="http://schemas.microsoft.com/office/drawing/2016/5/11/chartex" xmlns:cx6="http://schemas.microsoft.com/office/drawing/2016/5/12/chartex" xmlns:cx7="http://schemas.microsoft.com/office/drawing/2016/5/13/chartex" xmlns:cx8="http://schemas.microsoft.com/office/drawing/2016/5/14/chartex" xmlns:mc="http://schemas.openxmlformats.org/markup-compatibility/2006" xmlns:m="http://schemas.openxmlformats.org/officeDocument/2006/math" xmlns:aink="http://schemas.microsoft.com/office/drawing/2016/ink" xmlns:am3d="http://schemas.microsoft.com/office/drawing/2017/model3d" xmlns:oel="http://schemas.microsoft.com/office/2019/extlst" xmlns:r="http://schemas.openxmlformats.org/officeDocument/2006/relationships" xmlns:wp14="http://schemas.microsoft.com/office/word/2010/wordprocessingDrawing" xmlns:wp="http://schemas.openxmlformats.org/drawingml/2006/wordprocessingDrawing" xmlns:wpg="http://schemas.microsoft.com/office/word/2010/wordprocessingGroup" xmlns:wpi="http://schemas.microsoft.com/office/word/2010/wordprocessingInk" xmlns:wps="http://schemas.microsoft.com/office/word/2010/wordprocessingShape" xmlns:o="urn:schemas-microsoft-com:office:office" xmlns:v="urn:schemas-microsoft-com:vml" xmlns:w10="urn:schemas-microsoft-com:office:word" xmlns:w="http://schemas.openxmlformats.org/wordprocessingml/2006/main" xmlns:w14="http://schemas.microsoft.com/office/word/2010/wordml" xmlns:w15="http://schemas.microsoft.com/office/word/2012/wordml" xmlns:w16cex="http://schemas.microsoft.com/office/word/2018/wordml/cex" xmlns:w16cid="http://schemas.microsoft.com/office/word/2016/wordml/cid" xmlns:w16="http://schemas.microsoft.com/office/word/2018/wordml" xmlns:w16sdtdh="http://schemas.microsoft.com/office/word/2020/wordml/sdtdatahash" xmlns:w16sdtfl="http://schemas.microsoft.com/office/word/2024/wordml/sdtformatlock" xmlns:w16se="http://schemas.microsoft.com/office/word/2015/wordml/symex" xmlns:w16du="http://schemas.microsoft.com/office/word/2023/wordml/word16du" xmlns:wne="http://schemas.microsoft.com/office/word/2006/wordml" mc:Ignorable="w14 w15 w16se w16cid w16 w16cex w16sdtdh w16sdtfl w16du wp14">
   <w:body>
     <w:p>
       <w:pPr>
-        <w:spacing w:after="60" w:before="0"/>
-      </w:pPr>
-      <w:r>
-        <w:rPr>
-          <w:rFonts w:ascii="Calibri" w:cs="Calibri" w:eastAsia="Calibri" w:hAnsi="Calibri"/>
+        <w:spacing w:after="60"/>
+        <w:jc w:val="center"/>
+      </w:pPr>
+      <w:r>
+        <w:rPr>
           <w:b/>
           <w:bCs/>
           <w:color w:val="1A1A2E"/>
           <w:sz w:val="52"/>
           <w:szCs w:val="52"/>
         </w:rPr>
-        <w:t xml:space="preserve">David McDougall</w:t>
-      </w:r>
-    </w:p>
-    <w:p>
-      <w:pPr>
-        <w:spacing w:after="100" w:before="0"/>
-      </w:pPr>
-      <w:r>
-        <w:rPr>
-          <w:rFonts w:ascii="Calibri" w:cs="Calibri" w:eastAsia="Calibri" w:hAnsi="Calibri"/>
+        <w:t>David McDougall</w:t>
+      </w:r>
+    </w:p>
+    <w:p>
+      <w:pPr>
+        <w:spacing w:after="100"/>
+        <w:jc w:val="center"/>
+        <w:rPr>
+          <w:b/>
+          <w:bCs/>
+        </w:rPr>
+      </w:pPr>
+      <w:r>
+        <w:rPr>
+          <w:b/>
+          <w:bCs/>
           <w:color w:val="2E5F8A"/>
           <w:sz w:val="24"/>
           <w:szCs w:val="24"/>
         </w:rPr>
-        <w:t xml:space="preserve">AI Creative Producer  ·  Voice AI Specialist  ·  Documentary Filmmaker</w:t>
-      </w:r>
-    </w:p>
-    <w:p>
-      <w:pPr>
-        <w:spacing w:after="0" w:before="0"/>
-      </w:pPr>
-      <w:r>
-        <w:rPr>
-          <w:rFonts w:ascii="Calibri" w:cs="Calibri" w:eastAsia="Calibri" w:hAnsi="Calibri"/>
-          <w:color w:val="777777"/>
+        <w:t>AI Creative Producer  ·  Voice AI Specialist  ·  Documentary Filmmaker</w:t>
+      </w:r>
+    </w:p>
+    <w:p>
+      <w:r>
+        <w:rPr>
+          <w:color w:val="auto"/>
           <w:sz w:val="19"/>
           <w:szCs w:val="19"/>
         </w:rPr>
         <w:t xml:space="preserve">Richmond, North Yorkshire  |  </w:t>
       </w:r>
-      <w:hyperlink w:history="1" r:id="rIdiqryabkczauuxvo4vyaqq">
+      <w:hyperlink r:id="rId7" w:history="1">
         <w:r>
           <w:rPr>
-            <w:rFonts w:ascii="Calibri" w:cs="Calibri" w:eastAsia="Calibri" w:hAnsi="Calibri"/>
             <w:color w:val="2E5F8A"/>
             <w:sz w:val="19"/>
             <w:szCs w:val="19"/>
             <w:u w:val="single"/>
           </w:rPr>
-          <w:t xml:space="preserve">davidmcdougall@proton.me</w:t>
+          <w:t>davidmcdougall@proton.me</w:t>
         </w:r>
       </w:hyperlink>
       <w:r>
         <w:rPr>
-          <w:rFonts w:ascii="Calibri" w:cs="Calibri" w:eastAsia="Calibri" w:hAnsi="Calibri"/>
-          <w:color w:val="777777"/>
+          <w:color w:val="auto"/>
           <w:sz w:val="19"/>
           <w:szCs w:val="19"/>
         </w:rPr>
         <w:t xml:space="preserve">  |  +44 7943 590816  |  </w:t>
       </w:r>
-      <w:hyperlink w:history="1" r:id="rId9p_ax8nqqfo7c5rly3hab">
+      <w:hyperlink r:id="rId8" w:history="1">
         <w:r>
           <w:rPr>
-            <w:rFonts w:ascii="Calibri" w:cs="Calibri" w:eastAsia="Calibri" w:hAnsi="Calibri"/>
             <w:color w:val="2E5F8A"/>
             <w:sz w:val="19"/>
             <w:szCs w:val="19"/>
             <w:u w:val="single"/>
           </w:rPr>
-          <w:t xml:space="preserve">mcdougall.studio</w:t>
+          <w:t>mcdougall.studio</w:t>
         </w:r>
       </w:hyperlink>
       <w:r>
         <w:rPr>
-          <w:rFonts w:ascii="Calibri" w:cs="Calibri" w:eastAsia="Calibri" w:hAnsi="Calibri"/>
-          <w:color w:val="777777"/>
+          <w:color w:val="auto"/>
           <w:sz w:val="19"/>
           <w:szCs w:val="19"/>
         </w:rPr>
         <w:t xml:space="preserve">  |  </w:t>
       </w:r>
-      <w:hyperlink w:history="1" r:id="rIdcv36_p1u_eo97or0fjamy">
+      <w:hyperlink r:id="rId9" w:history="1">
         <w:r>
           <w:rPr>
-            <w:rFonts w:ascii="Calibri" w:cs="Calibri" w:eastAsia="Calibri" w:hAnsi="Calibri"/>
             <w:color w:val="2E5F8A"/>
             <w:sz w:val="19"/>
             <w:szCs w:val="19"/>
             <w:u w:val="single"/>
           </w:rPr>
-          <w:t xml:space="preserve">linkedin.com/in/david-mcdougall-7861287</w:t>
+          <w:t>linkedin.com/in/david-mcdougall-7861287</w:t>
         </w:r>
       </w:hyperlink>
     </w:p>
     <w:p>
       <w:pPr>
         <w:pBdr>
-          <w:bottom w:val="single" w:color="2E5F8A" w:sz="8" w:space="4"/>
+          <w:bottom w:val="single" w:sz="8" w:space="4" w:color="2E5F8A"/>
         </w:pBdr>
-        <w:spacing w:after="120" w:before="0"/>
-      </w:pPr>
-    </w:p>
-    <w:p>
-      <w:pPr>
-        <w:spacing w:after="60" w:before="260"/>
-      </w:pPr>
-      <w:r>
-        <w:rPr>
-          <w:rFonts w:ascii="Calibri" w:cs="Calibri" w:eastAsia="Calibri" w:hAnsi="Calibri"/>
+        <w:spacing w:after="120"/>
+      </w:pPr>
+    </w:p>
+    <w:p>
+      <w:pPr>
+        <w:spacing w:before="260" w:after="60"/>
+      </w:pPr>
+      <w:r>
+        <w:rPr>
           <w:b/>
           <w:bCs/>
           <w:color w:val="2E5F8A"/>
           <w:spacing w:val="60"/>
-          <w:sz w:val="20"/>
-          <w:szCs w:val="20"/>
-        </w:rPr>
-        <w:t xml:space="preserve">PROFILE</w:t>
-      </w:r>
-    </w:p>
-    <w:p>
-      <w:pPr>
-        <w:spacing w:after="100" w:before="60"/>
-      </w:pPr>
-      <w:r>
-        <w:rPr>
-          <w:rFonts w:ascii="Calibri" w:cs="Calibri" w:eastAsia="Calibri" w:hAnsi="Calibri"/>
-          <w:color w:val="444444"/>
-          <w:sz w:val="20"/>
-          <w:szCs w:val="20"/>
-        </w:rPr>
-        <w:t xml:space="preserve">Documentary filmmaker and creative director with 20+ years across BBC, Al Jazeera, Channel 4, Discovery, National Geographic, and PBS — now building at the intersection of AI, voice, and cinematic storytelling. Founder of Murmur Labs Ltd, an AI-native studio developing voice-first products and aural intelligence platforms. Deep hands-on experience with generative AI video and audio production pipelines, advanced ElevenLabs API deployment, prompt engineering for creative applications, and AI-assisted content strategy. Fluent in the full production stack from concept to delivery — and in the emerging agent-native tooling reshaping the media landscape.</w:t>
-      </w:r>
-    </w:p>
-    <w:p>
-      <w:pPr>
-        <w:pBdr>
-          <w:bottom w:val="single" w:color="2E5F8A" w:sz="8" w:space="4"/>
-        </w:pBdr>
-        <w:spacing w:after="120" w:before="0"/>
-      </w:pPr>
-    </w:p>
-    <w:p>
-      <w:pPr>
-        <w:spacing w:after="60" w:before="260"/>
-      </w:pPr>
-      <w:r>
-        <w:rPr>
-          <w:rFonts w:ascii="Calibri" w:cs="Calibri" w:eastAsia="Calibri" w:hAnsi="Calibri"/>
+        </w:rPr>
+        <w:t>PROFILE</w:t>
+      </w:r>
+    </w:p>
+    <w:p>
+      <w:pPr>
+        <w:spacing w:before="260" w:after="60"/>
+      </w:pPr>
+      <w:r>
+        <w:t>Documentary filmmaker and creative director with 20+ years across BBC, Al Jazeera, Channel 4, Discovery, National Geographic, and PBS — now building at the intersection of AI, voice, and cinematic storytelling. Founder of Murmur Labs Ltd, an AI-native studio developing voice-first products and aural intelligence platforms. Deep hands-on experience with generative AI video and audio production pipelines, advanced ElevenLabs API deployment, prompt engineering for creative applications, and AI-assisted content strategy. Fluent in the full production stack from concept to delivery — and in the emerging agent-native tooling reshaping the media landscape. An early adopter of blockchain since 2013, I've followed the space closely ever since and architected Cull Carbon, a carbon-offset venture, around an on-chain verification layer</w:t>
+      </w:r>
+      <w:r>
+        <w:t>.</w:t>
+      </w:r>
+    </w:p>
+    <w:p>
+      <w:pPr>
+        <w:spacing w:before="260" w:after="60"/>
+      </w:pPr>
+      <w:r>
+        <w:rPr>
           <w:b/>
           <w:bCs/>
           <w:color w:val="2E5F8A"/>
           <w:spacing w:val="60"/>
-          <w:sz w:val="20"/>
-          <w:szCs w:val="20"/>
-        </w:rPr>
-        <w:t xml:space="preserve">CORE COMPETENCIES</w:t>
-      </w:r>
-    </w:p>
-    <w:p>
-      <w:pPr>
-        <w:spacing w:after="60" w:before="0"/>
+        </w:rPr>
+        <w:t>CORE COMPETENCIES</w:t>
+      </w:r>
+    </w:p>
+    <w:p>
+      <w:pPr>
+        <w:spacing w:after="60"/>
       </w:pPr>
     </w:p>
     <w:tbl>
       <w:tblPr>
-        <w:tblW w:type="dxa" w:w="9638"/>
+        <w:tblW w:w="9638" w:type="dxa"/>
         <w:tblBorders>
-          <w:top w:val="single" w:color="auto" w:sz="4"/>
-          <w:left w:val="single" w:color="auto" w:sz="4"/>
-          <w:bottom w:val="single" w:color="auto" w:sz="4"/>
-          <w:right w:val="single" w:color="auto" w:sz="4"/>
-          <w:insideH w:val="single" w:color="auto" w:sz="4"/>
-          <w:insideV w:val="single" w:color="auto" w:sz="4"/>
+          <w:top w:val="single" w:sz="4" w:space="0" w:color="auto"/>
+          <w:left w:val="single" w:sz="4" w:space="0" w:color="auto"/>
+          <w:bottom w:val="single" w:sz="4" w:space="0" w:color="auto"/>
+          <w:right w:val="single" w:sz="4" w:space="0" w:color="auto"/>
+          <w:insideH w:val="single" w:sz="4" w:space="0" w:color="auto"/>
+          <w:insideV w:val="single" w:sz="4" w:space="0" w:color="auto"/>
         </w:tblBorders>
+        <w:tblCellMar>
+          <w:left w:w="10" w:type="dxa"/>
+          <w:right w:w="10" w:type="dxa"/>
+        </w:tblCellMar>
+        <w:tblLook w:val="0000" w:firstRow="0" w:lastRow="0" w:firstColumn="0" w:lastColumn="0" w:noHBand="0" w:noVBand="0"/>
       </w:tblPr>
       <w:tblGrid>
         <w:gridCol w:w="3212"/>
@@ -187,312 +172,267 @@
         <w:gridCol w:w="3214"/>
       </w:tblGrid>
       <w:tr>
+        <w:tblPrEx>
+          <w:tblCellMar>
+            <w:top w:w="0" w:type="dxa"/>
+            <w:bottom w:w="0" w:type="dxa"/>
+          </w:tblCellMar>
+        </w:tblPrEx>
         <w:tc>
           <w:tcPr>
-            <w:tcW w:type="dxa" w:w="3212"/>
-            <w:tcBorders>
-              <w:top w:val="none"/>
-              <w:left w:val="none"/>
-              <w:bottom w:val="none"/>
-              <w:right w:val="none"/>
-            </w:tcBorders>
+            <w:tcW w:w="3212" w:type="dxa"/>
             <w:tcMar>
-              <w:top w:type="dxa" w:w="60"/>
-              <w:left w:type="dxa" w:w="0"/>
-              <w:bottom w:type="dxa" w:w="60"/>
-              <w:right w:type="dxa" w:w="120"/>
+              <w:top w:w="60" w:type="dxa"/>
+              <w:left w:w="0" w:type="dxa"/>
+              <w:bottom w:w="60" w:type="dxa"/>
+              <w:right w:w="120" w:type="dxa"/>
             </w:tcMar>
           </w:tcPr>
           <w:p>
             <w:pPr>
-              <w:spacing w:after="40" w:before="0"/>
+              <w:spacing w:after="40"/>
             </w:pPr>
             <w:r>
               <w:rPr>
-                <w:rFonts w:ascii="Calibri" w:cs="Calibri" w:eastAsia="Calibri" w:hAnsi="Calibri"/>
                 <w:b/>
                 <w:bCs/>
                 <w:color w:val="2E5F8A"/>
                 <w:sz w:val="19"/>
                 <w:szCs w:val="19"/>
               </w:rPr>
-              <w:t xml:space="preserve">AI &amp; Voice</w:t>
+              <w:t>AI &amp; Voice</w:t>
             </w:r>
           </w:p>
           <w:p>
             <w:pPr>
-              <w:spacing w:after="20" w:before="0"/>
+              <w:spacing w:after="20"/>
             </w:pPr>
             <w:r>
               <w:rPr>
-                <w:rFonts w:ascii="Calibri" w:cs="Calibri" w:eastAsia="Calibri" w:hAnsi="Calibri"/>
-                <w:color w:val="444444"/>
                 <w:sz w:val="18"/>
                 <w:szCs w:val="18"/>
               </w:rPr>
-              <w:t xml:space="preserve">Generative AI video &amp; audio</w:t>
+              <w:t>Generative AI video &amp; audio</w:t>
             </w:r>
           </w:p>
           <w:p>
             <w:pPr>
-              <w:spacing w:after="20" w:before="0"/>
+              <w:spacing w:after="20"/>
             </w:pPr>
             <w:r>
               <w:rPr>
-                <w:rFonts w:ascii="Calibri" w:cs="Calibri" w:eastAsia="Calibri" w:hAnsi="Calibri"/>
-                <w:color w:val="444444"/>
                 <w:sz w:val="18"/>
                 <w:szCs w:val="18"/>
               </w:rPr>
-              <w:t xml:space="preserve">Voice AI (ElevenLabs, Vapi)</w:t>
+              <w:t>Voice AI (ElevenLabs, Vapi)</w:t>
             </w:r>
           </w:p>
           <w:p>
             <w:pPr>
-              <w:spacing w:after="20" w:before="0"/>
+              <w:spacing w:after="20"/>
             </w:pPr>
             <w:r>
               <w:rPr>
-                <w:rFonts w:ascii="Calibri" w:cs="Calibri" w:eastAsia="Calibri" w:hAnsi="Calibri"/>
-                <w:color w:val="444444"/>
                 <w:sz w:val="18"/>
                 <w:szCs w:val="18"/>
               </w:rPr>
-              <w:t xml:space="preserve">Prompt engineering</w:t>
+              <w:t>Prompt engineering</w:t>
             </w:r>
           </w:p>
           <w:p>
             <w:pPr>
-              <w:spacing w:after="20" w:before="0"/>
+              <w:spacing w:after="20"/>
             </w:pPr>
             <w:r>
               <w:rPr>
-                <w:rFonts w:ascii="Calibri" w:cs="Calibri" w:eastAsia="Calibri" w:hAnsi="Calibri"/>
-                <w:color w:val="444444"/>
                 <w:sz w:val="18"/>
                 <w:szCs w:val="18"/>
               </w:rPr>
-              <w:t xml:space="preserve">Agent-native development</w:t>
+              <w:t>Agent-native development</w:t>
             </w:r>
           </w:p>
           <w:p>
             <w:pPr>
-              <w:spacing w:after="20" w:before="0"/>
+              <w:spacing w:after="20"/>
             </w:pPr>
             <w:r>
               <w:rPr>
-                <w:rFonts w:ascii="Calibri" w:cs="Calibri" w:eastAsia="Calibri" w:hAnsi="Calibri"/>
-                <w:color w:val="444444"/>
                 <w:sz w:val="18"/>
                 <w:szCs w:val="18"/>
               </w:rPr>
-              <w:t xml:space="preserve">LLM workflows &amp; MCP</w:t>
+              <w:t>LLM workflows &amp; MCP</w:t>
             </w:r>
           </w:p>
         </w:tc>
         <w:tc>
           <w:tcPr>
-            <w:tcW w:type="dxa" w:w="3212"/>
-            <w:tcBorders>
-              <w:top w:val="none"/>
-              <w:left w:val="none"/>
-              <w:bottom w:val="none"/>
-              <w:right w:val="none"/>
-            </w:tcBorders>
+            <w:tcW w:w="3212" w:type="dxa"/>
             <w:tcMar>
-              <w:top w:type="dxa" w:w="60"/>
-              <w:left w:type="dxa" w:w="0"/>
-              <w:bottom w:type="dxa" w:w="60"/>
-              <w:right w:type="dxa" w:w="120"/>
+              <w:top w:w="60" w:type="dxa"/>
+              <w:left w:w="0" w:type="dxa"/>
+              <w:bottom w:w="60" w:type="dxa"/>
+              <w:right w:w="120" w:type="dxa"/>
             </w:tcMar>
           </w:tcPr>
           <w:p>
             <w:pPr>
-              <w:spacing w:after="40" w:before="0"/>
+              <w:spacing w:after="40"/>
             </w:pPr>
             <w:r>
               <w:rPr>
-                <w:rFonts w:ascii="Calibri" w:cs="Calibri" w:eastAsia="Calibri" w:hAnsi="Calibri"/>
                 <w:b/>
                 <w:bCs/>
                 <w:color w:val="2E5F8A"/>
                 <w:sz w:val="19"/>
                 <w:szCs w:val="19"/>
               </w:rPr>
-              <w:t xml:space="preserve">Production &amp; Direction</w:t>
+              <w:t>Production &amp; Direction</w:t>
             </w:r>
           </w:p>
           <w:p>
             <w:pPr>
-              <w:spacing w:after="20" w:before="0"/>
+              <w:spacing w:after="20"/>
             </w:pPr>
             <w:r>
               <w:rPr>
-                <w:rFonts w:ascii="Calibri" w:cs="Calibri" w:eastAsia="Calibri" w:hAnsi="Calibri"/>
-                <w:color w:val="444444"/>
                 <w:sz w:val="18"/>
                 <w:szCs w:val="18"/>
               </w:rPr>
-              <w:t xml:space="preserve">Documentary filmmaking</w:t>
+              <w:t>Documentary filmmaking</w:t>
             </w:r>
           </w:p>
           <w:p>
             <w:pPr>
-              <w:spacing w:after="20" w:before="0"/>
+              <w:spacing w:after="20"/>
             </w:pPr>
             <w:r>
               <w:rPr>
-                <w:rFonts w:ascii="Calibri" w:cs="Calibri" w:eastAsia="Calibri" w:hAnsi="Calibri"/>
-                <w:color w:val="444444"/>
                 <w:sz w:val="18"/>
                 <w:szCs w:val="18"/>
               </w:rPr>
-              <w:t xml:space="preserve">Broadcast series direction</w:t>
+              <w:t>Broadcast series direction</w:t>
             </w:r>
           </w:p>
           <w:p>
             <w:pPr>
-              <w:spacing w:after="20" w:before="0"/>
+              <w:spacing w:after="20"/>
             </w:pPr>
             <w:r>
               <w:rPr>
-                <w:rFonts w:ascii="Calibri" w:cs="Calibri" w:eastAsia="Calibri" w:hAnsi="Calibri"/>
-                <w:color w:val="444444"/>
                 <w:sz w:val="18"/>
                 <w:szCs w:val="18"/>
               </w:rPr>
-              <w:t xml:space="preserve">Branded &amp; social content</w:t>
+              <w:t>Branded &amp; social content</w:t>
             </w:r>
           </w:p>
           <w:p>
             <w:pPr>
-              <w:spacing w:after="20" w:before="0"/>
+              <w:spacing w:after="20"/>
             </w:pPr>
             <w:r>
               <w:rPr>
-                <w:rFonts w:ascii="Calibri" w:cs="Calibri" w:eastAsia="Calibri" w:hAnsi="Calibri"/>
-                <w:color w:val="444444"/>
                 <w:sz w:val="18"/>
                 <w:szCs w:val="18"/>
               </w:rPr>
-              <w:t xml:space="preserve">Executive producing</w:t>
+              <w:t>Executive producing</w:t>
             </w:r>
           </w:p>
           <w:p>
             <w:pPr>
-              <w:spacing w:after="20" w:before="0"/>
+              <w:spacing w:after="20"/>
             </w:pPr>
             <w:r>
               <w:rPr>
-                <w:rFonts w:ascii="Calibri" w:cs="Calibri" w:eastAsia="Calibri" w:hAnsi="Calibri"/>
-                <w:color w:val="444444"/>
                 <w:sz w:val="18"/>
                 <w:szCs w:val="18"/>
               </w:rPr>
-              <w:t xml:space="preserve">Post-production &amp; editing</w:t>
+              <w:t>Post-production &amp; editing</w:t>
             </w:r>
           </w:p>
         </w:tc>
         <w:tc>
           <w:tcPr>
-            <w:tcW w:type="dxa" w:w="3214"/>
-            <w:tcBorders>
-              <w:top w:val="none"/>
-              <w:left w:val="none"/>
-              <w:bottom w:val="none"/>
-              <w:right w:val="none"/>
-            </w:tcBorders>
+            <w:tcW w:w="3214" w:type="dxa"/>
             <w:tcMar>
-              <w:top w:type="dxa" w:w="60"/>
-              <w:left w:type="dxa" w:w="0"/>
-              <w:bottom w:type="dxa" w:w="60"/>
-              <w:right w:type="dxa" w:w="0"/>
+              <w:top w:w="60" w:type="dxa"/>
+              <w:left w:w="0" w:type="dxa"/>
+              <w:bottom w:w="60" w:type="dxa"/>
+              <w:right w:w="0" w:type="dxa"/>
             </w:tcMar>
           </w:tcPr>
           <w:p>
             <w:pPr>
-              <w:spacing w:after="40" w:before="0"/>
+              <w:spacing w:after="40"/>
             </w:pPr>
             <w:r>
               <w:rPr>
-                <w:rFonts w:ascii="Calibri" w:cs="Calibri" w:eastAsia="Calibri" w:hAnsi="Calibri"/>
                 <w:b/>
                 <w:bCs/>
                 <w:color w:val="2E5F8A"/>
                 <w:sz w:val="19"/>
                 <w:szCs w:val="19"/>
               </w:rPr>
-              <w:t xml:space="preserve">Creative &amp; Strategy</w:t>
+              <w:t>Creative &amp; Strategy</w:t>
             </w:r>
           </w:p>
           <w:p>
             <w:pPr>
-              <w:spacing w:after="20" w:before="0"/>
+              <w:spacing w:after="20"/>
             </w:pPr>
             <w:r>
               <w:rPr>
-                <w:rFonts w:ascii="Calibri" w:cs="Calibri" w:eastAsia="Calibri" w:hAnsi="Calibri"/>
-                <w:color w:val="444444"/>
                 <w:sz w:val="18"/>
                 <w:szCs w:val="18"/>
               </w:rPr>
-              <w:t xml:space="preserve">Narrative development</w:t>
+              <w:t>Narrative development</w:t>
             </w:r>
           </w:p>
           <w:p>
             <w:pPr>
-              <w:spacing w:after="20" w:before="0"/>
+              <w:spacing w:after="20"/>
             </w:pPr>
             <w:r>
               <w:rPr>
-                <w:rFonts w:ascii="Calibri" w:cs="Calibri" w:eastAsia="Calibri" w:hAnsi="Calibri"/>
-                <w:color w:val="444444"/>
                 <w:sz w:val="18"/>
                 <w:szCs w:val="18"/>
               </w:rPr>
-              <w:t xml:space="preserve">Content strategy &amp; GEO</w:t>
+              <w:t>Content strategy &amp; GEO</w:t>
             </w:r>
           </w:p>
           <w:p>
             <w:pPr>
-              <w:spacing w:after="20" w:before="0"/>
+              <w:spacing w:after="20"/>
             </w:pPr>
             <w:r>
               <w:rPr>
-                <w:rFonts w:ascii="Calibri" w:cs="Calibri" w:eastAsia="Calibri" w:hAnsi="Calibri"/>
-                <w:color w:val="444444"/>
                 <w:sz w:val="18"/>
                 <w:szCs w:val="18"/>
               </w:rPr>
-              <w:t xml:space="preserve">Brand storytelling</w:t>
+              <w:t>Brand storytelling</w:t>
             </w:r>
           </w:p>
           <w:p>
             <w:pPr>
-              <w:spacing w:after="20" w:before="0"/>
+              <w:spacing w:after="20"/>
             </w:pPr>
             <w:r>
               <w:rPr>
-                <w:rFonts w:ascii="Calibri" w:cs="Calibri" w:eastAsia="Calibri" w:hAnsi="Calibri"/>
-                <w:color w:val="444444"/>
                 <w:sz w:val="18"/>
                 <w:szCs w:val="18"/>
               </w:rPr>
-              <w:t xml:space="preserve">Cross-platform localisation</w:t>
+              <w:t>Cross-platform localisation</w:t>
             </w:r>
           </w:p>
           <w:p>
             <w:pPr>
-              <w:spacing w:after="20" w:before="0"/>
+              <w:spacing w:after="20"/>
             </w:pPr>
             <w:r>
               <w:rPr>
-                <w:rFonts w:ascii="Calibri" w:cs="Calibri" w:eastAsia="Calibri" w:hAnsi="Calibri"/>
-                <w:color w:val="444444"/>
                 <w:sz w:val="18"/>
                 <w:szCs w:val="18"/>
               </w:rPr>
-              <w:t xml:space="preserve">AI creative consulting</w:t>
+              <w:t>AI creative consulting</w:t>
             </w:r>
           </w:p>
         </w:tc>
@@ -501,26 +441,23 @@
     <w:p>
       <w:pPr>
         <w:pBdr>
-          <w:bottom w:val="single" w:color="2E5F8A" w:sz="8" w:space="4"/>
+          <w:bottom w:val="single" w:sz="8" w:space="4" w:color="2E5F8A"/>
         </w:pBdr>
-        <w:spacing w:after="120" w:before="0"/>
-      </w:pPr>
-    </w:p>
-    <w:p>
-      <w:pPr>
-        <w:spacing w:after="60" w:before="260"/>
-      </w:pPr>
-      <w:r>
-        <w:rPr>
-          <w:rFonts w:ascii="Calibri" w:cs="Calibri" w:eastAsia="Calibri" w:hAnsi="Calibri"/>
+        <w:spacing w:after="120"/>
+      </w:pPr>
+    </w:p>
+    <w:p>
+      <w:pPr>
+        <w:spacing w:before="260" w:after="60"/>
+      </w:pPr>
+      <w:r>
+        <w:rPr>
           <w:b/>
           <w:bCs/>
           <w:color w:val="2E5F8A"/>
           <w:spacing w:val="60"/>
-          <w:sz w:val="20"/>
-          <w:szCs w:val="20"/>
-        </w:rPr>
-        <w:t xml:space="preserve">EXPERIENCE</w:t>
+        </w:rPr>
+        <w:t>EXPERIENCE</w:t>
       </w:r>
     </w:p>
     <w:p>
@@ -528,49 +465,43 @@
         <w:tabs>
           <w:tab w:val="right" w:pos="9638"/>
         </w:tabs>
-        <w:spacing w:after="30" w:before="160"/>
-      </w:pPr>
-      <w:r>
-        <w:rPr>
-          <w:rFonts w:ascii="Calibri" w:cs="Calibri" w:eastAsia="Calibri" w:hAnsi="Calibri"/>
+        <w:spacing w:before="160" w:after="30"/>
+      </w:pPr>
+      <w:r>
+        <w:rPr>
           <w:b/>
           <w:bCs/>
           <w:color w:val="1A1A2E"/>
           <w:sz w:val="22"/>
           <w:szCs w:val="22"/>
         </w:rPr>
-        <w:t xml:space="preserve">Founder &amp; AI Creative Producer</w:t>
-      </w:r>
-      <w:r>
-        <w:rPr>
-          <w:rFonts w:ascii="Calibri" w:cs="Calibri" w:eastAsia="Calibri" w:hAnsi="Calibri"/>
-        </w:rPr>
-        <w:t xml:space="preserve">	</w:t>
-      </w:r>
-      <w:r>
-        <w:rPr>
-          <w:rFonts w:ascii="Calibri" w:cs="Calibri" w:eastAsia="Calibri" w:hAnsi="Calibri"/>
-          <w:color w:val="777777"/>
+        <w:t>Founder &amp; AI Creative Producer</w:t>
+      </w:r>
+      <w:r>
+        <w:tab/>
+      </w:r>
+      <w:r>
+        <w:rPr>
+          <w:color w:val="auto"/>
           <w:sz w:val="19"/>
           <w:szCs w:val="19"/>
         </w:rPr>
-        <w:t xml:space="preserve">Mar 2023 – Present</w:t>
-      </w:r>
-    </w:p>
-    <w:p>
-      <w:pPr>
-        <w:spacing w:after="60" w:before="0"/>
-      </w:pPr>
-      <w:r>
-        <w:rPr>
-          <w:rFonts w:ascii="Calibri" w:cs="Calibri" w:eastAsia="Calibri" w:hAnsi="Calibri"/>
+        <w:t>Mar 2023 – Present</w:t>
+      </w:r>
+    </w:p>
+    <w:p>
+      <w:pPr>
+        <w:spacing w:after="60"/>
+      </w:pPr>
+      <w:r>
+        <w:rPr>
           <w:i/>
           <w:iCs/>
-          <w:color w:val="777777"/>
+          <w:color w:val="auto"/>
           <w:sz w:val="19"/>
           <w:szCs w:val="19"/>
         </w:rPr>
-        <w:t xml:space="preserve">Murmur Labs Ltd · Richmond, North Yorkshire</w:t>
+        <w:t>Murmur Labs Ltd · Richmond, North Yorkshire</w:t>
       </w:r>
     </w:p>
     <w:p>
@@ -580,16 +511,10 @@
           <w:ilvl w:val="0"/>
           <w:numId w:val="2"/>
         </w:numPr>
-        <w:spacing w:after="30" w:before="30"/>
-      </w:pPr>
-      <w:r>
-        <w:rPr>
-          <w:rFonts w:ascii="Calibri" w:cs="Calibri" w:eastAsia="Calibri" w:hAnsi="Calibri"/>
-          <w:color w:val="444444"/>
-          <w:sz w:val="20"/>
-          <w:szCs w:val="20"/>
-        </w:rPr>
-        <w:t xml:space="preserve">Built Voco — a production-grade Voice AI assistant integrating ElevenLabs, Vapi, and LLM backends for automated, context-aware outbound calling and inbound handling.</w:t>
+        <w:spacing w:before="30" w:after="30"/>
+      </w:pPr>
+      <w:r>
+        <w:t>Built Voco — a production-grade Voice AI assistant integrating ElevenLabs, Vapi, and LLM backends for automated, context-aware outbound calling and inbound handling.</w:t>
       </w:r>
     </w:p>
     <w:p>
@@ -599,16 +524,10 @@
           <w:ilvl w:val="0"/>
           <w:numId w:val="2"/>
         </w:numPr>
-        <w:spacing w:after="30" w:before="30"/>
-      </w:pPr>
-      <w:r>
-        <w:rPr>
-          <w:rFonts w:ascii="Calibri" w:cs="Calibri" w:eastAsia="Calibri" w:hAnsi="Calibri"/>
-          <w:color w:val="444444"/>
-          <w:sz w:val="20"/>
-          <w:szCs w:val="20"/>
-        </w:rPr>
-        <w:t xml:space="preserve">Developing MintSkills — a verified commercial marketplace for agent-native developer tools, featuring a proprietary 4-stage security and verification pipeline.</w:t>
+        <w:spacing w:before="30" w:after="30"/>
+      </w:pPr>
+      <w:r>
+        <w:t>Developing MintSkills — a verified commercial marketplace for agent-native developer tools, featuring a proprietary 4-stage security and verification pipeline.</w:t>
       </w:r>
     </w:p>
     <w:p>
@@ -618,16 +537,10 @@
           <w:ilvl w:val="0"/>
           <w:numId w:val="2"/>
         </w:numPr>
-        <w:spacing w:after="30" w:before="30"/>
-      </w:pPr>
-      <w:r>
-        <w:rPr>
-          <w:rFonts w:ascii="Calibri" w:cs="Calibri" w:eastAsia="Calibri" w:hAnsi="Calibri"/>
-          <w:color w:val="444444"/>
-          <w:sz w:val="20"/>
-          <w:szCs w:val="20"/>
-        </w:rPr>
-        <w:t xml:space="preserve">Architected AI-native media pipelines combining generative video (Runway ML, Kling, Sora) with advanced audio synthesis — compressing broadcast-quality production timelines by 60–80%.</w:t>
+        <w:spacing w:before="30" w:after="30"/>
+      </w:pPr>
+      <w:r>
+        <w:t>Architected AI-native media pipelines combining generative video (Runway ML, Kling, Sora) with advanced audio synthesis — compressing broadcast-quality production timelines by 60–80%.</w:t>
       </w:r>
     </w:p>
     <w:p>
@@ -637,16 +550,10 @@
           <w:ilvl w:val="0"/>
           <w:numId w:val="2"/>
         </w:numPr>
-        <w:spacing w:after="30" w:before="30"/>
-      </w:pPr>
-      <w:r>
-        <w:rPr>
-          <w:rFonts w:ascii="Calibri" w:cs="Calibri" w:eastAsia="Calibri" w:hAnsi="Calibri"/>
-          <w:color w:val="444444"/>
-          <w:sz w:val="20"/>
-          <w:szCs w:val="20"/>
-        </w:rPr>
-        <w:t xml:space="preserve">Produced AI-native short-form content demonstrating generative storytelling workflows for social and creator audiences across YouTube and Instagram.</w:t>
+        <w:spacing w:before="30" w:after="30"/>
+      </w:pPr>
+      <w:r>
+        <w:t>Produced AI-native short-form content demonstrating generative storytelling workflows for social and creator audiences across YouTube and Instagram.</w:t>
       </w:r>
     </w:p>
     <w:p>
@@ -654,49 +561,43 @@
         <w:tabs>
           <w:tab w:val="right" w:pos="9638"/>
         </w:tabs>
-        <w:spacing w:after="30" w:before="160"/>
-      </w:pPr>
-      <w:r>
-        <w:rPr>
-          <w:rFonts w:ascii="Calibri" w:cs="Calibri" w:eastAsia="Calibri" w:hAnsi="Calibri"/>
+        <w:spacing w:before="160" w:after="30"/>
+      </w:pPr>
+      <w:r>
+        <w:rPr>
           <w:b/>
           <w:bCs/>
           <w:color w:val="1A1A2E"/>
           <w:sz w:val="22"/>
           <w:szCs w:val="22"/>
         </w:rPr>
-        <w:t xml:space="preserve">Executive Producer / Series Director</w:t>
-      </w:r>
-      <w:r>
-        <w:rPr>
-          <w:rFonts w:ascii="Calibri" w:cs="Calibri" w:eastAsia="Calibri" w:hAnsi="Calibri"/>
-        </w:rPr>
-        <w:t xml:space="preserve">	</w:t>
-      </w:r>
-      <w:r>
-        <w:rPr>
-          <w:rFonts w:ascii="Calibri" w:cs="Calibri" w:eastAsia="Calibri" w:hAnsi="Calibri"/>
-          <w:color w:val="777777"/>
+        <w:t>Executive Producer / Series Director</w:t>
+      </w:r>
+      <w:r>
+        <w:tab/>
+      </w:r>
+      <w:r>
+        <w:rPr>
+          <w:color w:val="auto"/>
           <w:sz w:val="19"/>
           <w:szCs w:val="19"/>
         </w:rPr>
-        <w:t xml:space="preserve">Sep 2013 – Feb 2023</w:t>
-      </w:r>
-    </w:p>
-    <w:p>
-      <w:pPr>
-        <w:spacing w:after="60" w:before="0"/>
-      </w:pPr>
-      <w:r>
-        <w:rPr>
-          <w:rFonts w:ascii="Calibri" w:cs="Calibri" w:eastAsia="Calibri" w:hAnsi="Calibri"/>
+        <w:t>Sep 2013 – Feb 2023</w:t>
+      </w:r>
+    </w:p>
+    <w:p>
+      <w:pPr>
+        <w:spacing w:after="60"/>
+      </w:pPr>
+      <w:r>
+        <w:rPr>
           <w:i/>
           <w:iCs/>
-          <w:color w:val="777777"/>
+          <w:color w:val="auto"/>
           <w:sz w:val="19"/>
           <w:szCs w:val="19"/>
         </w:rPr>
-        <w:t xml:space="preserve">The Wired Agency · Doha, Qatar</w:t>
+        <w:t>The Wired Agency · Doha, Qatar</w:t>
       </w:r>
     </w:p>
     <w:p>
@@ -706,16 +607,10 @@
           <w:ilvl w:val="0"/>
           <w:numId w:val="2"/>
         </w:numPr>
-        <w:spacing w:after="30" w:before="30"/>
-      </w:pPr>
-      <w:r>
-        <w:rPr>
-          <w:rFonts w:ascii="Calibri" w:cs="Calibri" w:eastAsia="Calibri" w:hAnsi="Calibri"/>
-          <w:color w:val="444444"/>
-          <w:sz w:val="20"/>
-          <w:szCs w:val="20"/>
-        </w:rPr>
-        <w:t xml:space="preserve">Series-directed The Journey — a 15-part bilingual (Arabic/English) travel documentary for Al Jazeera, reaching 50M+ viewers across MENA.</w:t>
+        <w:spacing w:before="30" w:after="30"/>
+      </w:pPr>
+      <w:r>
+        <w:t>Series-directed The Journey — a 15-part bilingual (Arabic/English) travel documentary for Al Jazeera, reaching 50M+ viewers across MENA.</w:t>
       </w:r>
     </w:p>
     <w:p>
@@ -725,16 +620,10 @@
           <w:ilvl w:val="0"/>
           <w:numId w:val="2"/>
         </w:numPr>
-        <w:spacing w:after="30" w:before="30"/>
-      </w:pPr>
-      <w:r>
-        <w:rPr>
-          <w:rFonts w:ascii="Calibri" w:cs="Calibri" w:eastAsia="Calibri" w:hAnsi="Calibri"/>
-          <w:color w:val="444444"/>
-          <w:sz w:val="20"/>
-          <w:szCs w:val="20"/>
-        </w:rPr>
-        <w:t xml:space="preserve">Led high-budget visual storytelling campaigns and localised multi-language content for Total, Harrods, Land Rover, Qatar Airways, Hamad International Airport, and Qatar Foundation.</w:t>
+        <w:spacing w:before="30" w:after="30"/>
+      </w:pPr>
+      <w:r>
+        <w:t>Led high-budget visual storytelling campaigns and localised multi-language content for Total, Harrods, Land Rover, Qatar Airways, Hamad International Airport, and Qatar Foundation.</w:t>
       </w:r>
     </w:p>
     <w:p>
@@ -744,16 +633,10 @@
           <w:ilvl w:val="0"/>
           <w:numId w:val="2"/>
         </w:numPr>
-        <w:spacing w:after="30" w:before="30"/>
-      </w:pPr>
-      <w:r>
-        <w:rPr>
-          <w:rFonts w:ascii="Calibri" w:cs="Calibri" w:eastAsia="Calibri" w:hAnsi="Calibri"/>
-          <w:color w:val="444444"/>
-          <w:sz w:val="20"/>
-          <w:szCs w:val="20"/>
-        </w:rPr>
-        <w:t xml:space="preserve">Managed multi-disciplinary international crews across complex cross-border productions with multi-lingual post-production mastering.</w:t>
+        <w:spacing w:before="30" w:after="30"/>
+      </w:pPr>
+      <w:r>
+        <w:t>Managed multi-disciplinary international crews across complex cross-border productions with multi-lingual post-production mastering.</w:t>
       </w:r>
     </w:p>
     <w:p>
@@ -761,53 +644,92 @@
         <w:tabs>
           <w:tab w:val="right" w:pos="9638"/>
         </w:tabs>
-        <w:spacing w:after="30" w:before="160"/>
-      </w:pPr>
-      <w:r>
-        <w:rPr>
-          <w:rFonts w:ascii="Calibri" w:cs="Calibri" w:eastAsia="Calibri" w:hAnsi="Calibri"/>
+        <w:spacing w:before="160" w:after="30"/>
+        <w:rPr>
           <w:b/>
           <w:bCs/>
           <w:color w:val="1A1A2E"/>
           <w:sz w:val="22"/>
           <w:szCs w:val="22"/>
         </w:rPr>
-        <w:t xml:space="preserve">Senior Producer</w:t>
-      </w:r>
-      <w:r>
-        <w:rPr>
-          <w:rFonts w:ascii="Calibri" w:cs="Calibri" w:eastAsia="Calibri" w:hAnsi="Calibri"/>
-        </w:rPr>
-        <w:t xml:space="preserve">	</w:t>
-      </w:r>
-      <w:r>
-        <w:rPr>
-          <w:rFonts w:ascii="Calibri" w:cs="Calibri" w:eastAsia="Calibri" w:hAnsi="Calibri"/>
-          <w:color w:val="777777"/>
+      </w:pPr>
+    </w:p>
+    <w:p>
+      <w:pPr>
+        <w:tabs>
+          <w:tab w:val="right" w:pos="9638"/>
+        </w:tabs>
+        <w:spacing w:before="160" w:after="30"/>
+        <w:rPr>
+          <w:b/>
+          <w:bCs/>
+          <w:color w:val="1A1A2E"/>
+          <w:sz w:val="22"/>
+          <w:szCs w:val="22"/>
+        </w:rPr>
+      </w:pPr>
+    </w:p>
+    <w:p>
+      <w:pPr>
+        <w:tabs>
+          <w:tab w:val="right" w:pos="9638"/>
+        </w:tabs>
+        <w:spacing w:before="160" w:after="30"/>
+        <w:rPr>
+          <w:b/>
+          <w:bCs/>
+          <w:color w:val="1A1A2E"/>
+          <w:sz w:val="22"/>
+          <w:szCs w:val="22"/>
+        </w:rPr>
+      </w:pPr>
+    </w:p>
+    <w:p>
+      <w:pPr>
+        <w:tabs>
+          <w:tab w:val="right" w:pos="9638"/>
+        </w:tabs>
+        <w:spacing w:before="160" w:after="30"/>
+      </w:pPr>
+      <w:r>
+        <w:rPr>
+          <w:b/>
+          <w:bCs/>
+          <w:color w:val="1A1A2E"/>
+          <w:sz w:val="22"/>
+          <w:szCs w:val="22"/>
+        </w:rPr>
+        <w:lastRenderedPageBreak/>
+        <w:t>Senior Producer</w:t>
+      </w:r>
+      <w:r>
+        <w:tab/>
+      </w:r>
+      <w:r>
+        <w:rPr>
+          <w:color w:val="auto"/>
           <w:sz w:val="19"/>
           <w:szCs w:val="19"/>
         </w:rPr>
-        <w:t xml:space="preserve">Sep 2018 – Feb 2020</w:t>
-      </w:r>
-    </w:p>
-    <w:p>
-      <w:pPr>
-        <w:spacing w:after="60" w:before="0"/>
-      </w:pPr>
-      <w:r>
-        <w:rPr>
-          <w:rFonts w:ascii="Calibri" w:cs="Calibri" w:eastAsia="Calibri" w:hAnsi="Calibri"/>
+        <w:t>Sep 2018 – Feb 2020</w:t>
+      </w:r>
+    </w:p>
+    <w:p>
+      <w:pPr>
+        <w:spacing w:after="60"/>
+      </w:pPr>
+      <w:r>
+        <w:rPr>
           <w:i/>
           <w:iCs/>
-          <w:color w:val="777777"/>
+          <w:color w:val="auto"/>
           <w:sz w:val="19"/>
           <w:szCs w:val="19"/>
         </w:rPr>
-        <w:t xml:space="preserve">Qatar Media Corporation (State Broadcaster) · Doha, Qatar</w:t>
-      </w:r>
-      <w:r>
-        <w:rPr>
-          <w:rFonts w:ascii="Calibri" w:cs="Calibri" w:eastAsia="Calibri" w:hAnsi="Calibri"/>
+        <w:t>Qatar Media Corporation (State Broadcaster) · Doha, Qatar</w:t>
+      </w:r>
+      <w:r>
+        <w:rPr>
           <w:b/>
           <w:bCs/>
           <w:color w:val="2E5F8A"/>
@@ -824,16 +746,10 @@
           <w:ilvl w:val="0"/>
           <w:numId w:val="2"/>
         </w:numPr>
-        <w:spacing w:after="30" w:before="30"/>
-      </w:pPr>
-      <w:r>
-        <w:rPr>
-          <w:rFonts w:ascii="Calibri" w:cs="Calibri" w:eastAsia="Calibri" w:hAnsi="Calibri"/>
-          <w:color w:val="444444"/>
-          <w:sz w:val="20"/>
-          <w:szCs w:val="20"/>
-        </w:rPr>
-        <w:t xml:space="preserve">Designed, built, and launched high-impact TV programming, promotional campaigns, and digital content for a new English-language broadcast channel.</w:t>
+        <w:spacing w:before="30" w:after="30"/>
+      </w:pPr>
+      <w:r>
+        <w:t>Designed, built, and launched high-impact TV programming, promotional campaigns, and digital content for a new English-language broadcast channel.</w:t>
       </w:r>
     </w:p>
     <w:p>
@@ -841,49 +757,43 @@
         <w:tabs>
           <w:tab w:val="right" w:pos="9638"/>
         </w:tabs>
-        <w:spacing w:after="30" w:before="160"/>
-      </w:pPr>
-      <w:r>
-        <w:rPr>
-          <w:rFonts w:ascii="Calibri" w:cs="Calibri" w:eastAsia="Calibri" w:hAnsi="Calibri"/>
+        <w:spacing w:before="160" w:after="30"/>
+      </w:pPr>
+      <w:r>
+        <w:rPr>
           <w:b/>
           <w:bCs/>
           <w:color w:val="1A1A2E"/>
           <w:sz w:val="22"/>
           <w:szCs w:val="22"/>
         </w:rPr>
-        <w:t xml:space="preserve">Content Director</w:t>
-      </w:r>
-      <w:r>
-        <w:rPr>
-          <w:rFonts w:ascii="Calibri" w:cs="Calibri" w:eastAsia="Calibri" w:hAnsi="Calibri"/>
-        </w:rPr>
-        <w:t xml:space="preserve">	</w:t>
-      </w:r>
-      <w:r>
-        <w:rPr>
-          <w:rFonts w:ascii="Calibri" w:cs="Calibri" w:eastAsia="Calibri" w:hAnsi="Calibri"/>
-          <w:color w:val="777777"/>
+        <w:t>Content Director</w:t>
+      </w:r>
+      <w:r>
+        <w:tab/>
+      </w:r>
+      <w:r>
+        <w:rPr>
+          <w:color w:val="auto"/>
           <w:sz w:val="19"/>
           <w:szCs w:val="19"/>
         </w:rPr>
-        <w:t xml:space="preserve">Jun 2009 – Sep 2013</w:t>
-      </w:r>
-    </w:p>
-    <w:p>
-      <w:pPr>
-        <w:spacing w:after="60" w:before="0"/>
-      </w:pPr>
-      <w:r>
-        <w:rPr>
-          <w:rFonts w:ascii="Calibri" w:cs="Calibri" w:eastAsia="Calibri" w:hAnsi="Calibri"/>
+        <w:t>Jun 2009 – Sep 2013</w:t>
+      </w:r>
+    </w:p>
+    <w:p>
+      <w:pPr>
+        <w:spacing w:after="60"/>
+      </w:pPr>
+      <w:r>
+        <w:rPr>
           <w:i/>
           <w:iCs/>
-          <w:color w:val="777777"/>
+          <w:color w:val="auto"/>
           <w:sz w:val="19"/>
           <w:szCs w:val="19"/>
         </w:rPr>
-        <w:t xml:space="preserve">Freelance · Europe, Middle East &amp; South East Asia</w:t>
+        <w:t>Freelance · Europe, Middle East &amp; South East Asia</w:t>
       </w:r>
     </w:p>
     <w:p>
@@ -893,16 +803,10 @@
           <w:ilvl w:val="0"/>
           <w:numId w:val="2"/>
         </w:numPr>
-        <w:spacing w:after="30" w:before="30"/>
-      </w:pPr>
-      <w:r>
-        <w:rPr>
-          <w:rFonts w:ascii="Calibri" w:cs="Calibri" w:eastAsia="Calibri" w:hAnsi="Calibri"/>
-          <w:color w:val="444444"/>
-          <w:sz w:val="20"/>
-          <w:szCs w:val="20"/>
-        </w:rPr>
-        <w:t xml:space="preserve">Produced and directed branded content and investigative documentaries across Myanmar, Thailand, Hong Kong, Philippines, Bahrain, and the UK for the Daily Telegraph, Monocle Magazine, and the University of Durham.</w:t>
+        <w:spacing w:before="30" w:after="30"/>
+      </w:pPr>
+      <w:r>
+        <w:t>Produced and directed branded content and investigative documentaries across Myanmar, Thailand, Hong Kong, Philippines, Bahrain, and the UK for the Daily Telegraph, Monocle Magazine, and the University of Durham.</w:t>
       </w:r>
     </w:p>
     <w:p>
@@ -910,49 +814,43 @@
         <w:tabs>
           <w:tab w:val="right" w:pos="9638"/>
         </w:tabs>
-        <w:spacing w:after="30" w:before="160"/>
-      </w:pPr>
-      <w:r>
-        <w:rPr>
-          <w:rFonts w:ascii="Calibri" w:cs="Calibri" w:eastAsia="Calibri" w:hAnsi="Calibri"/>
+        <w:spacing w:before="160" w:after="30"/>
+      </w:pPr>
+      <w:r>
+        <w:rPr>
           <w:b/>
           <w:bCs/>
           <w:color w:val="1A1A2E"/>
           <w:sz w:val="22"/>
           <w:szCs w:val="22"/>
         </w:rPr>
-        <w:t xml:space="preserve">Producer / Director</w:t>
-      </w:r>
-      <w:r>
-        <w:rPr>
-          <w:rFonts w:ascii="Calibri" w:cs="Calibri" w:eastAsia="Calibri" w:hAnsi="Calibri"/>
-        </w:rPr>
-        <w:t xml:space="preserve">	</w:t>
-      </w:r>
-      <w:r>
-        <w:rPr>
-          <w:rFonts w:ascii="Calibri" w:cs="Calibri" w:eastAsia="Calibri" w:hAnsi="Calibri"/>
-          <w:color w:val="777777"/>
+        <w:t>Producer / Director</w:t>
+      </w:r>
+      <w:r>
+        <w:tab/>
+      </w:r>
+      <w:r>
+        <w:rPr>
+          <w:color w:val="auto"/>
           <w:sz w:val="19"/>
           <w:szCs w:val="19"/>
         </w:rPr>
-        <w:t xml:space="preserve">Jul 2007 – Jul 2009</w:t>
-      </w:r>
-    </w:p>
-    <w:p>
-      <w:pPr>
-        <w:spacing w:after="60" w:before="0"/>
-      </w:pPr>
-      <w:r>
-        <w:rPr>
-          <w:rFonts w:ascii="Calibri" w:cs="Calibri" w:eastAsia="Calibri" w:hAnsi="Calibri"/>
+        <w:t>Jul 2007 – Jul 2009</w:t>
+      </w:r>
+    </w:p>
+    <w:p>
+      <w:pPr>
+        <w:spacing w:after="60"/>
+      </w:pPr>
+      <w:r>
+        <w:rPr>
           <w:i/>
           <w:iCs/>
-          <w:color w:val="777777"/>
+          <w:color w:val="auto"/>
           <w:sz w:val="19"/>
           <w:szCs w:val="19"/>
         </w:rPr>
-        <w:t xml:space="preserve">Alchemy Films · Dubai, UAE</w:t>
+        <w:t>Alchemy Films · Dubai, UAE</w:t>
       </w:r>
     </w:p>
     <w:p>
@@ -962,16 +860,10 @@
           <w:ilvl w:val="0"/>
           <w:numId w:val="2"/>
         </w:numPr>
-        <w:spacing w:after="30" w:before="30"/>
-      </w:pPr>
-      <w:r>
-        <w:rPr>
-          <w:rFonts w:ascii="Calibri" w:cs="Calibri" w:eastAsia="Calibri" w:hAnsi="Calibri"/>
-          <w:color w:val="444444"/>
-          <w:sz w:val="20"/>
-          <w:szCs w:val="20"/>
-        </w:rPr>
-        <w:t xml:space="preserve">Delivered branded content, TVCs, and documentaries for Armani, Ferragamo, Emirates Airlines, McKinsey, Bloomberg, and CNN — via agencies TBWA, Leo Burnett, Ogilvy, and Grey.</w:t>
+        <w:spacing w:before="30" w:after="30"/>
+      </w:pPr>
+      <w:r>
+        <w:t>Delivered branded content, TVCs, and documentaries for Armani, Ferragamo, Emirates Airlines, McKinsey, Bloomberg, and CNN — via agencies TBWA, Leo Burnett, Ogilvy, and Grey.</w:t>
       </w:r>
     </w:p>
     <w:p>
@@ -979,49 +871,43 @@
         <w:tabs>
           <w:tab w:val="right" w:pos="9638"/>
         </w:tabs>
-        <w:spacing w:after="30" w:before="160"/>
-      </w:pPr>
-      <w:r>
-        <w:rPr>
-          <w:rFonts w:ascii="Calibri" w:cs="Calibri" w:eastAsia="Calibri" w:hAnsi="Calibri"/>
+        <w:spacing w:before="160" w:after="30"/>
+      </w:pPr>
+      <w:r>
+        <w:rPr>
           <w:b/>
           <w:bCs/>
           <w:color w:val="1A1A2E"/>
           <w:sz w:val="22"/>
           <w:szCs w:val="22"/>
         </w:rPr>
-        <w:t xml:space="preserve">Development Producer · Associate Producer · Production Manager</w:t>
-      </w:r>
-      <w:r>
-        <w:rPr>
-          <w:rFonts w:ascii="Calibri" w:cs="Calibri" w:eastAsia="Calibri" w:hAnsi="Calibri"/>
-        </w:rPr>
-        <w:t xml:space="preserve">	</w:t>
-      </w:r>
-      <w:r>
-        <w:rPr>
-          <w:rFonts w:ascii="Calibri" w:cs="Calibri" w:eastAsia="Calibri" w:hAnsi="Calibri"/>
-          <w:color w:val="777777"/>
+        <w:t>Development Producer · Associate Producer · Production Manager</w:t>
+      </w:r>
+      <w:r>
+        <w:tab/>
+      </w:r>
+      <w:r>
+        <w:rPr>
+          <w:color w:val="auto"/>
           <w:sz w:val="19"/>
           <w:szCs w:val="19"/>
         </w:rPr>
-        <w:t xml:space="preserve">Apr 2004 – Jun 2007</w:t>
-      </w:r>
-    </w:p>
-    <w:p>
-      <w:pPr>
-        <w:spacing w:after="60" w:before="0"/>
-      </w:pPr>
-      <w:r>
-        <w:rPr>
-          <w:rFonts w:ascii="Calibri" w:cs="Calibri" w:eastAsia="Calibri" w:hAnsi="Calibri"/>
+        <w:t>Apr 2004 – Jun 2007</w:t>
+      </w:r>
+    </w:p>
+    <w:p>
+      <w:pPr>
+        <w:spacing w:after="60"/>
+      </w:pPr>
+      <w:r>
+        <w:rPr>
           <w:i/>
           <w:iCs/>
-          <w:color w:val="777777"/>
+          <w:color w:val="auto"/>
           <w:sz w:val="19"/>
           <w:szCs w:val="19"/>
         </w:rPr>
-        <w:t xml:space="preserve">BBC · Discovery · National Geographic · Channel 4 · PBS · London</w:t>
+        <w:t>BBC · Discovery · National Geographic · Channel 4 · PBS · London</w:t>
       </w:r>
     </w:p>
     <w:p>
@@ -1031,16 +917,10 @@
           <w:ilvl w:val="0"/>
           <w:numId w:val="2"/>
         </w:numPr>
-        <w:spacing w:after="30" w:before="30"/>
-      </w:pPr>
-      <w:r>
-        <w:rPr>
-          <w:rFonts w:ascii="Calibri" w:cs="Calibri" w:eastAsia="Calibri" w:hAnsi="Calibri"/>
-          <w:color w:val="444444"/>
-          <w:sz w:val="20"/>
-          <w:szCs w:val="20"/>
-        </w:rPr>
-        <w:t xml:space="preserve">Credits include BBC Horizon, BBC Storyville, Channel 4 News, PBS, Discovery, and National Geographic.</w:t>
+        <w:spacing w:before="30" w:after="30"/>
+      </w:pPr>
+      <w:r>
+        <w:t>Credits include BBC Horizon, BBC Storyville, Channel 4 News, PBS, Discovery, and National Geographic.</w:t>
       </w:r>
     </w:p>
     <w:p>
@@ -1048,49 +928,43 @@
         <w:tabs>
           <w:tab w:val="right" w:pos="9638"/>
         </w:tabs>
-        <w:spacing w:after="30" w:before="160"/>
-      </w:pPr>
-      <w:r>
-        <w:rPr>
-          <w:rFonts w:ascii="Calibri" w:cs="Calibri" w:eastAsia="Calibri" w:hAnsi="Calibri"/>
+        <w:spacing w:before="160" w:after="30"/>
+      </w:pPr>
+      <w:r>
+        <w:rPr>
           <w:b/>
           <w:bCs/>
           <w:color w:val="1A1A2E"/>
           <w:sz w:val="22"/>
           <w:szCs w:val="22"/>
         </w:rPr>
-        <w:t xml:space="preserve">Development Producer / Associate Producer</w:t>
-      </w:r>
-      <w:r>
-        <w:rPr>
-          <w:rFonts w:ascii="Calibri" w:cs="Calibri" w:eastAsia="Calibri" w:hAnsi="Calibri"/>
-        </w:rPr>
-        <w:t xml:space="preserve">	</w:t>
-      </w:r>
-      <w:r>
-        <w:rPr>
-          <w:rFonts w:ascii="Calibri" w:cs="Calibri" w:eastAsia="Calibri" w:hAnsi="Calibri"/>
-          <w:color w:val="777777"/>
+        <w:t>Development Producer / Associate Producer</w:t>
+      </w:r>
+      <w:r>
+        <w:tab/>
+      </w:r>
+      <w:r>
+        <w:rPr>
+          <w:color w:val="auto"/>
           <w:sz w:val="19"/>
           <w:szCs w:val="19"/>
         </w:rPr>
-        <w:t xml:space="preserve">Mar 2003 – Apr 2004</w:t>
-      </w:r>
-    </w:p>
-    <w:p>
-      <w:pPr>
-        <w:spacing w:after="60" w:before="0"/>
-      </w:pPr>
-      <w:r>
-        <w:rPr>
-          <w:rFonts w:ascii="Calibri" w:cs="Calibri" w:eastAsia="Calibri" w:hAnsi="Calibri"/>
+        <w:t>Mar 2003 – Apr 2004</w:t>
+      </w:r>
+    </w:p>
+    <w:p>
+      <w:pPr>
+        <w:spacing w:after="60"/>
+      </w:pPr>
+      <w:r>
+        <w:rPr>
           <w:i/>
           <w:iCs/>
-          <w:color w:val="777777"/>
+          <w:color w:val="auto"/>
           <w:sz w:val="19"/>
           <w:szCs w:val="19"/>
         </w:rPr>
-        <w:t xml:space="preserve">Paladin Invision Productions (Multi Emmy-winning) · London</w:t>
+        <w:t>Paladin Invision Productions (Multi Emmy-winning) · London</w:t>
       </w:r>
     </w:p>
     <w:p>
@@ -1098,49 +972,43 @@
         <w:tabs>
           <w:tab w:val="right" w:pos="9638"/>
         </w:tabs>
-        <w:spacing w:after="30" w:before="160"/>
-      </w:pPr>
-      <w:r>
-        <w:rPr>
-          <w:rFonts w:ascii="Calibri" w:cs="Calibri" w:eastAsia="Calibri" w:hAnsi="Calibri"/>
+        <w:spacing w:before="160" w:after="30"/>
+      </w:pPr>
+      <w:r>
+        <w:rPr>
           <w:b/>
           <w:bCs/>
           <w:color w:val="1A1A2E"/>
           <w:sz w:val="22"/>
           <w:szCs w:val="22"/>
         </w:rPr>
-        <w:t xml:space="preserve">Associate Producer / Head of Development</w:t>
-      </w:r>
-      <w:r>
-        <w:rPr>
-          <w:rFonts w:ascii="Calibri" w:cs="Calibri" w:eastAsia="Calibri" w:hAnsi="Calibri"/>
-        </w:rPr>
-        <w:t xml:space="preserve">	</w:t>
-      </w:r>
-      <w:r>
-        <w:rPr>
-          <w:rFonts w:ascii="Calibri" w:cs="Calibri" w:eastAsia="Calibri" w:hAnsi="Calibri"/>
-          <w:color w:val="777777"/>
+        <w:t>Associate Producer / Head of Development</w:t>
+      </w:r>
+      <w:r>
+        <w:tab/>
+      </w:r>
+      <w:r>
+        <w:rPr>
+          <w:color w:val="auto"/>
           <w:sz w:val="19"/>
           <w:szCs w:val="19"/>
         </w:rPr>
-        <w:t xml:space="preserve">Sep 2001 – Apr 2003</w:t>
-      </w:r>
-    </w:p>
-    <w:p>
-      <w:pPr>
-        <w:spacing w:after="60" w:before="0"/>
-      </w:pPr>
-      <w:r>
-        <w:rPr>
-          <w:rFonts w:ascii="Calibri" w:cs="Calibri" w:eastAsia="Calibri" w:hAnsi="Calibri"/>
+        <w:t>Sep 2001 – Apr 2003</w:t>
+      </w:r>
+    </w:p>
+    <w:p>
+      <w:pPr>
+        <w:spacing w:after="60"/>
+      </w:pPr>
+      <w:r>
+        <w:rPr>
           <w:i/>
           <w:iCs/>
-          <w:color w:val="777777"/>
+          <w:color w:val="auto"/>
           <w:sz w:val="19"/>
           <w:szCs w:val="19"/>
         </w:rPr>
-        <w:t xml:space="preserve">Atlantic Celtic Films · Windsor, UK</w:t>
+        <w:t>Atlantic Celtic Films · Windsor, UK</w:t>
       </w:r>
     </w:p>
     <w:p>
@@ -1150,360 +1018,311 @@
           <w:ilvl w:val="0"/>
           <w:numId w:val="2"/>
         </w:numPr>
-        <w:spacing w:after="30" w:before="30"/>
-      </w:pPr>
-      <w:r>
-        <w:rPr>
-          <w:rFonts w:ascii="Calibri" w:cs="Calibri" w:eastAsia="Calibri" w:hAnsi="Calibri"/>
-          <w:color w:val="444444"/>
-          <w:sz w:val="20"/>
-          <w:szCs w:val="20"/>
-        </w:rPr>
-        <w:t xml:space="preserve">Investigations and current affairs documentary production.</w:t>
+        <w:spacing w:before="30" w:after="30"/>
+      </w:pPr>
+      <w:r>
+        <w:t>Investigations and current affairs documentary production.</w:t>
       </w:r>
     </w:p>
     <w:p>
       <w:pPr>
         <w:pBdr>
-          <w:bottom w:val="single" w:color="2E5F8A" w:sz="8" w:space="4"/>
+          <w:bottom w:val="single" w:sz="8" w:space="4" w:color="2E5F8A"/>
         </w:pBdr>
-        <w:spacing w:after="120" w:before="0"/>
-      </w:pPr>
-    </w:p>
-    <w:p>
-      <w:pPr>
-        <w:spacing w:after="60" w:before="260"/>
-      </w:pPr>
-      <w:r>
-        <w:rPr>
-          <w:rFonts w:ascii="Calibri" w:cs="Calibri" w:eastAsia="Calibri" w:hAnsi="Calibri"/>
+        <w:spacing w:after="120"/>
+      </w:pPr>
+    </w:p>
+    <w:p>
+      <w:pPr>
+        <w:spacing w:before="260" w:after="60"/>
+      </w:pPr>
+      <w:r>
+        <w:rPr>
           <w:b/>
           <w:bCs/>
           <w:color w:val="2E5F8A"/>
           <w:spacing w:val="60"/>
-          <w:sz w:val="20"/>
-          <w:szCs w:val="20"/>
-        </w:rPr>
-        <w:t xml:space="preserve">AI TOOLS &amp; TECHNOLOGY</w:t>
-      </w:r>
-    </w:p>
-    <w:p>
-      <w:pPr>
-        <w:spacing w:after="60" w:before="0"/>
+        </w:rPr>
+        <w:t>AI TOOLS &amp; TECHNOLOGY</w:t>
+      </w:r>
+    </w:p>
+    <w:p>
+      <w:pPr>
+        <w:spacing w:after="60"/>
       </w:pPr>
     </w:p>
     <w:tbl>
       <w:tblPr>
-        <w:tblW w:type="dxa" w:w="9638"/>
+        <w:tblW w:w="9638" w:type="dxa"/>
         <w:tblBorders>
-          <w:top w:val="single" w:color="auto" w:sz="4"/>
-          <w:left w:val="single" w:color="auto" w:sz="4"/>
-          <w:bottom w:val="single" w:color="auto" w:sz="4"/>
-          <w:right w:val="single" w:color="auto" w:sz="4"/>
-          <w:insideH w:val="single" w:color="auto" w:sz="4"/>
-          <w:insideV w:val="single" w:color="auto" w:sz="4"/>
+          <w:top w:val="single" w:sz="4" w:space="0" w:color="auto"/>
+          <w:left w:val="single" w:sz="4" w:space="0" w:color="auto"/>
+          <w:bottom w:val="single" w:sz="4" w:space="0" w:color="auto"/>
+          <w:right w:val="single" w:sz="4" w:space="0" w:color="auto"/>
+          <w:insideH w:val="single" w:sz="4" w:space="0" w:color="auto"/>
+          <w:insideV w:val="single" w:sz="4" w:space="0" w:color="auto"/>
         </w:tblBorders>
+        <w:tblCellMar>
+          <w:left w:w="10" w:type="dxa"/>
+          <w:right w:w="10" w:type="dxa"/>
+        </w:tblCellMar>
+        <w:tblLook w:val="0000" w:firstRow="0" w:lastRow="0" w:firstColumn="0" w:lastColumn="0" w:noHBand="0" w:noVBand="0"/>
       </w:tblPr>
       <w:tblGrid>
         <w:gridCol w:w="2000"/>
         <w:gridCol w:w="7638"/>
       </w:tblGrid>
       <w:tr>
+        <w:tblPrEx>
+          <w:tblCellMar>
+            <w:top w:w="0" w:type="dxa"/>
+            <w:bottom w:w="0" w:type="dxa"/>
+          </w:tblCellMar>
+        </w:tblPrEx>
         <w:tc>
           <w:tcPr>
-            <w:tcW w:type="dxa" w:w="2000"/>
-            <w:tcBorders>
-              <w:top w:val="none"/>
-              <w:left w:val="none"/>
-              <w:bottom w:val="none"/>
-              <w:right w:val="none"/>
-            </w:tcBorders>
+            <w:tcW w:w="2000" w:type="dxa"/>
             <w:tcMar>
-              <w:top w:type="dxa" w:w="60"/>
-              <w:left w:type="dxa" w:w="0"/>
-              <w:bottom w:type="dxa" w:w="60"/>
-              <w:right w:type="dxa" w:w="160"/>
+              <w:top w:w="60" w:type="dxa"/>
+              <w:left w:w="0" w:type="dxa"/>
+              <w:bottom w:w="60" w:type="dxa"/>
+              <w:right w:w="160" w:type="dxa"/>
             </w:tcMar>
           </w:tcPr>
           <w:p>
             <w:r>
               <w:rPr>
-                <w:rFonts w:ascii="Calibri" w:cs="Calibri" w:eastAsia="Calibri" w:hAnsi="Calibri"/>
                 <w:b/>
                 <w:bCs/>
                 <w:color w:val="2E5F8A"/>
                 <w:sz w:val="19"/>
                 <w:szCs w:val="19"/>
               </w:rPr>
-              <w:t xml:space="preserve">AI Video</w:t>
+              <w:t>AI Video</w:t>
             </w:r>
           </w:p>
         </w:tc>
         <w:tc>
           <w:tcPr>
-            <w:tcW w:type="dxa" w:w="7638"/>
-            <w:tcBorders>
-              <w:top w:val="none"/>
-              <w:left w:val="none"/>
-              <w:bottom w:val="none"/>
-              <w:right w:val="none"/>
-            </w:tcBorders>
+            <w:tcW w:w="7638" w:type="dxa"/>
             <w:tcMar>
-              <w:top w:type="dxa" w:w="60"/>
-              <w:left w:type="dxa" w:w="0"/>
-              <w:bottom w:type="dxa" w:w="60"/>
-              <w:right w:type="dxa" w:w="0"/>
+              <w:top w:w="60" w:type="dxa"/>
+              <w:left w:w="0" w:type="dxa"/>
+              <w:bottom w:w="60" w:type="dxa"/>
+              <w:right w:w="0" w:type="dxa"/>
             </w:tcMar>
           </w:tcPr>
           <w:p>
             <w:r>
               <w:rPr>
-                <w:rFonts w:ascii="Calibri" w:cs="Calibri" w:eastAsia="Calibri" w:hAnsi="Calibri"/>
-                <w:color w:val="444444"/>
                 <w:sz w:val="19"/>
                 <w:szCs w:val="19"/>
               </w:rPr>
-              <w:t xml:space="preserve">Runway ML · Kling · Luma Dream Machine · Sora · Midjourney · Pika</w:t>
+              <w:t>Runway ML · Kling · Luma Dream Machine · Sora · Midjourney · Pika</w:t>
             </w:r>
           </w:p>
         </w:tc>
       </w:tr>
       <w:tr>
+        <w:tblPrEx>
+          <w:tblCellMar>
+            <w:top w:w="0" w:type="dxa"/>
+            <w:bottom w:w="0" w:type="dxa"/>
+          </w:tblCellMar>
+        </w:tblPrEx>
         <w:tc>
           <w:tcPr>
-            <w:tcW w:type="dxa" w:w="2000"/>
-            <w:tcBorders>
-              <w:top w:val="none"/>
-              <w:left w:val="none"/>
-              <w:bottom w:val="none"/>
-              <w:right w:val="none"/>
-            </w:tcBorders>
+            <w:tcW w:w="2000" w:type="dxa"/>
             <w:tcMar>
-              <w:top w:type="dxa" w:w="60"/>
-              <w:left w:type="dxa" w:w="0"/>
-              <w:bottom w:type="dxa" w:w="60"/>
-              <w:right w:type="dxa" w:w="160"/>
+              <w:top w:w="60" w:type="dxa"/>
+              <w:left w:w="0" w:type="dxa"/>
+              <w:bottom w:w="60" w:type="dxa"/>
+              <w:right w:w="160" w:type="dxa"/>
             </w:tcMar>
           </w:tcPr>
           <w:p>
             <w:r>
               <w:rPr>
-                <w:rFonts w:ascii="Calibri" w:cs="Calibri" w:eastAsia="Calibri" w:hAnsi="Calibri"/>
                 <w:b/>
                 <w:bCs/>
                 <w:color w:val="2E5F8A"/>
                 <w:sz w:val="19"/>
                 <w:szCs w:val="19"/>
               </w:rPr>
-              <w:t xml:space="preserve">Voice AI</w:t>
+              <w:t>Voice AI</w:t>
             </w:r>
           </w:p>
         </w:tc>
         <w:tc>
           <w:tcPr>
-            <w:tcW w:type="dxa" w:w="7638"/>
-            <w:tcBorders>
-              <w:top w:val="none"/>
-              <w:left w:val="none"/>
-              <w:bottom w:val="none"/>
-              <w:right w:val="none"/>
-            </w:tcBorders>
+            <w:tcW w:w="7638" w:type="dxa"/>
             <w:tcMar>
-              <w:top w:type="dxa" w:w="60"/>
-              <w:left w:type="dxa" w:w="0"/>
-              <w:bottom w:type="dxa" w:w="60"/>
-              <w:right w:type="dxa" w:w="0"/>
+              <w:top w:w="60" w:type="dxa"/>
+              <w:left w:w="0" w:type="dxa"/>
+              <w:bottom w:w="60" w:type="dxa"/>
+              <w:right w:w="0" w:type="dxa"/>
             </w:tcMar>
           </w:tcPr>
           <w:p>
             <w:r>
               <w:rPr>
-                <w:rFonts w:ascii="Calibri" w:cs="Calibri" w:eastAsia="Calibri" w:hAnsi="Calibri"/>
-                <w:color w:val="444444"/>
                 <w:sz w:val="19"/>
                 <w:szCs w:val="19"/>
               </w:rPr>
-              <w:t xml:space="preserve">ElevenLabs (Deep Voice Design, API Deployment, Multilingual Generation) · Vapi · Whisper · TTS/STT pipelines · Agentic voice orchestration</w:t>
+              <w:t>ElevenLabs (Deep Voice Design, API Deployment, Multilingual Generation) · Vapi · Whisper · TTS/STT pipelines · Agentic voice orchestration</w:t>
             </w:r>
           </w:p>
         </w:tc>
       </w:tr>
       <w:tr>
+        <w:tblPrEx>
+          <w:tblCellMar>
+            <w:top w:w="0" w:type="dxa"/>
+            <w:bottom w:w="0" w:type="dxa"/>
+          </w:tblCellMar>
+        </w:tblPrEx>
         <w:tc>
           <w:tcPr>
-            <w:tcW w:type="dxa" w:w="2000"/>
-            <w:tcBorders>
-              <w:top w:val="none"/>
-              <w:left w:val="none"/>
-              <w:bottom w:val="none"/>
-              <w:right w:val="none"/>
-            </w:tcBorders>
+            <w:tcW w:w="2000" w:type="dxa"/>
             <w:tcMar>
-              <w:top w:type="dxa" w:w="60"/>
-              <w:left w:type="dxa" w:w="0"/>
-              <w:bottom w:type="dxa" w:w="60"/>
-              <w:right w:type="dxa" w:w="160"/>
+              <w:top w:w="60" w:type="dxa"/>
+              <w:left w:w="0" w:type="dxa"/>
+              <w:bottom w:w="60" w:type="dxa"/>
+              <w:right w:w="160" w:type="dxa"/>
             </w:tcMar>
           </w:tcPr>
           <w:p>
             <w:r>
               <w:rPr>
-                <w:rFonts w:ascii="Calibri" w:cs="Calibri" w:eastAsia="Calibri" w:hAnsi="Calibri"/>
                 <w:b/>
                 <w:bCs/>
                 <w:color w:val="2E5F8A"/>
                 <w:sz w:val="19"/>
                 <w:szCs w:val="19"/>
               </w:rPr>
-              <w:t xml:space="preserve">LLMs &amp; Agents</w:t>
+              <w:t>LLMs &amp; Agents</w:t>
             </w:r>
           </w:p>
         </w:tc>
         <w:tc>
           <w:tcPr>
-            <w:tcW w:type="dxa" w:w="7638"/>
-            <w:tcBorders>
-              <w:top w:val="none"/>
-              <w:left w:val="none"/>
-              <w:bottom w:val="none"/>
-              <w:right w:val="none"/>
-            </w:tcBorders>
+            <w:tcW w:w="7638" w:type="dxa"/>
             <w:tcMar>
-              <w:top w:type="dxa" w:w="60"/>
-              <w:left w:type="dxa" w:w="0"/>
-              <w:bottom w:type="dxa" w:w="60"/>
-              <w:right w:type="dxa" w:w="0"/>
+              <w:top w:w="60" w:type="dxa"/>
+              <w:left w:w="0" w:type="dxa"/>
+              <w:bottom w:w="60" w:type="dxa"/>
+              <w:right w:w="0" w:type="dxa"/>
             </w:tcMar>
           </w:tcPr>
           <w:p>
             <w:r>
               <w:rPr>
-                <w:rFonts w:ascii="Calibri" w:cs="Calibri" w:eastAsia="Calibri" w:hAnsi="Calibri"/>
-                <w:color w:val="444444"/>
                 <w:sz w:val="19"/>
                 <w:szCs w:val="19"/>
               </w:rPr>
-              <w:t xml:space="preserve">Claude (Claude Code) · GPT-4o · Gemini · Prompt engineering · MCP · Agent-native development</w:t>
+              <w:t>Claude (Claude Code) · GPT-4o · Gemini · Prompt engineering · MCP · Agent-native development</w:t>
             </w:r>
           </w:p>
         </w:tc>
       </w:tr>
       <w:tr>
+        <w:tblPrEx>
+          <w:tblCellMar>
+            <w:top w:w="0" w:type="dxa"/>
+            <w:bottom w:w="0" w:type="dxa"/>
+          </w:tblCellMar>
+        </w:tblPrEx>
         <w:tc>
           <w:tcPr>
-            <w:tcW w:type="dxa" w:w="2000"/>
-            <w:tcBorders>
-              <w:top w:val="none"/>
-              <w:left w:val="none"/>
-              <w:bottom w:val="none"/>
-              <w:right w:val="none"/>
-            </w:tcBorders>
+            <w:tcW w:w="2000" w:type="dxa"/>
             <w:tcMar>
-              <w:top w:type="dxa" w:w="60"/>
-              <w:left w:type="dxa" w:w="0"/>
-              <w:bottom w:type="dxa" w:w="60"/>
-              <w:right w:type="dxa" w:w="160"/>
+              <w:top w:w="60" w:type="dxa"/>
+              <w:left w:w="0" w:type="dxa"/>
+              <w:bottom w:w="60" w:type="dxa"/>
+              <w:right w:w="160" w:type="dxa"/>
             </w:tcMar>
           </w:tcPr>
           <w:p>
             <w:r>
               <w:rPr>
-                <w:rFonts w:ascii="Calibri" w:cs="Calibri" w:eastAsia="Calibri" w:hAnsi="Calibri"/>
                 <w:b/>
                 <w:bCs/>
                 <w:color w:val="2E5F8A"/>
                 <w:sz w:val="19"/>
                 <w:szCs w:val="19"/>
               </w:rPr>
-              <w:t xml:space="preserve">Dev Stack</w:t>
+              <w:t>Dev Stack</w:t>
             </w:r>
           </w:p>
         </w:tc>
         <w:tc>
           <w:tcPr>
-            <w:tcW w:type="dxa" w:w="7638"/>
-            <w:tcBorders>
-              <w:top w:val="none"/>
-              <w:left w:val="none"/>
-              <w:bottom w:val="none"/>
-              <w:right w:val="none"/>
-            </w:tcBorders>
+            <w:tcW w:w="7638" w:type="dxa"/>
             <w:tcMar>
-              <w:top w:type="dxa" w:w="60"/>
-              <w:left w:type="dxa" w:w="0"/>
-              <w:bottom w:type="dxa" w:w="60"/>
-              <w:right w:type="dxa" w:w="0"/>
+              <w:top w:w="60" w:type="dxa"/>
+              <w:left w:w="0" w:type="dxa"/>
+              <w:bottom w:w="60" w:type="dxa"/>
+              <w:right w:w="0" w:type="dxa"/>
             </w:tcMar>
           </w:tcPr>
           <w:p>
             <w:r>
               <w:rPr>
-                <w:rFonts w:ascii="Calibri" w:cs="Calibri" w:eastAsia="Calibri" w:hAnsi="Calibri"/>
-                <w:color w:val="444444"/>
                 <w:sz w:val="19"/>
                 <w:szCs w:val="19"/>
               </w:rPr>
-              <w:t xml:space="preserve">React · TypeScript · Tailwind CSS · Node.js · Vercel (AI-assisted full-stack development)</w:t>
+              <w:t>React · TypeScript · Tailwind CSS · Node.js · Vercel (AI-assisted full-stack development)</w:t>
             </w:r>
           </w:p>
         </w:tc>
       </w:tr>
       <w:tr>
+        <w:tblPrEx>
+          <w:tblCellMar>
+            <w:top w:w="0" w:type="dxa"/>
+            <w:bottom w:w="0" w:type="dxa"/>
+          </w:tblCellMar>
+        </w:tblPrEx>
         <w:tc>
           <w:tcPr>
-            <w:tcW w:type="dxa" w:w="2000"/>
-            <w:tcBorders>
-              <w:top w:val="none"/>
-              <w:left w:val="none"/>
-              <w:bottom w:val="none"/>
-              <w:right w:val="none"/>
-            </w:tcBorders>
+            <w:tcW w:w="2000" w:type="dxa"/>
             <w:tcMar>
-              <w:top w:type="dxa" w:w="60"/>
-              <w:left w:type="dxa" w:w="0"/>
-              <w:bottom w:type="dxa" w:w="60"/>
-              <w:right w:type="dxa" w:w="160"/>
+              <w:top w:w="60" w:type="dxa"/>
+              <w:left w:w="0" w:type="dxa"/>
+              <w:bottom w:w="60" w:type="dxa"/>
+              <w:right w:w="160" w:type="dxa"/>
             </w:tcMar>
           </w:tcPr>
           <w:p>
             <w:r>
               <w:rPr>
-                <w:rFonts w:ascii="Calibri" w:cs="Calibri" w:eastAsia="Calibri" w:hAnsi="Calibri"/>
                 <w:b/>
                 <w:bCs/>
                 <w:color w:val="2E5F8A"/>
                 <w:sz w:val="19"/>
                 <w:szCs w:val="19"/>
               </w:rPr>
-              <w:t xml:space="preserve">Post-Production</w:t>
+              <w:t>Post-Production</w:t>
             </w:r>
           </w:p>
         </w:tc>
         <w:tc>
           <w:tcPr>
-            <w:tcW w:type="dxa" w:w="7638"/>
-            <w:tcBorders>
-              <w:top w:val="none"/>
-              <w:left w:val="none"/>
-              <w:bottom w:val="none"/>
-              <w:right w:val="none"/>
-            </w:tcBorders>
+            <w:tcW w:w="7638" w:type="dxa"/>
             <w:tcMar>
-              <w:top w:type="dxa" w:w="60"/>
-              <w:left w:type="dxa" w:w="0"/>
-              <w:bottom w:type="dxa" w:w="60"/>
-              <w:right w:type="dxa" w:w="0"/>
+              <w:top w:w="60" w:type="dxa"/>
+              <w:left w:w="0" w:type="dxa"/>
+              <w:bottom w:w="60" w:type="dxa"/>
+              <w:right w:w="0" w:type="dxa"/>
             </w:tcMar>
           </w:tcPr>
           <w:p>
             <w:r>
               <w:rPr>
-                <w:rFonts w:ascii="Calibri" w:cs="Calibri" w:eastAsia="Calibri" w:hAnsi="Calibri"/>
-                <w:color w:val="444444"/>
                 <w:sz w:val="19"/>
                 <w:szCs w:val="19"/>
               </w:rPr>
-              <w:t xml:space="preserve">Adobe Premiere · DaVinci Resolve · Final Cut Pro · After Effects · Avid</w:t>
+              <w:t>Adobe Premiere · DaVinci Resolve · Final Cut Pro · After Effects · Avid</w:t>
             </w:r>
           </w:p>
         </w:tc>
@@ -1512,74 +1331,57 @@
     <w:p>
       <w:pPr>
         <w:pBdr>
-          <w:bottom w:val="single" w:color="2E5F8A" w:sz="8" w:space="4"/>
+          <w:bottom w:val="single" w:sz="8" w:space="4" w:color="2E5F8A"/>
         </w:pBdr>
-        <w:spacing w:after="120" w:before="0"/>
-      </w:pPr>
-    </w:p>
-    <w:p>
-      <w:pPr>
-        <w:spacing w:after="60" w:before="260"/>
-      </w:pPr>
-      <w:r>
-        <w:rPr>
-          <w:rFonts w:ascii="Calibri" w:cs="Calibri" w:eastAsia="Calibri" w:hAnsi="Calibri"/>
+        <w:spacing w:after="120"/>
+      </w:pPr>
+    </w:p>
+    <w:p>
+      <w:pPr>
+        <w:spacing w:before="260" w:after="60"/>
+      </w:pPr>
+      <w:r>
+        <w:rPr>
           <w:b/>
           <w:bCs/>
           <w:color w:val="2E5F8A"/>
           <w:spacing w:val="60"/>
-          <w:sz w:val="20"/>
-          <w:szCs w:val="20"/>
-        </w:rPr>
-        <w:t xml:space="preserve">EDUCATION</w:t>
-      </w:r>
-    </w:p>
-    <w:p>
-      <w:pPr>
-        <w:spacing w:after="30" w:before="80"/>
-      </w:pPr>
-      <w:r>
-        <w:rPr>
-          <w:rFonts w:ascii="Calibri" w:cs="Calibri" w:eastAsia="Calibri" w:hAnsi="Calibri"/>
+        </w:rPr>
+        <w:t>EDUCATION</w:t>
+      </w:r>
+    </w:p>
+    <w:p>
+      <w:pPr>
+        <w:spacing w:before="80" w:after="30"/>
+      </w:pPr>
+      <w:r>
+        <w:rPr>
           <w:b/>
           <w:bCs/>
-          <w:color w:val="444444"/>
-          <w:sz w:val="20"/>
-          <w:szCs w:val="20"/>
-        </w:rPr>
-        <w:t xml:space="preserve">BSc (Econ) Agricultural Economics</w:t>
-      </w:r>
-      <w:r>
-        <w:rPr>
-          <w:rFonts w:ascii="Calibri" w:cs="Calibri" w:eastAsia="Calibri" w:hAnsi="Calibri"/>
-          <w:color w:val="777777"/>
-          <w:sz w:val="20"/>
-          <w:szCs w:val="20"/>
+        </w:rPr>
+        <w:t>BSc (Econ) Agricultural Economics</w:t>
+      </w:r>
+      <w:r>
+        <w:rPr>
+          <w:color w:val="auto"/>
         </w:rPr>
         <w:t xml:space="preserve">  ·  University of Reading</w:t>
       </w:r>
     </w:p>
     <w:p>
       <w:pPr>
-        <w:spacing w:after="80" w:before="0"/>
-      </w:pPr>
-      <w:r>
-        <w:rPr>
-          <w:rFonts w:ascii="Calibri" w:cs="Calibri" w:eastAsia="Calibri" w:hAnsi="Calibri"/>
+        <w:spacing w:after="80"/>
+      </w:pPr>
+      <w:r>
+        <w:rPr>
           <w:b/>
           <w:bCs/>
-          <w:color w:val="444444"/>
-          <w:sz w:val="20"/>
-          <w:szCs w:val="20"/>
-        </w:rPr>
-        <w:t xml:space="preserve">Ampleforth College</w:t>
-      </w:r>
-      <w:r>
-        <w:rPr>
-          <w:rFonts w:ascii="Calibri" w:cs="Calibri" w:eastAsia="Calibri" w:hAnsi="Calibri"/>
-          <w:color w:val="777777"/>
-          <w:sz w:val="20"/>
-          <w:szCs w:val="20"/>
+        </w:rPr>
+        <w:t>Ampleforth College</w:t>
+      </w:r>
+      <w:r>
+        <w:rPr>
+          <w:color w:val="auto"/>
         </w:rPr>
         <w:t xml:space="preserve">  ·  4 A Levels, 10 GCSEs</w:t>
       </w:r>
@@ -1587,86 +1389,71 @@
     <w:p>
       <w:pPr>
         <w:pBdr>
-          <w:bottom w:val="single" w:color="2E5F8A" w:sz="8" w:space="4"/>
+          <w:bottom w:val="single" w:sz="8" w:space="4" w:color="2E5F8A"/>
         </w:pBdr>
-        <w:spacing w:after="120" w:before="0"/>
-      </w:pPr>
-    </w:p>
-    <w:p>
-      <w:pPr>
-        <w:spacing w:after="0" w:before="80"/>
+        <w:spacing w:after="120"/>
+      </w:pPr>
+    </w:p>
+    <w:p>
+      <w:pPr>
+        <w:spacing w:before="80"/>
         <w:jc w:val="center"/>
       </w:pPr>
       <w:r>
         <w:rPr>
-          <w:rFonts w:ascii="Calibri" w:cs="Calibri" w:eastAsia="Calibri" w:hAnsi="Calibri"/>
-          <w:color w:val="777777"/>
+          <w:color w:val="auto"/>
           <w:sz w:val="19"/>
           <w:szCs w:val="19"/>
         </w:rPr>
         <w:t xml:space="preserve">Portfolio &amp; Showreel: </w:t>
       </w:r>
-      <w:hyperlink w:history="1" r:id="rId7i2xjoh45215-gpi1f81j">
+      <w:hyperlink r:id="rId10" w:history="1">
         <w:r>
           <w:rPr>
-            <w:rFonts w:ascii="Calibri" w:cs="Calibri" w:eastAsia="Calibri" w:hAnsi="Calibri"/>
             <w:color w:val="2E5F8A"/>
             <w:sz w:val="19"/>
             <w:szCs w:val="19"/>
             <w:u w:val="single"/>
           </w:rPr>
-          <w:t xml:space="preserve">mcdougall.studio</w:t>
+          <w:t>mcdougall.studio</w:t>
         </w:r>
       </w:hyperlink>
       <w:r>
         <w:rPr>
-          <w:rFonts w:ascii="Calibri" w:cs="Calibri" w:eastAsia="Calibri" w:hAnsi="Calibri"/>
-          <w:color w:val="777777"/>
+          <w:color w:val="auto"/>
           <w:sz w:val="19"/>
           <w:szCs w:val="19"/>
         </w:rPr>
         <w:t xml:space="preserve">  ·  AI Case Study: </w:t>
       </w:r>
-      <w:hyperlink w:history="1" r:id="rIdcbk6ccad01cl0zadciepb">
+      <w:hyperlink r:id="rId11" w:history="1">
         <w:r>
           <w:rPr>
-            <w:rFonts w:ascii="Calibri" w:cs="Calibri" w:eastAsia="Calibri" w:hAnsi="Calibri"/>
             <w:color w:val="2E5F8A"/>
             <w:sz w:val="19"/>
             <w:szCs w:val="19"/>
             <w:u w:val="single"/>
           </w:rPr>
-          <w:t xml:space="preserve">Blessed Are the Pacemakers</w:t>
+          <w:t>Blessed Are the Pacemakers</w:t>
         </w:r>
       </w:hyperlink>
     </w:p>
     <w:sectPr>
-      <w:pgSz w:w="11906" w:h="16838" w:orient="portrait"/>
+      <w:headerReference w:type="even" r:id="rId12"/>
+      <w:headerReference w:type="default" r:id="rId13"/>
+      <w:pgSz w:w="11906" w:h="16838"/>
       <w:pgMar w:top="1134" w:right="1134" w:bottom="1134" w:left="1134" w:header="708" w:footer="708" w:gutter="0"/>
-      <w:pgNumType/>
+      <w:cols w:space="720"/>
       <w:docGrid w:linePitch="360"/>
     </w:sectPr>
   </w:body>
 </w:document>
 </file>
 
-<file path=word/comments.xml><?xml version="1.0" encoding="utf-8"?>
-<w:comments xmlns:cx="http://schemas.microsoft.com/office/drawing/2014/chartex" xmlns:cx1="http://schemas.microsoft.com/office/drawing/2015/9/8/chartex" xmlns:cx2="http://schemas.microsoft.com/office/drawing/2015/10/21/chartex" xmlns:cx3="http://schemas.microsoft.com/office/drawing/2016/5/9/chartex" xmlns:cx4="http://schemas.microsoft.com/office/drawing/2016/5/10/chartex" xmlns:cx5="http://schemas.microsoft.com/office/drawing/2016/5/11/chartex" xmlns:cx6="http://schemas.microsoft.com/office/drawing/2016/5/12/chartex" xmlns:cx7="http://schemas.microsoft.com/office/drawing/2016/5/13/chartex" xmlns:cx8="http://schemas.microsoft.com/office/drawing/2016/5/14/chartex" xmlns:mc="http://schemas.openxmlformats.org/markup-compatibility/2006" xmlns:aink="http://schemas.microsoft.com/office/drawing/2016/ink" xmlns:am3d="http://schemas.microsoft.com/office/drawing/2017/model3d" xmlns:o="urn:schemas-microsoft-com:office:office" xmlns:r="http://schemas.openxmlformats.org/officeDocument/2006/relationships" xmlns:m="http://schemas.openxmlformats.org/officeDocument/2006/math" xmlns:v="urn:schemas-microsoft-com:vml" xmlns:wp14="http://schemas.microsoft.com/office/word/2010/wordprocessingDrawing" xmlns:wp="http://schemas.openxmlformats.org/drawingml/2006/wordprocessingDrawing" xmlns:w10="urn:schemas-microsoft-com:office:word" xmlns:w="http://schemas.openxmlformats.org/wordprocessingml/2006/main" xmlns:w14="http://schemas.microsoft.com/office/word/2010/wordml" xmlns:w15="http://schemas.microsoft.com/office/word/2012/wordml" xmlns:w16cex="http://schemas.microsoft.com/office/word/2018/wordml/cex" xmlns:w16cid="http://schemas.microsoft.com/office/word/2016/wordml/cid" xmlns:w16="http://schemas.microsoft.com/office/word/2018/wordml" xmlns:w16sdtdh="http://schemas.microsoft.com/office/word/2020/wordml/sdtdatahash" xmlns:w16se="http://schemas.microsoft.com/office/word/2015/wordml/symex" xmlns:wpg="http://schemas.microsoft.com/office/word/2010/wordprocessingGroup" xmlns:wpi="http://schemas.microsoft.com/office/word/2010/wordprocessingInk" xmlns:wne="http://schemas.microsoft.com/office/word/2006/wordml" xmlns:wps="http://schemas.microsoft.com/office/word/2010/wordprocessingShape"/>
-</file>
-
 <file path=word/endnotes.xml><?xml version="1.0" encoding="utf-8"?>
-<w:endnotes xmlns:wpc="http://schemas.microsoft.com/office/word/2010/wordprocessingCanvas" xmlns:mc="http://schemas.openxmlformats.org/markup-compatibility/2006" xmlns:o="urn:schemas-microsoft-com:office:office" xmlns:r="http://schemas.openxmlformats.org/officeDocument/2006/relationships" xmlns:m="http://schemas.openxmlformats.org/officeDocument/2006/math" xmlns:v="urn:schemas-microsoft-com:vml" xmlns:wp14="http://schemas.microsoft.com/office/word/2010/wordprocessingDrawing" xmlns:wp="http://schemas.openxmlformats.org/drawingml/2006/wordprocessingDrawing" xmlns:w10="urn:schemas-microsoft-com:office:word" xmlns:w="http://schemas.openxmlformats.org/wordprocessingml/2006/main" xmlns:w14="http://schemas.microsoft.com/office/word/2010/wordml" xmlns:w15="http://schemas.microsoft.com/office/word/2012/wordml" xmlns:wpg="http://schemas.microsoft.com/office/word/2010/wordprocessingGroup" xmlns:wpi="http://schemas.microsoft.com/office/word/2010/wordprocessingInk" xmlns:wne="http://schemas.microsoft.com/office/word/2006/wordml" xmlns:wps="http://schemas.microsoft.com/office/word/2010/wordprocessingShape" mc:Ignorable="w14 w15 wp14">
+<w:endnotes xmlns:wpc="http://schemas.microsoft.com/office/word/2010/wordprocessingCanvas" xmlns:cx="http://schemas.microsoft.com/office/drawing/2014/chartex" xmlns:cx1="http://schemas.microsoft.com/office/drawing/2015/9/8/chartex" xmlns:cx2="http://schemas.microsoft.com/office/drawing/2015/10/21/chartex" xmlns:cx3="http://schemas.microsoft.com/office/drawing/2016/5/9/chartex" xmlns:cx4="http://schemas.microsoft.com/office/drawing/2016/5/10/chartex" xmlns:cx5="http://schemas.microsoft.com/office/drawing/2016/5/11/chartex" xmlns:cx6="http://schemas.microsoft.com/office/drawing/2016/5/12/chartex" xmlns:cx7="http://schemas.microsoft.com/office/drawing/2016/5/13/chartex" xmlns:cx8="http://schemas.microsoft.com/office/drawing/2016/5/14/chartex" xmlns:mc="http://schemas.openxmlformats.org/markup-compatibility/2006" xmlns:m="http://schemas.openxmlformats.org/officeDocument/2006/math" xmlns:aink="http://schemas.microsoft.com/office/drawing/2016/ink" xmlns:am3d="http://schemas.microsoft.com/office/drawing/2017/model3d" xmlns:oel="http://schemas.microsoft.com/office/2019/extlst" xmlns:r="http://schemas.openxmlformats.org/officeDocument/2006/relationships" xmlns:wp14="http://schemas.microsoft.com/office/word/2010/wordprocessingDrawing" xmlns:wp="http://schemas.openxmlformats.org/drawingml/2006/wordprocessingDrawing" xmlns:wpg="http://schemas.microsoft.com/office/word/2010/wordprocessingGroup" xmlns:wpi="http://schemas.microsoft.com/office/word/2010/wordprocessingInk" xmlns:wps="http://schemas.microsoft.com/office/word/2010/wordprocessingShape" xmlns:o="urn:schemas-microsoft-com:office:office" xmlns:v="urn:schemas-microsoft-com:vml" xmlns:w10="urn:schemas-microsoft-com:office:word" xmlns:w="http://schemas.openxmlformats.org/wordprocessingml/2006/main" xmlns:w14="http://schemas.microsoft.com/office/word/2010/wordml" xmlns:w15="http://schemas.microsoft.com/office/word/2012/wordml" xmlns:w16cex="http://schemas.microsoft.com/office/word/2018/wordml/cex" xmlns:w16cid="http://schemas.microsoft.com/office/word/2016/wordml/cid" xmlns:w16="http://schemas.microsoft.com/office/word/2018/wordml" xmlns:w16sdtdh="http://schemas.microsoft.com/office/word/2020/wordml/sdtdatahash" xmlns:w16sdtfl="http://schemas.microsoft.com/office/word/2024/wordml/sdtformatlock" xmlns:w16se="http://schemas.microsoft.com/office/word/2015/wordml/symex" xmlns:w16du="http://schemas.microsoft.com/office/word/2023/wordml/word16du" xmlns:wne="http://schemas.microsoft.com/office/word/2006/wordml" mc:Ignorable="w14 w15 w16se w16cid w16 w16cex w16sdtdh w16sdtfl w16du wp14">
   <w:endnote w:type="separator" w:id="-1">
     <w:p>
-      <w:pPr>
-        <w:spacing w:after="0" w:line="240" w:lineRule="auto"/>
-      </w:pPr>
-      <w:r>
-        <w:rPr>
-          <w:rStyle w:val="EndnoteReference"/>
-        </w:rPr>
-        <w:endnoteRef/>
-      </w:r>
       <w:r>
         <w:separator/>
       </w:r>
@@ -1674,15 +1461,6 @@
   </w:endnote>
   <w:endnote w:type="continuationSeparator" w:id="0">
     <w:p>
-      <w:pPr>
-        <w:spacing w:after="0" w:line="240" w:lineRule="auto"/>
-      </w:pPr>
-      <w:r>
-        <w:rPr>
-          <w:rStyle w:val="EndnoteReference"/>
-        </w:rPr>
-        <w:endnoteRef/>
-      </w:r>
       <w:r>
         <w:continuationSeparator/>
       </w:r>
@@ -1692,18 +1470,9 @@
 </file>
 
 <file path=word/footnotes.xml><?xml version="1.0" encoding="utf-8"?>
-<w:footnotes xmlns:wpc="http://schemas.microsoft.com/office/word/2010/wordprocessingCanvas" xmlns:mc="http://schemas.openxmlformats.org/markup-compatibility/2006" xmlns:o="urn:schemas-microsoft-com:office:office" xmlns:r="http://schemas.openxmlformats.org/officeDocument/2006/relationships" xmlns:m="http://schemas.openxmlformats.org/officeDocument/2006/math" xmlns:v="urn:schemas-microsoft-com:vml" xmlns:wp14="http://schemas.microsoft.com/office/word/2010/wordprocessingDrawing" xmlns:wp="http://schemas.openxmlformats.org/drawingml/2006/wordprocessingDrawing" xmlns:w10="urn:schemas-microsoft-com:office:word" xmlns:w="http://schemas.openxmlformats.org/wordprocessingml/2006/main" xmlns:w14="http://schemas.microsoft.com/office/word/2010/wordml" xmlns:w15="http://schemas.microsoft.com/office/word/2012/wordml" xmlns:wpg="http://schemas.microsoft.com/office/word/2010/wordprocessingGroup" xmlns:wpi="http://schemas.microsoft.com/office/word/2010/wordprocessingInk" xmlns:wne="http://schemas.microsoft.com/office/word/2006/wordml" xmlns:wps="http://schemas.microsoft.com/office/word/2010/wordprocessingShape" mc:Ignorable="w14 w15 wp14">
+<w:footnotes xmlns:wpc="http://schemas.microsoft.com/office/word/2010/wordprocessingCanvas" xmlns:cx="http://schemas.microsoft.com/office/drawing/2014/chartex" xmlns:cx1="http://schemas.microsoft.com/office/drawing/2015/9/8/chartex" xmlns:cx2="http://schemas.microsoft.com/office/drawing/2015/10/21/chartex" xmlns:cx3="http://schemas.microsoft.com/office/drawing/2016/5/9/chartex" xmlns:cx4="http://schemas.microsoft.com/office/drawing/2016/5/10/chartex" xmlns:cx5="http://schemas.microsoft.com/office/drawing/2016/5/11/chartex" xmlns:cx6="http://schemas.microsoft.com/office/drawing/2016/5/12/chartex" xmlns:cx7="http://schemas.microsoft.com/office/drawing/2016/5/13/chartex" xmlns:cx8="http://schemas.microsoft.com/office/drawing/2016/5/14/chartex" xmlns:mc="http://schemas.openxmlformats.org/markup-compatibility/2006" xmlns:m="http://schemas.openxmlformats.org/officeDocument/2006/math" xmlns:aink="http://schemas.microsoft.com/office/drawing/2016/ink" xmlns:am3d="http://schemas.microsoft.com/office/drawing/2017/model3d" xmlns:oel="http://schemas.microsoft.com/office/2019/extlst" xmlns:r="http://schemas.openxmlformats.org/officeDocument/2006/relationships" xmlns:wp14="http://schemas.microsoft.com/office/word/2010/wordprocessingDrawing" xmlns:wp="http://schemas.openxmlformats.org/drawingml/2006/wordprocessingDrawing" xmlns:wpg="http://schemas.microsoft.com/office/word/2010/wordprocessingGroup" xmlns:wpi="http://schemas.microsoft.com/office/word/2010/wordprocessingInk" xmlns:wps="http://schemas.microsoft.com/office/word/2010/wordprocessingShape" xmlns:o="urn:schemas-microsoft-com:office:office" xmlns:v="urn:schemas-microsoft-com:vml" xmlns:w10="urn:schemas-microsoft-com:office:word" xmlns:w="http://schemas.openxmlformats.org/wordprocessingml/2006/main" xmlns:w14="http://schemas.microsoft.com/office/word/2010/wordml" xmlns:w15="http://schemas.microsoft.com/office/word/2012/wordml" xmlns:w16cex="http://schemas.microsoft.com/office/word/2018/wordml/cex" xmlns:w16cid="http://schemas.microsoft.com/office/word/2016/wordml/cid" xmlns:w16="http://schemas.microsoft.com/office/word/2018/wordml" xmlns:w16sdtdh="http://schemas.microsoft.com/office/word/2020/wordml/sdtdatahash" xmlns:w16sdtfl="http://schemas.microsoft.com/office/word/2024/wordml/sdtformatlock" xmlns:w16se="http://schemas.microsoft.com/office/word/2015/wordml/symex" xmlns:w16du="http://schemas.microsoft.com/office/word/2023/wordml/word16du" xmlns:wne="http://schemas.microsoft.com/office/word/2006/wordml" mc:Ignorable="w14 w15 w16se w16cid w16 w16cex w16sdtdh w16sdtfl w16du wp14">
   <w:footnote w:type="separator" w:id="-1">
     <w:p>
-      <w:pPr>
-        <w:spacing w:after="0" w:line="240" w:lineRule="auto"/>
-      </w:pPr>
-      <w:r>
-        <w:rPr>
-          <w:rStyle w:val="FootnoteReference"/>
-        </w:rPr>
-        <w:footnoteRef/>
-      </w:r>
       <w:r>
         <w:separator/>
       </w:r>
@@ -1711,15 +1480,6 @@
   </w:footnote>
   <w:footnote w:type="continuationSeparator" w:id="0">
     <w:p>
-      <w:pPr>
-        <w:spacing w:after="0" w:line="240" w:lineRule="auto"/>
-      </w:pPr>
-      <w:r>
-        <w:rPr>
-          <w:rStyle w:val="FootnoteReference"/>
-        </w:rPr>
-        <w:footnoteRef/>
-      </w:r>
       <w:r>
         <w:continuationSeparator/>
       </w:r>
@@ -1728,11 +1488,136 @@
 </w:footnotes>
 </file>
 
+<file path=word/header1.xml><?xml version="1.0" encoding="utf-8"?>
+<w:hdr xmlns:wpc="http://schemas.microsoft.com/office/word/2010/wordprocessingCanvas" xmlns:cx="http://schemas.microsoft.com/office/drawing/2014/chartex" xmlns:cx1="http://schemas.microsoft.com/office/drawing/2015/9/8/chartex" xmlns:cx2="http://schemas.microsoft.com/office/drawing/2015/10/21/chartex" xmlns:cx3="http://schemas.microsoft.com/office/drawing/2016/5/9/chartex" xmlns:cx4="http://schemas.microsoft.com/office/drawing/2016/5/10/chartex" xmlns:cx5="http://schemas.microsoft.com/office/drawing/2016/5/11/chartex" xmlns:cx6="http://schemas.microsoft.com/office/drawing/2016/5/12/chartex" xmlns:cx7="http://schemas.microsoft.com/office/drawing/2016/5/13/chartex" xmlns:cx8="http://schemas.microsoft.com/office/drawing/2016/5/14/chartex" xmlns:mc="http://schemas.openxmlformats.org/markup-compatibility/2006" xmlns:m="http://schemas.openxmlformats.org/officeDocument/2006/math" xmlns:aink="http://schemas.microsoft.com/office/drawing/2016/ink" xmlns:am3d="http://schemas.microsoft.com/office/drawing/2017/model3d" xmlns:oel="http://schemas.microsoft.com/office/2019/extlst" xmlns:r="http://schemas.openxmlformats.org/officeDocument/2006/relationships" xmlns:wp14="http://schemas.microsoft.com/office/word/2010/wordprocessingDrawing" xmlns:wp="http://schemas.openxmlformats.org/drawingml/2006/wordprocessingDrawing" xmlns:wpg="http://schemas.microsoft.com/office/word/2010/wordprocessingGroup" xmlns:wpi="http://schemas.microsoft.com/office/word/2010/wordprocessingInk" xmlns:wps="http://schemas.microsoft.com/office/word/2010/wordprocessingShape" xmlns:o="urn:schemas-microsoft-com:office:office" xmlns:v="urn:schemas-microsoft-com:vml" xmlns:w10="urn:schemas-microsoft-com:office:word" xmlns:w="http://schemas.openxmlformats.org/wordprocessingml/2006/main" xmlns:w14="http://schemas.microsoft.com/office/word/2010/wordml" xmlns:w15="http://schemas.microsoft.com/office/word/2012/wordml" xmlns:w16cex="http://schemas.microsoft.com/office/word/2018/wordml/cex" xmlns:w16cid="http://schemas.microsoft.com/office/word/2016/wordml/cid" xmlns:w16="http://schemas.microsoft.com/office/word/2018/wordml" xmlns:w16sdtdh="http://schemas.microsoft.com/office/word/2020/wordml/sdtdatahash" xmlns:w16sdtfl="http://schemas.microsoft.com/office/word/2024/wordml/sdtformatlock" xmlns:w16se="http://schemas.microsoft.com/office/word/2015/wordml/symex" xmlns:w16du="http://schemas.microsoft.com/office/word/2023/wordml/word16du" xmlns:wne="http://schemas.microsoft.com/office/word/2006/wordml" mc:Ignorable="w14 w15 w16se w16cid w16 w16cex w16sdtdh w16sdtfl w16du wp14">
+  <w:sdt>
+    <w:sdtPr>
+      <w:rPr>
+        <w:rStyle w:val="PageNumber"/>
+      </w:rPr>
+      <w:id w:val="-215051656"/>
+      <w:docPartObj>
+        <w:docPartGallery w:val="Page Numbers (Top of Page)"/>
+        <w:docPartUnique/>
+      </w:docPartObj>
+    </w:sdtPr>
+    <w:sdtContent>
+      <w:p>
+        <w:pPr>
+          <w:pStyle w:val="Header"/>
+          <w:framePr w:wrap="none" w:vAnchor="text" w:hAnchor="margin" w:xAlign="right" w:y="1"/>
+          <w:rPr>
+            <w:rStyle w:val="PageNumber"/>
+          </w:rPr>
+        </w:pPr>
+        <w:r>
+          <w:rPr>
+            <w:rStyle w:val="PageNumber"/>
+          </w:rPr>
+          <w:fldChar w:fldCharType="begin"/>
+        </w:r>
+        <w:r>
+          <w:rPr>
+            <w:rStyle w:val="PageNumber"/>
+          </w:rPr>
+          <w:instrText xml:space="preserve"> PAGE </w:instrText>
+        </w:r>
+        <w:r>
+          <w:rPr>
+            <w:rStyle w:val="PageNumber"/>
+          </w:rPr>
+          <w:fldChar w:fldCharType="separate"/>
+        </w:r>
+        <w:r>
+          <w:rPr>
+            <w:rStyle w:val="PageNumber"/>
+          </w:rPr>
+          <w:fldChar w:fldCharType="end"/>
+        </w:r>
+      </w:p>
+    </w:sdtContent>
+  </w:sdt>
+  <w:p>
+    <w:pPr>
+      <w:pStyle w:val="Header"/>
+      <w:ind w:right="360"/>
+    </w:pPr>
+  </w:p>
+</w:hdr>
+</file>
+
+<file path=word/header2.xml><?xml version="1.0" encoding="utf-8"?>
+<w:hdr xmlns:wpc="http://schemas.microsoft.com/office/word/2010/wordprocessingCanvas" xmlns:cx="http://schemas.microsoft.com/office/drawing/2014/chartex" xmlns:cx1="http://schemas.microsoft.com/office/drawing/2015/9/8/chartex" xmlns:cx2="http://schemas.microsoft.com/office/drawing/2015/10/21/chartex" xmlns:cx3="http://schemas.microsoft.com/office/drawing/2016/5/9/chartex" xmlns:cx4="http://schemas.microsoft.com/office/drawing/2016/5/10/chartex" xmlns:cx5="http://schemas.microsoft.com/office/drawing/2016/5/11/chartex" xmlns:cx6="http://schemas.microsoft.com/office/drawing/2016/5/12/chartex" xmlns:cx7="http://schemas.microsoft.com/office/drawing/2016/5/13/chartex" xmlns:cx8="http://schemas.microsoft.com/office/drawing/2016/5/14/chartex" xmlns:mc="http://schemas.openxmlformats.org/markup-compatibility/2006" xmlns:m="http://schemas.openxmlformats.org/officeDocument/2006/math" xmlns:aink="http://schemas.microsoft.com/office/drawing/2016/ink" xmlns:am3d="http://schemas.microsoft.com/office/drawing/2017/model3d" xmlns:oel="http://schemas.microsoft.com/office/2019/extlst" xmlns:r="http://schemas.openxmlformats.org/officeDocument/2006/relationships" xmlns:wp14="http://schemas.microsoft.com/office/word/2010/wordprocessingDrawing" xmlns:wp="http://schemas.openxmlformats.org/drawingml/2006/wordprocessingDrawing" xmlns:wpg="http://schemas.microsoft.com/office/word/2010/wordprocessingGroup" xmlns:wpi="http://schemas.microsoft.com/office/word/2010/wordprocessingInk" xmlns:wps="http://schemas.microsoft.com/office/word/2010/wordprocessingShape" xmlns:o="urn:schemas-microsoft-com:office:office" xmlns:v="urn:schemas-microsoft-com:vml" xmlns:w10="urn:schemas-microsoft-com:office:word" xmlns:w="http://schemas.openxmlformats.org/wordprocessingml/2006/main" xmlns:w14="http://schemas.microsoft.com/office/word/2010/wordml" xmlns:w15="http://schemas.microsoft.com/office/word/2012/wordml" xmlns:w16cex="http://schemas.microsoft.com/office/word/2018/wordml/cex" xmlns:w16cid="http://schemas.microsoft.com/office/word/2016/wordml/cid" xmlns:w16="http://schemas.microsoft.com/office/word/2018/wordml" xmlns:w16sdtdh="http://schemas.microsoft.com/office/word/2020/wordml/sdtdatahash" xmlns:w16sdtfl="http://schemas.microsoft.com/office/word/2024/wordml/sdtformatlock" xmlns:w16se="http://schemas.microsoft.com/office/word/2015/wordml/symex" xmlns:w16du="http://schemas.microsoft.com/office/word/2023/wordml/word16du" xmlns:wne="http://schemas.microsoft.com/office/word/2006/wordml" mc:Ignorable="w14 w15 w16se w16cid w16 w16cex w16sdtdh w16sdtfl w16du wp14">
+  <w:sdt>
+    <w:sdtPr>
+      <w:rPr>
+        <w:rStyle w:val="PageNumber"/>
+      </w:rPr>
+      <w:id w:val="1713148243"/>
+      <w:docPartObj>
+        <w:docPartGallery w:val="Page Numbers (Top of Page)"/>
+        <w:docPartUnique/>
+      </w:docPartObj>
+    </w:sdtPr>
+    <w:sdtContent>
+      <w:p>
+        <w:pPr>
+          <w:pStyle w:val="Header"/>
+          <w:framePr w:wrap="none" w:vAnchor="text" w:hAnchor="margin" w:xAlign="right" w:y="1"/>
+          <w:rPr>
+            <w:rStyle w:val="PageNumber"/>
+          </w:rPr>
+        </w:pPr>
+        <w:r>
+          <w:rPr>
+            <w:rStyle w:val="PageNumber"/>
+          </w:rPr>
+          <w:fldChar w:fldCharType="begin"/>
+        </w:r>
+        <w:r>
+          <w:rPr>
+            <w:rStyle w:val="PageNumber"/>
+          </w:rPr>
+          <w:instrText xml:space="preserve"> PAGE </w:instrText>
+        </w:r>
+        <w:r>
+          <w:rPr>
+            <w:rStyle w:val="PageNumber"/>
+          </w:rPr>
+          <w:fldChar w:fldCharType="separate"/>
+        </w:r>
+        <w:r>
+          <w:rPr>
+            <w:rStyle w:val="PageNumber"/>
+            <w:noProof/>
+          </w:rPr>
+          <w:t>1</w:t>
+        </w:r>
+        <w:r>
+          <w:rPr>
+            <w:rStyle w:val="PageNumber"/>
+          </w:rPr>
+          <w:fldChar w:fldCharType="end"/>
+        </w:r>
+      </w:p>
+    </w:sdtContent>
+  </w:sdt>
+  <w:p>
+    <w:pPr>
+      <w:pStyle w:val="Header"/>
+      <w:ind w:right="360"/>
+    </w:pPr>
+  </w:p>
+</w:hdr>
+</file>
+
 <file path=word/numbering.xml><?xml version="1.0" encoding="utf-8"?>
-<w:numbering xmlns:wpc="http://schemas.microsoft.com/office/word/2010/wordprocessingCanvas" xmlns:mc="http://schemas.openxmlformats.org/markup-compatibility/2006" xmlns:o="urn:schemas-microsoft-com:office:office" xmlns:r="http://schemas.openxmlformats.org/officeDocument/2006/relationships" xmlns:m="http://schemas.openxmlformats.org/officeDocument/2006/math" xmlns:v="urn:schemas-microsoft-com:vml" xmlns:wp14="http://schemas.microsoft.com/office/word/2010/wordprocessingDrawing" xmlns:wp="http://schemas.openxmlformats.org/drawingml/2006/wordprocessingDrawing" xmlns:w10="urn:schemas-microsoft-com:office:word" xmlns:w="http://schemas.openxmlformats.org/wordprocessingml/2006/main" xmlns:w14="http://schemas.microsoft.com/office/word/2010/wordml" xmlns:w15="http://schemas.microsoft.com/office/word/2012/wordml" xmlns:wpg="http://schemas.microsoft.com/office/word/2010/wordprocessingGroup" xmlns:wpi="http://schemas.microsoft.com/office/word/2010/wordprocessingInk" xmlns:wne="http://schemas.microsoft.com/office/word/2006/wordml" xmlns:wps="http://schemas.microsoft.com/office/word/2010/wordprocessingShape" mc:Ignorable="w14 w15 wp14">
-  <w:abstractNum w:abstractNumId="1" w15:restartNumberingAfterBreak="0">
+<w:numbering xmlns:wpc="http://schemas.microsoft.com/office/word/2010/wordprocessingCanvas" xmlns:cx="http://schemas.microsoft.com/office/drawing/2014/chartex" xmlns:cx1="http://schemas.microsoft.com/office/drawing/2015/9/8/chartex" xmlns:cx2="http://schemas.microsoft.com/office/drawing/2015/10/21/chartex" xmlns:cx3="http://schemas.microsoft.com/office/drawing/2016/5/9/chartex" xmlns:cx4="http://schemas.microsoft.com/office/drawing/2016/5/10/chartex" xmlns:cx5="http://schemas.microsoft.com/office/drawing/2016/5/11/chartex" xmlns:cx6="http://schemas.microsoft.com/office/drawing/2016/5/12/chartex" xmlns:cx7="http://schemas.microsoft.com/office/drawing/2016/5/13/chartex" xmlns:cx8="http://schemas.microsoft.com/office/drawing/2016/5/14/chartex" xmlns:mc="http://schemas.openxmlformats.org/markup-compatibility/2006" xmlns:m="http://schemas.openxmlformats.org/officeDocument/2006/math" xmlns:aink="http://schemas.microsoft.com/office/drawing/2016/ink" xmlns:am3d="http://schemas.microsoft.com/office/drawing/2017/model3d" xmlns:oel="http://schemas.microsoft.com/office/2019/extlst" xmlns:r="http://schemas.openxmlformats.org/officeDocument/2006/relationships" xmlns:wp14="http://schemas.microsoft.com/office/word/2010/wordprocessingDrawing" xmlns:wp="http://schemas.openxmlformats.org/drawingml/2006/wordprocessingDrawing" xmlns:wpg="http://schemas.microsoft.com/office/word/2010/wordprocessingGroup" xmlns:wpi="http://schemas.microsoft.com/office/word/2010/wordprocessingInk" xmlns:wps="http://schemas.microsoft.com/office/word/2010/wordprocessingShape" xmlns:o="urn:schemas-microsoft-com:office:office" xmlns:v="urn:schemas-microsoft-com:vml" xmlns:w10="urn:schemas-microsoft-com:office:word" xmlns:w="http://schemas.openxmlformats.org/wordprocessingml/2006/main" xmlns:w14="http://schemas.microsoft.com/office/word/2010/wordml" xmlns:w15="http://schemas.microsoft.com/office/word/2012/wordml" xmlns:w16cex="http://schemas.microsoft.com/office/word/2018/wordml/cex" xmlns:w16cid="http://schemas.microsoft.com/office/word/2016/wordml/cid" xmlns:w16="http://schemas.microsoft.com/office/word/2018/wordml" xmlns:w16sdtdh="http://schemas.microsoft.com/office/word/2020/wordml/sdtdatahash" xmlns:w16sdtfl="http://schemas.microsoft.com/office/word/2024/wordml/sdtformatlock" xmlns:w16se="http://schemas.microsoft.com/office/word/2015/wordml/symex" xmlns:w16du="http://schemas.microsoft.com/office/word/2023/wordml/word16du" xmlns:wne="http://schemas.microsoft.com/office/word/2006/wordml" mc:Ignorable="w14 w15 w16se w16cid w16 w16cex w16sdtdh w16sdtfl w16du wp14">
+  <w:abstractNum w:abstractNumId="0" w15:restartNumberingAfterBreak="0">
+    <w:nsid w:val="7A4B6414"/>
     <w:multiLevelType w:val="hybridMultilevel"/>
-    <w:lvl w:ilvl="0" w15:tentative="1">
+    <w:tmpl w:val="552A7D7E"/>
+    <w:lvl w:ilvl="0" w:tplc="C1D45CC6">
       <w:start w:val="1"/>
       <w:numFmt w:val="bullet"/>
       <w:lvlText w:val="●"/>
@@ -1741,7 +1626,7 @@
         <w:ind w:left="720" w:hanging="360"/>
       </w:pPr>
     </w:lvl>
-    <w:lvl w:ilvl="1" w15:tentative="1">
+    <w:lvl w:ilvl="1" w:tplc="6C347778">
       <w:start w:val="1"/>
       <w:numFmt w:val="bullet"/>
       <w:lvlText w:val="○"/>
@@ -1750,7 +1635,7 @@
         <w:ind w:left="1440" w:hanging="360"/>
       </w:pPr>
     </w:lvl>
-    <w:lvl w:ilvl="2" w15:tentative="1">
+    <w:lvl w:ilvl="2" w:tplc="9350FD70">
       <w:start w:val="1"/>
       <w:numFmt w:val="bullet"/>
       <w:lvlText w:val="■"/>
@@ -1759,7 +1644,7 @@
         <w:ind w:left="2160" w:hanging="360"/>
       </w:pPr>
     </w:lvl>
-    <w:lvl w:ilvl="3" w15:tentative="1">
+    <w:lvl w:ilvl="3" w:tplc="5D866976">
       <w:start w:val="1"/>
       <w:numFmt w:val="bullet"/>
       <w:lvlText w:val="●"/>
@@ -1768,7 +1653,7 @@
         <w:ind w:left="2880" w:hanging="360"/>
       </w:pPr>
     </w:lvl>
-    <w:lvl w:ilvl="4" w15:tentative="1">
+    <w:lvl w:ilvl="4" w:tplc="2B70E078">
       <w:start w:val="1"/>
       <w:numFmt w:val="bullet"/>
       <w:lvlText w:val="○"/>
@@ -1777,7 +1662,7 @@
         <w:ind w:left="3600" w:hanging="360"/>
       </w:pPr>
     </w:lvl>
-    <w:lvl w:ilvl="5" w15:tentative="1">
+    <w:lvl w:ilvl="5" w:tplc="0A70B602">
       <w:start w:val="1"/>
       <w:numFmt w:val="bullet"/>
       <w:lvlText w:val="■"/>
@@ -1786,7 +1671,7 @@
         <w:ind w:left="4320" w:hanging="360"/>
       </w:pPr>
     </w:lvl>
-    <w:lvl w:ilvl="6" w15:tentative="1">
+    <w:lvl w:ilvl="6" w:tplc="00F28552">
       <w:start w:val="1"/>
       <w:numFmt w:val="bullet"/>
       <w:lvlText w:val="●"/>
@@ -1795,7 +1680,7 @@
         <w:ind w:left="5040" w:hanging="360"/>
       </w:pPr>
     </w:lvl>
-    <w:lvl w:ilvl="7" w15:tentative="1">
+    <w:lvl w:ilvl="7" w:tplc="FC1677A4">
       <w:start w:val="1"/>
       <w:numFmt w:val="bullet"/>
       <w:lvlText w:val="●"/>
@@ -1804,7 +1689,7 @@
         <w:ind w:left="5760" w:hanging="360"/>
       </w:pPr>
     </w:lvl>
-    <w:lvl w:ilvl="8" w15:tentative="1">
+    <w:lvl w:ilvl="8" w:tplc="5B600ED6">
       <w:start w:val="1"/>
       <w:numFmt w:val="bullet"/>
       <w:lvlText w:val="●"/>
@@ -1814,9 +1699,11 @@
       </w:pPr>
     </w:lvl>
   </w:abstractNum>
-  <w:abstractNum w:abstractNumId="2" w15:restartNumberingAfterBreak="0">
+  <w:abstractNum w:abstractNumId="1" w15:restartNumberingAfterBreak="0">
+    <w:nsid w:val="7DAB57E9"/>
     <w:multiLevelType w:val="hybridMultilevel"/>
-    <w:lvl w:ilvl="0" w15:tentative="1">
+    <w:tmpl w:val="84FA0D0C"/>
+    <w:lvl w:ilvl="0" w:tplc="FC48EC7C">
       <w:start w:val="1"/>
       <w:numFmt w:val="bullet"/>
       <w:lvlText w:val="–"/>
@@ -1825,15 +1712,55 @@
         <w:ind w:left="480" w:hanging="280"/>
       </w:pPr>
     </w:lvl>
+    <w:lvl w:ilvl="1" w:tplc="1638E02C">
+      <w:numFmt w:val="decimal"/>
+      <w:lvlText w:val=""/>
+      <w:lvlJc w:val="left"/>
+    </w:lvl>
+    <w:lvl w:ilvl="2" w:tplc="A8A0713E">
+      <w:numFmt w:val="decimal"/>
+      <w:lvlText w:val=""/>
+      <w:lvlJc w:val="left"/>
+    </w:lvl>
+    <w:lvl w:ilvl="3" w:tplc="D7EE786A">
+      <w:numFmt w:val="decimal"/>
+      <w:lvlText w:val=""/>
+      <w:lvlJc w:val="left"/>
+    </w:lvl>
+    <w:lvl w:ilvl="4" w:tplc="D60644F0">
+      <w:numFmt w:val="decimal"/>
+      <w:lvlText w:val=""/>
+      <w:lvlJc w:val="left"/>
+    </w:lvl>
+    <w:lvl w:ilvl="5" w:tplc="14D6DBA2">
+      <w:numFmt w:val="decimal"/>
+      <w:lvlText w:val=""/>
+      <w:lvlJc w:val="left"/>
+    </w:lvl>
+    <w:lvl w:ilvl="6" w:tplc="8E6E7EB8">
+      <w:numFmt w:val="decimal"/>
+      <w:lvlText w:val=""/>
+      <w:lvlJc w:val="left"/>
+    </w:lvl>
+    <w:lvl w:ilvl="7" w:tplc="F1946A22">
+      <w:numFmt w:val="decimal"/>
+      <w:lvlText w:val=""/>
+      <w:lvlJc w:val="left"/>
+    </w:lvl>
+    <w:lvl w:ilvl="8" w:tplc="227681A2">
+      <w:numFmt w:val="decimal"/>
+      <w:lvlText w:val=""/>
+      <w:lvlJc w:val="left"/>
+    </w:lvl>
   </w:abstractNum>
-  <w:num w:numId="1">
-    <w:abstractNumId w:val="1"/>
+  <w:num w:numId="1" w16cid:durableId="981008735">
+    <w:abstractNumId w:val="0"/>
     <w:lvlOverride w:ilvl="0">
       <w:startOverride w:val="1"/>
     </w:lvlOverride>
   </w:num>
-  <w:num w:numId="2">
-    <w:abstractNumId w:val="2"/>
+  <w:num w:numId="2" w16cid:durableId="478376721">
+    <w:abstractNumId w:val="1"/>
     <w:lvlOverride w:ilvl="0">
       <w:startOverride w:val="1"/>
     </w:lvlOverride>
@@ -1842,33 +1769,406 @@
 </file>
 
 <file path=word/styles.xml><?xml version="1.0" encoding="utf-8"?>
-<w:styles xmlns:mc="http://schemas.openxmlformats.org/markup-compatibility/2006" xmlns:r="http://schemas.openxmlformats.org/officeDocument/2006/relationships" xmlns:w="http://schemas.openxmlformats.org/wordprocessingml/2006/main" xmlns:w14="http://schemas.microsoft.com/office/word/2010/wordml" xmlns:w15="http://schemas.microsoft.com/office/word/2012/wordml" mc:Ignorable="w14 w15">
+<w:styles xmlns:mc="http://schemas.openxmlformats.org/markup-compatibility/2006" xmlns:r="http://schemas.openxmlformats.org/officeDocument/2006/relationships" xmlns:w="http://schemas.openxmlformats.org/wordprocessingml/2006/main" xmlns:w14="http://schemas.microsoft.com/office/word/2010/wordml" xmlns:w15="http://schemas.microsoft.com/office/word/2012/wordml" xmlns:w16cex="http://schemas.microsoft.com/office/word/2018/wordml/cex" xmlns:w16cid="http://schemas.microsoft.com/office/word/2016/wordml/cid" xmlns:w16="http://schemas.microsoft.com/office/word/2018/wordml" xmlns:w16sdtdh="http://schemas.microsoft.com/office/word/2020/wordml/sdtdatahash" xmlns:w16sdtfl="http://schemas.microsoft.com/office/word/2024/wordml/sdtformatlock" xmlns:w16se="http://schemas.microsoft.com/office/word/2015/wordml/symex" xmlns:w16du="http://schemas.microsoft.com/office/word/2023/wordml/word16du" mc:Ignorable="w14 w15 w16se w16cid w16 w16cex w16sdtdh w16sdtfl w16du">
   <w:docDefaults>
     <w:rPrDefault>
       <w:rPr>
-        <w:rFonts w:ascii="Calibri" w:cs="Calibri" w:eastAsia="Calibri" w:hAnsi="Calibri"/>
+        <w:rFonts w:ascii="Calibri" w:eastAsia="Calibri" w:hAnsi="Calibri" w:cs="Calibri"/>
         <w:color w:val="444444"/>
-        <w:sz w:val="20"/>
-        <w:szCs w:val="20"/>
+        <w:lang w:val="en-GB" w:eastAsia="en-GB" w:bidi="ar-SA"/>
       </w:rPr>
     </w:rPrDefault>
     <w:pPrDefault/>
   </w:docDefaults>
-  <w:style w:type="paragraph" w:styleId="Title">
-    <w:name w:val="Title"/>
-    <w:basedOn w:val="Normal"/>
-    <w:next w:val="Normal"/>
+  <w:latentStyles w:defLockedState="0" w:defUIPriority="99" w:defSemiHidden="0" w:defUnhideWhenUsed="0" w:defQFormat="0" w:count="376">
+    <w:lsdException w:name="Normal" w:uiPriority="0" w:qFormat="1"/>
+    <w:lsdException w:name="heading 1" w:uiPriority="9" w:qFormat="1"/>
+    <w:lsdException w:name="heading 2" w:semiHidden="1" w:uiPriority="9" w:unhideWhenUsed="1" w:qFormat="1"/>
+    <w:lsdException w:name="heading 3" w:semiHidden="1" w:uiPriority="9" w:unhideWhenUsed="1" w:qFormat="1"/>
+    <w:lsdException w:name="heading 4" w:semiHidden="1" w:uiPriority="9" w:unhideWhenUsed="1" w:qFormat="1"/>
+    <w:lsdException w:name="heading 5" w:semiHidden="1" w:uiPriority="9" w:unhideWhenUsed="1" w:qFormat="1"/>
+    <w:lsdException w:name="heading 6" w:semiHidden="1" w:uiPriority="9" w:unhideWhenUsed="1" w:qFormat="1"/>
+    <w:lsdException w:name="heading 7" w:semiHidden="1" w:uiPriority="9" w:unhideWhenUsed="1" w:qFormat="1"/>
+    <w:lsdException w:name="heading 8" w:semiHidden="1" w:uiPriority="9" w:unhideWhenUsed="1" w:qFormat="1"/>
+    <w:lsdException w:name="heading 9" w:semiHidden="1" w:uiPriority="9" w:unhideWhenUsed="1" w:qFormat="1"/>
+    <w:lsdException w:name="index 1" w:semiHidden="1" w:unhideWhenUsed="1"/>
+    <w:lsdException w:name="index 2" w:semiHidden="1" w:unhideWhenUsed="1"/>
+    <w:lsdException w:name="index 3" w:semiHidden="1" w:unhideWhenUsed="1"/>
+    <w:lsdException w:name="index 4" w:semiHidden="1" w:unhideWhenUsed="1"/>
+    <w:lsdException w:name="index 5" w:semiHidden="1" w:unhideWhenUsed="1"/>
+    <w:lsdException w:name="index 6" w:semiHidden="1" w:unhideWhenUsed="1"/>
+    <w:lsdException w:name="index 7" w:semiHidden="1" w:unhideWhenUsed="1"/>
+    <w:lsdException w:name="index 8" w:semiHidden="1" w:unhideWhenUsed="1"/>
+    <w:lsdException w:name="index 9" w:semiHidden="1" w:unhideWhenUsed="1"/>
+    <w:lsdException w:name="toc 1" w:semiHidden="1" w:uiPriority="39" w:unhideWhenUsed="1"/>
+    <w:lsdException w:name="toc 2" w:semiHidden="1" w:uiPriority="39" w:unhideWhenUsed="1"/>
+    <w:lsdException w:name="toc 3" w:semiHidden="1" w:uiPriority="39" w:unhideWhenUsed="1"/>
+    <w:lsdException w:name="toc 4" w:semiHidden="1" w:uiPriority="39" w:unhideWhenUsed="1"/>
+    <w:lsdException w:name="toc 5" w:semiHidden="1" w:uiPriority="39" w:unhideWhenUsed="1"/>
+    <w:lsdException w:name="toc 6" w:semiHidden="1" w:uiPriority="39" w:unhideWhenUsed="1"/>
+    <w:lsdException w:name="toc 7" w:semiHidden="1" w:uiPriority="39" w:unhideWhenUsed="1"/>
+    <w:lsdException w:name="toc 8" w:semiHidden="1" w:uiPriority="39" w:unhideWhenUsed="1"/>
+    <w:lsdException w:name="toc 9" w:semiHidden="1" w:uiPriority="39" w:unhideWhenUsed="1"/>
+    <w:lsdException w:name="Normal Indent" w:semiHidden="1" w:unhideWhenUsed="1"/>
+    <w:lsdException w:name="footnote text" w:semiHidden="1" w:unhideWhenUsed="1"/>
+    <w:lsdException w:name="annotation text" w:semiHidden="1" w:unhideWhenUsed="1"/>
+    <w:lsdException w:name="header" w:semiHidden="1" w:unhideWhenUsed="1"/>
+    <w:lsdException w:name="footer" w:semiHidden="1" w:unhideWhenUsed="1"/>
+    <w:lsdException w:name="index heading" w:semiHidden="1" w:unhideWhenUsed="1"/>
+    <w:lsdException w:name="caption" w:semiHidden="1" w:uiPriority="35" w:unhideWhenUsed="1" w:qFormat="1"/>
+    <w:lsdException w:name="table of figures" w:semiHidden="1" w:unhideWhenUsed="1"/>
+    <w:lsdException w:name="envelope address" w:semiHidden="1" w:unhideWhenUsed="1"/>
+    <w:lsdException w:name="envelope return" w:semiHidden="1" w:unhideWhenUsed="1"/>
+    <w:lsdException w:name="footnote reference" w:semiHidden="1" w:unhideWhenUsed="1"/>
+    <w:lsdException w:name="annotation reference" w:semiHidden="1" w:unhideWhenUsed="1"/>
+    <w:lsdException w:name="line number" w:semiHidden="1" w:unhideWhenUsed="1"/>
+    <w:lsdException w:name="page number" w:semiHidden="1" w:unhideWhenUsed="1"/>
+    <w:lsdException w:name="endnote reference" w:semiHidden="1" w:unhideWhenUsed="1"/>
+    <w:lsdException w:name="endnote text" w:semiHidden="1" w:unhideWhenUsed="1"/>
+    <w:lsdException w:name="table of authorities" w:semiHidden="1" w:unhideWhenUsed="1"/>
+    <w:lsdException w:name="macro" w:semiHidden="1" w:unhideWhenUsed="1"/>
+    <w:lsdException w:name="toa heading" w:semiHidden="1" w:unhideWhenUsed="1"/>
+    <w:lsdException w:name="List" w:semiHidden="1" w:unhideWhenUsed="1"/>
+    <w:lsdException w:name="List Bullet" w:semiHidden="1" w:unhideWhenUsed="1"/>
+    <w:lsdException w:name="List Number" w:semiHidden="1" w:unhideWhenUsed="1"/>
+    <w:lsdException w:name="List 2" w:semiHidden="1" w:unhideWhenUsed="1"/>
+    <w:lsdException w:name="List 3" w:semiHidden="1" w:unhideWhenUsed="1"/>
+    <w:lsdException w:name="List 4" w:semiHidden="1" w:unhideWhenUsed="1"/>
+    <w:lsdException w:name="List 5" w:semiHidden="1" w:unhideWhenUsed="1"/>
+    <w:lsdException w:name="List Bullet 2" w:semiHidden="1" w:unhideWhenUsed="1"/>
+    <w:lsdException w:name="List Bullet 3" w:semiHidden="1" w:unhideWhenUsed="1"/>
+    <w:lsdException w:name="List Bullet 4" w:semiHidden="1" w:unhideWhenUsed="1"/>
+    <w:lsdException w:name="List Bullet 5" w:semiHidden="1" w:unhideWhenUsed="1"/>
+    <w:lsdException w:name="List Number 2" w:semiHidden="1" w:unhideWhenUsed="1"/>
+    <w:lsdException w:name="List Number 3" w:semiHidden="1" w:unhideWhenUsed="1"/>
+    <w:lsdException w:name="List Number 4" w:semiHidden="1" w:unhideWhenUsed="1"/>
+    <w:lsdException w:name="List Number 5" w:semiHidden="1" w:unhideWhenUsed="1"/>
+    <w:lsdException w:name="Title" w:uiPriority="10" w:qFormat="1"/>
+    <w:lsdException w:name="Closing" w:semiHidden="1" w:unhideWhenUsed="1"/>
+    <w:lsdException w:name="Signature" w:semiHidden="1" w:unhideWhenUsed="1"/>
+    <w:lsdException w:name="Default Paragraph Font" w:semiHidden="1" w:uiPriority="1" w:unhideWhenUsed="1"/>
+    <w:lsdException w:name="Body Text" w:semiHidden="1" w:unhideWhenUsed="1"/>
+    <w:lsdException w:name="Body Text Indent" w:semiHidden="1" w:unhideWhenUsed="1"/>
+    <w:lsdException w:name="List Continue" w:semiHidden="1" w:unhideWhenUsed="1"/>
+    <w:lsdException w:name="List Continue 2" w:semiHidden="1" w:unhideWhenUsed="1"/>
+    <w:lsdException w:name="List Continue 3" w:semiHidden="1" w:unhideWhenUsed="1"/>
+    <w:lsdException w:name="List Continue 4" w:semiHidden="1" w:unhideWhenUsed="1"/>
+    <w:lsdException w:name="List Continue 5" w:semiHidden="1" w:unhideWhenUsed="1"/>
+    <w:lsdException w:name="Message Header" w:semiHidden="1" w:unhideWhenUsed="1"/>
+    <w:lsdException w:name="Subtitle" w:uiPriority="11" w:qFormat="1"/>
+    <w:lsdException w:name="Salutation" w:semiHidden="1" w:unhideWhenUsed="1"/>
+    <w:lsdException w:name="Date" w:semiHidden="1" w:unhideWhenUsed="1"/>
+    <w:lsdException w:name="Body Text First Indent" w:semiHidden="1" w:unhideWhenUsed="1"/>
+    <w:lsdException w:name="Body Text First Indent 2" w:semiHidden="1" w:unhideWhenUsed="1"/>
+    <w:lsdException w:name="Note Heading" w:semiHidden="1" w:unhideWhenUsed="1"/>
+    <w:lsdException w:name="Body Text 2" w:semiHidden="1" w:unhideWhenUsed="1"/>
+    <w:lsdException w:name="Body Text 3" w:semiHidden="1" w:unhideWhenUsed="1"/>
+    <w:lsdException w:name="Body Text Indent 2" w:semiHidden="1" w:unhideWhenUsed="1"/>
+    <w:lsdException w:name="Body Text Indent 3" w:semiHidden="1" w:unhideWhenUsed="1"/>
+    <w:lsdException w:name="Block Text" w:semiHidden="1" w:unhideWhenUsed="1"/>
+    <w:lsdException w:name="Hyperlink" w:semiHidden="1" w:unhideWhenUsed="1"/>
+    <w:lsdException w:name="FollowedHyperlink" w:semiHidden="1" w:unhideWhenUsed="1"/>
+    <w:lsdException w:name="Strong" w:uiPriority="22" w:qFormat="1"/>
+    <w:lsdException w:name="Emphasis" w:uiPriority="20" w:qFormat="1"/>
+    <w:lsdException w:name="Document Map" w:semiHidden="1" w:unhideWhenUsed="1"/>
+    <w:lsdException w:name="Plain Text" w:semiHidden="1" w:unhideWhenUsed="1"/>
+    <w:lsdException w:name="E-mail Signature" w:semiHidden="1" w:unhideWhenUsed="1"/>
+    <w:lsdException w:name="HTML Top of Form" w:semiHidden="1" w:unhideWhenUsed="1"/>
+    <w:lsdException w:name="HTML Bottom of Form" w:semiHidden="1" w:unhideWhenUsed="1"/>
+    <w:lsdException w:name="Normal (Web)" w:semiHidden="1" w:unhideWhenUsed="1"/>
+    <w:lsdException w:name="HTML Acronym" w:semiHidden="1" w:unhideWhenUsed="1"/>
+    <w:lsdException w:name="HTML Address" w:semiHidden="1" w:unhideWhenUsed="1"/>
+    <w:lsdException w:name="HTML Cite" w:semiHidden="1" w:unhideWhenUsed="1"/>
+    <w:lsdException w:name="HTML Code" w:semiHidden="1" w:unhideWhenUsed="1"/>
+    <w:lsdException w:name="HTML Definition" w:semiHidden="1" w:unhideWhenUsed="1"/>
+    <w:lsdException w:name="HTML Keyboard" w:semiHidden="1" w:unhideWhenUsed="1"/>
+    <w:lsdException w:name="HTML Preformatted" w:semiHidden="1" w:unhideWhenUsed="1"/>
+    <w:lsdException w:name="HTML Sample" w:semiHidden="1" w:unhideWhenUsed="1"/>
+    <w:lsdException w:name="HTML Typewriter" w:semiHidden="1" w:unhideWhenUsed="1"/>
+    <w:lsdException w:name="HTML Variable" w:semiHidden="1" w:unhideWhenUsed="1"/>
+    <w:lsdException w:name="Normal Table" w:semiHidden="1" w:unhideWhenUsed="1"/>
+    <w:lsdException w:name="annotation subject" w:semiHidden="1" w:unhideWhenUsed="1"/>
+    <w:lsdException w:name="No List" w:semiHidden="1" w:unhideWhenUsed="1"/>
+    <w:lsdException w:name="Outline List 1" w:semiHidden="1" w:unhideWhenUsed="1"/>
+    <w:lsdException w:name="Outline List 2" w:semiHidden="1" w:unhideWhenUsed="1"/>
+    <w:lsdException w:name="Outline List 3" w:semiHidden="1" w:unhideWhenUsed="1"/>
+    <w:lsdException w:name="Table Simple 1" w:semiHidden="1" w:unhideWhenUsed="1"/>
+    <w:lsdException w:name="Table Simple 2" w:semiHidden="1" w:unhideWhenUsed="1"/>
+    <w:lsdException w:name="Table Simple 3" w:semiHidden="1" w:unhideWhenUsed="1"/>
+    <w:lsdException w:name="Table Classic 1" w:semiHidden="1" w:unhideWhenUsed="1"/>
+    <w:lsdException w:name="Table Classic 2" w:semiHidden="1" w:unhideWhenUsed="1"/>
+    <w:lsdException w:name="Table Classic 3" w:semiHidden="1" w:unhideWhenUsed="1"/>
+    <w:lsdException w:name="Table Classic 4" w:semiHidden="1" w:unhideWhenUsed="1"/>
+    <w:lsdException w:name="Table Colorful 1" w:semiHidden="1" w:unhideWhenUsed="1"/>
+    <w:lsdException w:name="Table Colorful 2" w:semiHidden="1" w:unhideWhenUsed="1"/>
+    <w:lsdException w:name="Table Colorful 3" w:semiHidden="1" w:unhideWhenUsed="1"/>
+    <w:lsdException w:name="Table Columns 1" w:semiHidden="1" w:unhideWhenUsed="1"/>
+    <w:lsdException w:name="Table Columns 2" w:semiHidden="1" w:unhideWhenUsed="1"/>
+    <w:lsdException w:name="Table Columns 3" w:semiHidden="1" w:unhideWhenUsed="1"/>
+    <w:lsdException w:name="Table Columns 4" w:semiHidden="1" w:unhideWhenUsed="1"/>
+    <w:lsdException w:name="Table Columns 5" w:semiHidden="1" w:unhideWhenUsed="1"/>
+    <w:lsdException w:name="Table Grid 1" w:semiHidden="1" w:unhideWhenUsed="1"/>
+    <w:lsdException w:name="Table Grid 2" w:semiHidden="1" w:unhideWhenUsed="1"/>
+    <w:lsdException w:name="Table Grid 3" w:semiHidden="1" w:unhideWhenUsed="1"/>
+    <w:lsdException w:name="Table Grid 4" w:semiHidden="1" w:unhideWhenUsed="1"/>
+    <w:lsdException w:name="Table Grid 5" w:semiHidden="1" w:unhideWhenUsed="1"/>
+    <w:lsdException w:name="Table Grid 6" w:semiHidden="1" w:unhideWhenUsed="1"/>
+    <w:lsdException w:name="Table Grid 7" w:semiHidden="1" w:unhideWhenUsed="1"/>
+    <w:lsdException w:name="Table Grid 8" w:semiHidden="1" w:unhideWhenUsed="1"/>
+    <w:lsdException w:name="Table List 1" w:semiHidden="1" w:unhideWhenUsed="1"/>
+    <w:lsdException w:name="Table List 2" w:semiHidden="1" w:unhideWhenUsed="1"/>
+    <w:lsdException w:name="Table List 3" w:semiHidden="1" w:unhideWhenUsed="1"/>
+    <w:lsdException w:name="Table List 4" w:semiHidden="1" w:unhideWhenUsed="1"/>
+    <w:lsdException w:name="Table List 5" w:semiHidden="1" w:unhideWhenUsed="1"/>
+    <w:lsdException w:name="Table List 6" w:semiHidden="1" w:unhideWhenUsed="1"/>
+    <w:lsdException w:name="Table List 7" w:semiHidden="1" w:unhideWhenUsed="1"/>
+    <w:lsdException w:name="Table List 8" w:semiHidden="1" w:unhideWhenUsed="1"/>
+    <w:lsdException w:name="Table 3D effects 1" w:semiHidden="1" w:unhideWhenUsed="1"/>
+    <w:lsdException w:name="Table 3D effects 2" w:semiHidden="1" w:unhideWhenUsed="1"/>
+    <w:lsdException w:name="Table 3D effects 3" w:semiHidden="1" w:unhideWhenUsed="1"/>
+    <w:lsdException w:name="Table Contemporary" w:semiHidden="1" w:unhideWhenUsed="1"/>
+    <w:lsdException w:name="Table Elegant" w:semiHidden="1" w:unhideWhenUsed="1"/>
+    <w:lsdException w:name="Table Professional" w:semiHidden="1" w:unhideWhenUsed="1"/>
+    <w:lsdException w:name="Table Subtle 1" w:semiHidden="1" w:unhideWhenUsed="1"/>
+    <w:lsdException w:name="Table Subtle 2" w:semiHidden="1" w:unhideWhenUsed="1"/>
+    <w:lsdException w:name="Table Web 1" w:semiHidden="1" w:unhideWhenUsed="1"/>
+    <w:lsdException w:name="Table Web 2" w:semiHidden="1" w:unhideWhenUsed="1"/>
+    <w:lsdException w:name="Table Web 3" w:semiHidden="1" w:unhideWhenUsed="1"/>
+    <w:lsdException w:name="Balloon Text" w:semiHidden="1" w:unhideWhenUsed="1"/>
+    <w:lsdException w:name="Table Grid" w:uiPriority="39"/>
+    <w:lsdException w:name="Table Theme" w:semiHidden="1" w:unhideWhenUsed="1"/>
+    <w:lsdException w:name="Placeholder Text" w:semiHidden="1"/>
+    <w:lsdException w:name="No Spacing" w:uiPriority="1" w:qFormat="1"/>
+    <w:lsdException w:name="Light Shading" w:uiPriority="60"/>
+    <w:lsdException w:name="Light List" w:uiPriority="61"/>
+    <w:lsdException w:name="Light Grid" w:uiPriority="62"/>
+    <w:lsdException w:name="Medium Shading 1" w:uiPriority="63"/>
+    <w:lsdException w:name="Medium Shading 2" w:uiPriority="64"/>
+    <w:lsdException w:name="Medium List 1" w:uiPriority="65"/>
+    <w:lsdException w:name="Medium List 2" w:uiPriority="66"/>
+    <w:lsdException w:name="Medium Grid 1" w:uiPriority="67"/>
+    <w:lsdException w:name="Medium Grid 2" w:uiPriority="68"/>
+    <w:lsdException w:name="Medium Grid 3" w:uiPriority="69"/>
+    <w:lsdException w:name="Dark List" w:uiPriority="70"/>
+    <w:lsdException w:name="Colorful Shading" w:uiPriority="71"/>
+    <w:lsdException w:name="Colorful List" w:uiPriority="72"/>
+    <w:lsdException w:name="Colorful Grid" w:uiPriority="73"/>
+    <w:lsdException w:name="Light Shading Accent 1" w:uiPriority="60"/>
+    <w:lsdException w:name="Light List Accent 1" w:uiPriority="61"/>
+    <w:lsdException w:name="Light Grid Accent 1" w:uiPriority="62"/>
+    <w:lsdException w:name="Medium Shading 1 Accent 1" w:uiPriority="63"/>
+    <w:lsdException w:name="Medium Shading 2 Accent 1" w:uiPriority="64"/>
+    <w:lsdException w:name="Medium List 1 Accent 1" w:uiPriority="65"/>
+    <w:lsdException w:name="Revision" w:semiHidden="1"/>
+    <w:lsdException w:name="List Paragraph" w:uiPriority="34" w:qFormat="1"/>
+    <w:lsdException w:name="Quote" w:uiPriority="29" w:qFormat="1"/>
+    <w:lsdException w:name="Intense Quote" w:uiPriority="30" w:qFormat="1"/>
+    <w:lsdException w:name="Medium List 2 Accent 1" w:uiPriority="66"/>
+    <w:lsdException w:name="Medium Grid 1 Accent 1" w:uiPriority="67"/>
+    <w:lsdException w:name="Medium Grid 2 Accent 1" w:uiPriority="68"/>
+    <w:lsdException w:name="Medium Grid 3 Accent 1" w:uiPriority="69"/>
+    <w:lsdException w:name="Dark List Accent 1" w:uiPriority="70"/>
+    <w:lsdException w:name="Colorful Shading Accent 1" w:uiPriority="71"/>
+    <w:lsdException w:name="Colorful List Accent 1" w:uiPriority="72"/>
+    <w:lsdException w:name="Colorful Grid Accent 1" w:uiPriority="73"/>
+    <w:lsdException w:name="Light Shading Accent 2" w:uiPriority="60"/>
+    <w:lsdException w:name="Light List Accent 2" w:uiPriority="61"/>
+    <w:lsdException w:name="Light Grid Accent 2" w:uiPriority="62"/>
+    <w:lsdException w:name="Medium Shading 1 Accent 2" w:uiPriority="63"/>
+    <w:lsdException w:name="Medium Shading 2 Accent 2" w:uiPriority="64"/>
+    <w:lsdException w:name="Medium List 1 Accent 2" w:uiPriority="65"/>
+    <w:lsdException w:name="Medium List 2 Accent 2" w:uiPriority="66"/>
+    <w:lsdException w:name="Medium Grid 1 Accent 2" w:uiPriority="67"/>
+    <w:lsdException w:name="Medium Grid 2 Accent 2" w:uiPriority="68"/>
+    <w:lsdException w:name="Medium Grid 3 Accent 2" w:uiPriority="69"/>
+    <w:lsdException w:name="Dark List Accent 2" w:uiPriority="70"/>
+    <w:lsdException w:name="Colorful Shading Accent 2" w:uiPriority="71"/>
+    <w:lsdException w:name="Colorful List Accent 2" w:uiPriority="72"/>
+    <w:lsdException w:name="Colorful Grid Accent 2" w:uiPriority="73"/>
+    <w:lsdException w:name="Light Shading Accent 3" w:uiPriority="60"/>
+    <w:lsdException w:name="Light List Accent 3" w:uiPriority="61"/>
+    <w:lsdException w:name="Light Grid Accent 3" w:uiPriority="62"/>
+    <w:lsdException w:name="Medium Shading 1 Accent 3" w:uiPriority="63"/>
+    <w:lsdException w:name="Medium Shading 2 Accent 3" w:uiPriority="64"/>
+    <w:lsdException w:name="Medium List 1 Accent 3" w:uiPriority="65"/>
+    <w:lsdException w:name="Medium List 2 Accent 3" w:uiPriority="66"/>
+    <w:lsdException w:name="Medium Grid 1 Accent 3" w:uiPriority="67"/>
+    <w:lsdException w:name="Medium Grid 2 Accent 3" w:uiPriority="68"/>
+    <w:lsdException w:name="Medium Grid 3 Accent 3" w:uiPriority="69"/>
+    <w:lsdException w:name="Dark List Accent 3" w:uiPriority="70"/>
+    <w:lsdException w:name="Colorful Shading Accent 3" w:uiPriority="71"/>
+    <w:lsdException w:name="Colorful List Accent 3" w:uiPriority="72"/>
+    <w:lsdException w:name="Colorful Grid Accent 3" w:uiPriority="73"/>
+    <w:lsdException w:name="Light Shading Accent 4" w:uiPriority="60"/>
+    <w:lsdException w:name="Light List Accent 4" w:uiPriority="61"/>
+    <w:lsdException w:name="Light Grid Accent 4" w:uiPriority="62"/>
+    <w:lsdException w:name="Medium Shading 1 Accent 4" w:uiPriority="63"/>
+    <w:lsdException w:name="Medium Shading 2 Accent 4" w:uiPriority="64"/>
+    <w:lsdException w:name="Medium List 1 Accent 4" w:uiPriority="65"/>
+    <w:lsdException w:name="Medium List 2 Accent 4" w:uiPriority="66"/>
+    <w:lsdException w:name="Medium Grid 1 Accent 4" w:uiPriority="67"/>
+    <w:lsdException w:name="Medium Grid 2 Accent 4" w:uiPriority="68"/>
+    <w:lsdException w:name="Medium Grid 3 Accent 4" w:uiPriority="69"/>
+    <w:lsdException w:name="Dark List Accent 4" w:uiPriority="70"/>
+    <w:lsdException w:name="Colorful Shading Accent 4" w:uiPriority="71"/>
+    <w:lsdException w:name="Colorful List Accent 4" w:uiPriority="72"/>
+    <w:lsdException w:name="Colorful Grid Accent 4" w:uiPriority="73"/>
+    <w:lsdException w:name="Light Shading Accent 5" w:uiPriority="60"/>
+    <w:lsdException w:name="Light List Accent 5" w:uiPriority="61"/>
+    <w:lsdException w:name="Light Grid Accent 5" w:uiPriority="62"/>
+    <w:lsdException w:name="Medium Shading 1 Accent 5" w:uiPriority="63"/>
+    <w:lsdException w:name="Medium Shading 2 Accent 5" w:uiPriority="64"/>
+    <w:lsdException w:name="Medium List 1 Accent 5" w:uiPriority="65"/>
+    <w:lsdException w:name="Medium List 2 Accent 5" w:uiPriority="66"/>
+    <w:lsdException w:name="Medium Grid 1 Accent 5" w:uiPriority="67"/>
+    <w:lsdException w:name="Medium Grid 2 Accent 5" w:uiPriority="68"/>
+    <w:lsdException w:name="Medium Grid 3 Accent 5" w:uiPriority="69"/>
+    <w:lsdException w:name="Dark List Accent 5" w:uiPriority="70"/>
+    <w:lsdException w:name="Colorful Shading Accent 5" w:uiPriority="71"/>
+    <w:lsdException w:name="Colorful List Accent 5" w:uiPriority="72"/>
+    <w:lsdException w:name="Colorful Grid Accent 5" w:uiPriority="73"/>
+    <w:lsdException w:name="Light Shading Accent 6" w:uiPriority="60"/>
+    <w:lsdException w:name="Light List Accent 6" w:uiPriority="61"/>
+    <w:lsdException w:name="Light Grid Accent 6" w:uiPriority="62"/>
+    <w:lsdException w:name="Medium Shading 1 Accent 6" w:uiPriority="63"/>
+    <w:lsdException w:name="Medium Shading 2 Accent 6" w:uiPriority="64"/>
+    <w:lsdException w:name="Medium List 1 Accent 6" w:uiPriority="65"/>
+    <w:lsdException w:name="Medium List 2 Accent 6" w:uiPriority="66"/>
+    <w:lsdException w:name="Medium Grid 1 Accent 6" w:uiPriority="67"/>
+    <w:lsdException w:name="Medium Grid 2 Accent 6" w:uiPriority="68"/>
+    <w:lsdException w:name="Medium Grid 3 Accent 6" w:uiPriority="69"/>
+    <w:lsdException w:name="Dark List Accent 6" w:uiPriority="70"/>
+    <w:lsdException w:name="Colorful Shading Accent 6" w:uiPriority="71"/>
+    <w:lsdException w:name="Colorful List Accent 6" w:uiPriority="72"/>
+    <w:lsdException w:name="Colorful Grid Accent 6" w:uiPriority="73"/>
+    <w:lsdException w:name="Subtle Emphasis" w:uiPriority="19" w:qFormat="1"/>
+    <w:lsdException w:name="Intense Emphasis" w:uiPriority="21" w:qFormat="1"/>
+    <w:lsdException w:name="Subtle Reference" w:uiPriority="31" w:qFormat="1"/>
+    <w:lsdException w:name="Intense Reference" w:uiPriority="32" w:qFormat="1"/>
+    <w:lsdException w:name="Book Title" w:uiPriority="33" w:qFormat="1"/>
+    <w:lsdException w:name="Bibliography" w:semiHidden="1" w:uiPriority="37" w:unhideWhenUsed="1"/>
+    <w:lsdException w:name="TOC Heading" w:semiHidden="1" w:uiPriority="39" w:unhideWhenUsed="1" w:qFormat="1"/>
+    <w:lsdException w:name="Plain Table 1" w:uiPriority="41"/>
+    <w:lsdException w:name="Plain Table 2" w:uiPriority="42"/>
+    <w:lsdException w:name="Plain Table 3" w:uiPriority="43"/>
+    <w:lsdException w:name="Plain Table 4" w:uiPriority="44"/>
+    <w:lsdException w:name="Plain Table 5" w:uiPriority="45"/>
+    <w:lsdException w:name="Grid Table Light" w:uiPriority="40"/>
+    <w:lsdException w:name="Grid Table 1 Light" w:uiPriority="46"/>
+    <w:lsdException w:name="Grid Table 2" w:uiPriority="47"/>
+    <w:lsdException w:name="Grid Table 3" w:uiPriority="48"/>
+    <w:lsdException w:name="Grid Table 4" w:uiPriority="49"/>
+    <w:lsdException w:name="Grid Table 5 Dark" w:uiPriority="50"/>
+    <w:lsdException w:name="Grid Table 6 Colorful" w:uiPriority="51"/>
+    <w:lsdException w:name="Grid Table 7 Colorful" w:uiPriority="52"/>
+    <w:lsdException w:name="Grid Table 1 Light Accent 1" w:uiPriority="46"/>
+    <w:lsdException w:name="Grid Table 2 Accent 1" w:uiPriority="47"/>
+    <w:lsdException w:name="Grid Table 3 Accent 1" w:uiPriority="48"/>
+    <w:lsdException w:name="Grid Table 4 Accent 1" w:uiPriority="49"/>
+    <w:lsdException w:name="Grid Table 5 Dark Accent 1" w:uiPriority="50"/>
+    <w:lsdException w:name="Grid Table 6 Colorful Accent 1" w:uiPriority="51"/>
+    <w:lsdException w:name="Grid Table 7 Colorful Accent 1" w:uiPriority="52"/>
+    <w:lsdException w:name="Grid Table 1 Light Accent 2" w:uiPriority="46"/>
+    <w:lsdException w:name="Grid Table 2 Accent 2" w:uiPriority="47"/>
+    <w:lsdException w:name="Grid Table 3 Accent 2" w:uiPriority="48"/>
+    <w:lsdException w:name="Grid Table 4 Accent 2" w:uiPriority="49"/>
+    <w:lsdException w:name="Grid Table 5 Dark Accent 2" w:uiPriority="50"/>
+    <w:lsdException w:name="Grid Table 6 Colorful Accent 2" w:uiPriority="51"/>
+    <w:lsdException w:name="Grid Table 7 Colorful Accent 2" w:uiPriority="52"/>
+    <w:lsdException w:name="Grid Table 1 Light Accent 3" w:uiPriority="46"/>
+    <w:lsdException w:name="Grid Table 2 Accent 3" w:uiPriority="47"/>
+    <w:lsdException w:name="Grid Table 3 Accent 3" w:uiPriority="48"/>
+    <w:lsdException w:name="Grid Table 4 Accent 3" w:uiPriority="49"/>
+    <w:lsdException w:name="Grid Table 5 Dark Accent 3" w:uiPriority="50"/>
+    <w:lsdException w:name="Grid Table 6 Colorful Accent 3" w:uiPriority="51"/>
+    <w:lsdException w:name="Grid Table 7 Colorful Accent 3" w:uiPriority="52"/>
+    <w:lsdException w:name="Grid Table 1 Light Accent 4" w:uiPriority="46"/>
+    <w:lsdException w:name="Grid Table 2 Accent 4" w:uiPriority="47"/>
+    <w:lsdException w:name="Grid Table 3 Accent 4" w:uiPriority="48"/>
+    <w:lsdException w:name="Grid Table 4 Accent 4" w:uiPriority="49"/>
+    <w:lsdException w:name="Grid Table 5 Dark Accent 4" w:uiPriority="50"/>
+    <w:lsdException w:name="Grid Table 6 Colorful Accent 4" w:uiPriority="51"/>
+    <w:lsdException w:name="Grid Table 7 Colorful Accent 4" w:uiPriority="52"/>
+    <w:lsdException w:name="Grid Table 1 Light Accent 5" w:uiPriority="46"/>
+    <w:lsdException w:name="Grid Table 2 Accent 5" w:uiPriority="47"/>
+    <w:lsdException w:name="Grid Table 3 Accent 5" w:uiPriority="48"/>
+    <w:lsdException w:name="Grid Table 4 Accent 5" w:uiPriority="49"/>
+    <w:lsdException w:name="Grid Table 5 Dark Accent 5" w:uiPriority="50"/>
+    <w:lsdException w:name="Grid Table 6 Colorful Accent 5" w:uiPriority="51"/>
+    <w:lsdException w:name="Grid Table 7 Colorful Accent 5" w:uiPriority="52"/>
+    <w:lsdException w:name="Grid Table 1 Light Accent 6" w:uiPriority="46"/>
+    <w:lsdException w:name="Grid Table 2 Accent 6" w:uiPriority="47"/>
+    <w:lsdException w:name="Grid Table 3 Accent 6" w:uiPriority="48"/>
+    <w:lsdException w:name="Grid Table 4 Accent 6" w:uiPriority="49"/>
+    <w:lsdException w:name="Grid Table 5 Dark Accent 6" w:uiPriority="50"/>
+    <w:lsdException w:name="Grid Table 6 Colorful Accent 6" w:uiPriority="51"/>
+    <w:lsdException w:name="Grid Table 7 Colorful Accent 6" w:uiPriority="52"/>
+    <w:lsdException w:name="List Table 1 Light" w:uiPriority="46"/>
+    <w:lsdException w:name="List Table 2" w:uiPriority="47"/>
+    <w:lsdException w:name="List Table 3" w:uiPriority="48"/>
+    <w:lsdException w:name="List Table 4" w:uiPriority="49"/>
+    <w:lsdException w:name="List Table 5 Dark" w:uiPriority="50"/>
+    <w:lsdException w:name="List Table 6 Colorful" w:uiPriority="51"/>
+    <w:lsdException w:name="List Table 7 Colorful" w:uiPriority="52"/>
+    <w:lsdException w:name="List Table 1 Light Accent 1" w:uiPriority="46"/>
+    <w:lsdException w:name="List Table 2 Accent 1" w:uiPriority="47"/>
+    <w:lsdException w:name="List Table 3 Accent 1" w:uiPriority="48"/>
+    <w:lsdException w:name="List Table 4 Accent 1" w:uiPriority="49"/>
+    <w:lsdException w:name="List Table 5 Dark Accent 1" w:uiPriority="50"/>
+    <w:lsdException w:name="List Table 6 Colorful Accent 1" w:uiPriority="51"/>
+    <w:lsdException w:name="List Table 7 Colorful Accent 1" w:uiPriority="52"/>
+    <w:lsdException w:name="List Table 1 Light Accent 2" w:uiPriority="46"/>
+    <w:lsdException w:name="List Table 2 Accent 2" w:uiPriority="47"/>
+    <w:lsdException w:name="List Table 3 Accent 2" w:uiPriority="48"/>
+    <w:lsdException w:name="List Table 4 Accent 2" w:uiPriority="49"/>
+    <w:lsdException w:name="List Table 5 Dark Accent 2" w:uiPriority="50"/>
+    <w:lsdException w:name="List Table 6 Colorful Accent 2" w:uiPriority="51"/>
+    <w:lsdException w:name="List Table 7 Colorful Accent 2" w:uiPriority="52"/>
+    <w:lsdException w:name="List Table 1 Light Accent 3" w:uiPriority="46"/>
+    <w:lsdException w:name="List Table 2 Accent 3" w:uiPriority="47"/>
+    <w:lsdException w:name="List Table 3 Accent 3" w:uiPriority="48"/>
+    <w:lsdException w:name="List Table 4 Accent 3" w:uiPriority="49"/>
+    <w:lsdException w:name="List Table 5 Dark Accent 3" w:uiPriority="50"/>
+    <w:lsdException w:name="List Table 6 Colorful Accent 3" w:uiPriority="51"/>
+    <w:lsdException w:name="List Table 7 Colorful Accent 3" w:uiPriority="52"/>
+    <w:lsdException w:name="List Table 1 Light Accent 4" w:uiPriority="46"/>
+    <w:lsdException w:name="List Table 2 Accent 4" w:uiPriority="47"/>
+    <w:lsdException w:name="List Table 3 Accent 4" w:uiPriority="48"/>
+    <w:lsdException w:name="List Table 4 Accent 4" w:uiPriority="49"/>
+    <w:lsdException w:name="List Table 5 Dark Accent 4" w:uiPriority="50"/>
+    <w:lsdException w:name="List Table 6 Colorful Accent 4" w:uiPriority="51"/>
+    <w:lsdException w:name="List Table 7 Colorful Accent 4" w:uiPriority="52"/>
+    <w:lsdException w:name="List Table 1 Light Accent 5" w:uiPriority="46"/>
+    <w:lsdException w:name="List Table 2 Accent 5" w:uiPriority="47"/>
+    <w:lsdException w:name="List Table 3 Accent 5" w:uiPriority="48"/>
+    <w:lsdException w:name="List Table 4 Accent 5" w:uiPriority="49"/>
+    <w:lsdException w:name="List Table 5 Dark Accent 5" w:uiPriority="50"/>
+    <w:lsdException w:name="List Table 6 Colorful Accent 5" w:uiPriority="51"/>
+    <w:lsdException w:name="List Table 7 Colorful Accent 5" w:uiPriority="52"/>
+    <w:lsdException w:name="List Table 1 Light Accent 6" w:uiPriority="46"/>
+    <w:lsdException w:name="List Table 2 Accent 6" w:uiPriority="47"/>
+    <w:lsdException w:name="List Table 3 Accent 6" w:uiPriority="48"/>
+    <w:lsdException w:name="List Table 4 Accent 6" w:uiPriority="49"/>
+    <w:lsdException w:name="List Table 5 Dark Accent 6" w:uiPriority="50"/>
+    <w:lsdException w:name="List Table 6 Colorful Accent 6" w:uiPriority="51"/>
+    <w:lsdException w:name="List Table 7 Colorful Accent 6" w:uiPriority="52"/>
+    <w:lsdException w:name="Mention" w:semiHidden="1" w:unhideWhenUsed="1"/>
+    <w:lsdException w:name="Smart Hyperlink" w:semiHidden="1" w:unhideWhenUsed="1"/>
+    <w:lsdException w:name="Hashtag" w:semiHidden="1" w:unhideWhenUsed="1"/>
+    <w:lsdException w:name="Unresolved Mention" w:semiHidden="1" w:unhideWhenUsed="1"/>
+    <w:lsdException w:name="Smart Link" w:semiHidden="1" w:unhideWhenUsed="1"/>
+  </w:latentStyles>
+  <w:style w:type="paragraph" w:default="1" w:styleId="Normal">
+    <w:name w:val="Normal"/>
     <w:qFormat/>
-    <w:rPr>
-      <w:sz w:val="56"/>
-      <w:szCs w:val="56"/>
-    </w:rPr>
   </w:style>
   <w:style w:type="paragraph" w:styleId="Heading1">
-    <w:name w:val="Heading 1"/>
-    <w:basedOn w:val="Normal"/>
-    <w:next w:val="Normal"/>
+    <w:name w:val="heading 1"/>
+    <w:uiPriority w:val="9"/>
     <w:qFormat/>
+    <w:pPr>
+      <w:outlineLvl w:val="0"/>
+    </w:pPr>
     <w:rPr>
       <w:color w:val="2E74B5"/>
       <w:sz w:val="32"/>
@@ -1876,10 +2176,14 @@
     </w:rPr>
   </w:style>
   <w:style w:type="paragraph" w:styleId="Heading2">
-    <w:name w:val="Heading 2"/>
-    <w:basedOn w:val="Normal"/>
-    <w:next w:val="Normal"/>
+    <w:name w:val="heading 2"/>
+    <w:uiPriority w:val="9"/>
+    <w:semiHidden/>
+    <w:unhideWhenUsed/>
     <w:qFormat/>
+    <w:pPr>
+      <w:outlineLvl w:val="1"/>
+    </w:pPr>
     <w:rPr>
       <w:color w:val="2E74B5"/>
       <w:sz w:val="26"/>
@@ -1887,10 +2191,14 @@
     </w:rPr>
   </w:style>
   <w:style w:type="paragraph" w:styleId="Heading3">
-    <w:name w:val="Heading 3"/>
-    <w:basedOn w:val="Normal"/>
-    <w:next w:val="Normal"/>
+    <w:name w:val="heading 3"/>
+    <w:uiPriority w:val="9"/>
+    <w:semiHidden/>
+    <w:unhideWhenUsed/>
     <w:qFormat/>
+    <w:pPr>
+      <w:outlineLvl w:val="2"/>
+    </w:pPr>
     <w:rPr>
       <w:color w:val="1F4D78"/>
       <w:sz w:val="24"/>
@@ -1898,10 +2206,14 @@
     </w:rPr>
   </w:style>
   <w:style w:type="paragraph" w:styleId="Heading4">
-    <w:name w:val="Heading 4"/>
-    <w:basedOn w:val="Normal"/>
-    <w:next w:val="Normal"/>
+    <w:name w:val="heading 4"/>
+    <w:uiPriority w:val="9"/>
+    <w:semiHidden/>
+    <w:unhideWhenUsed/>
     <w:qFormat/>
+    <w:pPr>
+      <w:outlineLvl w:val="3"/>
+    </w:pPr>
     <w:rPr>
       <w:i/>
       <w:iCs/>
@@ -1909,27 +2221,69 @@
     </w:rPr>
   </w:style>
   <w:style w:type="paragraph" w:styleId="Heading5">
-    <w:name w:val="Heading 5"/>
-    <w:basedOn w:val="Normal"/>
-    <w:next w:val="Normal"/>
+    <w:name w:val="heading 5"/>
+    <w:uiPriority w:val="9"/>
+    <w:semiHidden/>
+    <w:unhideWhenUsed/>
     <w:qFormat/>
+    <w:pPr>
+      <w:outlineLvl w:val="4"/>
+    </w:pPr>
     <w:rPr>
       <w:color w:val="2E74B5"/>
     </w:rPr>
   </w:style>
   <w:style w:type="paragraph" w:styleId="Heading6">
-    <w:name w:val="Heading 6"/>
-    <w:basedOn w:val="Normal"/>
-    <w:next w:val="Normal"/>
+    <w:name w:val="heading 6"/>
+    <w:uiPriority w:val="9"/>
+    <w:semiHidden/>
+    <w:unhideWhenUsed/>
     <w:qFormat/>
+    <w:pPr>
+      <w:outlineLvl w:val="5"/>
+    </w:pPr>
     <w:rPr>
       <w:color w:val="1F4D78"/>
     </w:rPr>
   </w:style>
-  <w:style w:type="paragraph" w:styleId="Strong">
-    <w:name w:val="Strong"/>
-    <w:basedOn w:val="Normal"/>
-    <w:next w:val="Normal"/>
+  <w:style w:type="character" w:default="1" w:styleId="DefaultParagraphFont">
+    <w:name w:val="Default Paragraph Font"/>
+    <w:uiPriority w:val="1"/>
+    <w:semiHidden/>
+    <w:unhideWhenUsed/>
+  </w:style>
+  <w:style w:type="table" w:default="1" w:styleId="TableNormal">
+    <w:name w:val="Normal Table"/>
+    <w:uiPriority w:val="99"/>
+    <w:semiHidden/>
+    <w:unhideWhenUsed/>
+    <w:tblPr>
+      <w:tblInd w:w="0" w:type="dxa"/>
+      <w:tblCellMar>
+        <w:top w:w="0" w:type="dxa"/>
+        <w:left w:w="108" w:type="dxa"/>
+        <w:bottom w:w="0" w:type="dxa"/>
+        <w:right w:w="108" w:type="dxa"/>
+      </w:tblCellMar>
+    </w:tblPr>
+  </w:style>
+  <w:style w:type="numbering" w:default="1" w:styleId="NoList">
+    <w:name w:val="No List"/>
+    <w:uiPriority w:val="99"/>
+    <w:semiHidden/>
+    <w:unhideWhenUsed/>
+  </w:style>
+  <w:style w:type="paragraph" w:styleId="Title">
+    <w:name w:val="Title"/>
+    <w:uiPriority w:val="10"/>
+    <w:qFormat/>
+    <w:rPr>
+      <w:sz w:val="56"/>
+      <w:szCs w:val="56"/>
+    </w:rPr>
+  </w:style>
+  <w:style w:type="paragraph" w:customStyle="1" w:styleId="Strong1">
+    <w:name w:val="Strong1"/>
     <w:qFormat/>
     <w:rPr>
       <w:b/>
@@ -1938,12 +2292,10 @@
   </w:style>
   <w:style w:type="paragraph" w:styleId="ListParagraph">
     <w:name w:val="List Paragraph"/>
-    <w:basedOn w:val="Normal"/>
     <w:qFormat/>
   </w:style>
   <w:style w:type="character" w:styleId="Hyperlink">
     <w:name w:val="Hyperlink"/>
-    <w:basedOn w:val="DefaultParagraphFont"/>
     <w:uiPriority w:val="99"/>
     <w:unhideWhenUsed/>
     <w:rPr>
@@ -1953,7 +2305,6 @@
   </w:style>
   <w:style w:type="character" w:styleId="FootnoteReference">
     <w:name w:val="footnote reference"/>
-    <w:basedOn w:val="DefaultParagraphFont"/>
     <w:uiPriority w:val="99"/>
     <w:semiHidden/>
     <w:unhideWhenUsed/>
@@ -1963,22 +2314,13 @@
   </w:style>
   <w:style w:type="paragraph" w:styleId="FootnoteText">
     <w:name w:val="footnote text"/>
-    <w:basedOn w:val="Normal"/>
     <w:link w:val="FootnoteTextChar"/>
     <w:uiPriority w:val="99"/>
     <w:semiHidden/>
     <w:unhideWhenUsed/>
-    <w:pPr>
-      <w:spacing w:after="0" w:line="240" w:lineRule="auto"/>
-    </w:pPr>
-    <w:rPr>
-      <w:sz w:val="20"/>
-      <w:szCs w:val="20"/>
-    </w:rPr>
   </w:style>
-  <w:style w:type="character" w:styleId="FootnoteTextChar">
+  <w:style w:type="character" w:customStyle="1" w:styleId="FootnoteTextChar">
     <w:name w:val="Footnote Text Char"/>
-    <w:basedOn w:val="DefaultParagraphFont"/>
     <w:link w:val="FootnoteText"/>
     <w:uiPriority w:val="99"/>
     <w:semiHidden/>
@@ -1990,7 +2332,6 @@
   </w:style>
   <w:style w:type="character" w:styleId="EndnoteReference">
     <w:name w:val="endnote reference"/>
-    <w:basedOn w:val="DefaultParagraphFont"/>
     <w:uiPriority w:val="99"/>
     <w:semiHidden/>
     <w:unhideWhenUsed/>
@@ -2000,22 +2341,13 @@
   </w:style>
   <w:style w:type="paragraph" w:styleId="EndnoteText">
     <w:name w:val="endnote text"/>
-    <w:basedOn w:val="Normal"/>
     <w:link w:val="EndnoteTextChar"/>
     <w:uiPriority w:val="99"/>
     <w:semiHidden/>
     <w:unhideWhenUsed/>
-    <w:pPr>
-      <w:spacing w:after="0" w:line="240" w:lineRule="auto"/>
-    </w:pPr>
-    <w:rPr>
-      <w:sz w:val="20"/>
-      <w:szCs w:val="20"/>
-    </w:rPr>
   </w:style>
-  <w:style w:type="character" w:styleId="EndnoteTextChar">
+  <w:style w:type="character" w:customStyle="1" w:styleId="EndnoteTextChar">
     <w:name w:val="Endnote Text Char"/>
-    <w:basedOn w:val="DefaultParagraphFont"/>
     <w:link w:val="EndnoteText"/>
     <w:uiPriority w:val="99"/>
     <w:semiHidden/>
@@ -2025,5 +2357,349 @@
       <w:szCs w:val="20"/>
     </w:rPr>
   </w:style>
+  <w:style w:type="paragraph" w:styleId="Header">
+    <w:name w:val="header"/>
+    <w:basedOn w:val="Normal"/>
+    <w:link w:val="HeaderChar"/>
+    <w:uiPriority w:val="99"/>
+    <w:unhideWhenUsed/>
+    <w:rsid w:val="00A33395"/>
+    <w:pPr>
+      <w:tabs>
+        <w:tab w:val="center" w:pos="4513"/>
+        <w:tab w:val="right" w:pos="9026"/>
+      </w:tabs>
+    </w:pPr>
+  </w:style>
+  <w:style w:type="character" w:customStyle="1" w:styleId="HeaderChar">
+    <w:name w:val="Header Char"/>
+    <w:basedOn w:val="DefaultParagraphFont"/>
+    <w:link w:val="Header"/>
+    <w:uiPriority w:val="99"/>
+    <w:rsid w:val="00A33395"/>
+  </w:style>
+  <w:style w:type="character" w:styleId="PageNumber">
+    <w:name w:val="page number"/>
+    <w:basedOn w:val="DefaultParagraphFont"/>
+    <w:uiPriority w:val="99"/>
+    <w:semiHidden/>
+    <w:unhideWhenUsed/>
+    <w:rsid w:val="00A33395"/>
+  </w:style>
 </w:styles>
+</file>
+
+<file path=word/theme/theme1.xml><?xml version="1.0" encoding="utf-8"?>
+<a:theme xmlns:a="http://schemas.openxmlformats.org/drawingml/2006/main" name="Office Theme">
+  <a:themeElements>
+    <a:clrScheme name="Office">
+      <a:dk1>
+        <a:sysClr val="windowText" lastClr="000000"/>
+      </a:dk1>
+      <a:lt1>
+        <a:sysClr val="window" lastClr="FFFFFF"/>
+      </a:lt1>
+      <a:dk2>
+        <a:srgbClr val="0E2841"/>
+      </a:dk2>
+      <a:lt2>
+        <a:srgbClr val="E8E8E8"/>
+      </a:lt2>
+      <a:accent1>
+        <a:srgbClr val="156082"/>
+      </a:accent1>
+      <a:accent2>
+        <a:srgbClr val="E97132"/>
+      </a:accent2>
+      <a:accent3>
+        <a:srgbClr val="196B24"/>
+      </a:accent3>
+      <a:accent4>
+        <a:srgbClr val="0F9ED5"/>
+      </a:accent4>
+      <a:accent5>
+        <a:srgbClr val="A02B93"/>
+      </a:accent5>
+      <a:accent6>
+        <a:srgbClr val="4EA72E"/>
+      </a:accent6>
+      <a:hlink>
+        <a:srgbClr val="467886"/>
+      </a:hlink>
+      <a:folHlink>
+        <a:srgbClr val="96607D"/>
+      </a:folHlink>
+    </a:clrScheme>
+    <a:fontScheme name="Office">
+      <a:majorFont>
+        <a:latin typeface="Aptos Display" panose="02110004020202020204"/>
+        <a:ea typeface=""/>
+        <a:cs typeface=""/>
+        <a:font script="Jpan" typeface="游ゴシック Light"/>
+        <a:font script="Hang" typeface="맑은 고딕"/>
+        <a:font script="Hans" typeface="等线 Light"/>
+        <a:font script="Hant" typeface="新細明體"/>
+        <a:font script="Arab" typeface="Times New Roman"/>
+        <a:font script="Hebr" typeface="Times New Roman"/>
+        <a:font script="Thai" typeface="Angsana New"/>
+        <a:font script="Ethi" typeface="Nyala"/>
+        <a:font script="Beng" typeface="Vrinda"/>
+        <a:font script="Gujr" typeface="Shruti"/>
+        <a:font script="Khmr" typeface="MoolBoran"/>
+        <a:font script="Knda" typeface="Tunga"/>
+        <a:font script="Guru" typeface="Raavi"/>
+        <a:font script="Cans" typeface="Euphemia"/>
+        <a:font script="Cher" typeface="Plantagenet Cherokee"/>
+        <a:font script="Yiii" typeface="Microsoft Yi Baiti"/>
+        <a:font script="Tibt" typeface="Microsoft Himalaya"/>
+        <a:font script="Thaa" typeface="MV Boli"/>
+        <a:font script="Deva" typeface="Mangal"/>
+        <a:font script="Telu" typeface="Gautami"/>
+        <a:font script="Taml" typeface="Latha"/>
+        <a:font script="Syrc" typeface="Estrangelo Edessa"/>
+        <a:font script="Orya" typeface="Kalinga"/>
+        <a:font script="Mlym" typeface="Kartika"/>
+        <a:font script="Laoo" typeface="DokChampa"/>
+        <a:font script="Sinh" typeface="Iskoola Pota"/>
+        <a:font script="Mong" typeface="Mongolian Baiti"/>
+        <a:font script="Viet" typeface="Times New Roman"/>
+        <a:font script="Uigh" typeface="Microsoft Uighur"/>
+        <a:font script="Geor" typeface="Sylfaen"/>
+        <a:font script="Armn" typeface="Arial"/>
+        <a:font script="Bugi" typeface="Leelawadee UI"/>
+        <a:font script="Bopo" typeface="Microsoft JhengHei"/>
+        <a:font script="Java" typeface="Javanese Text"/>
+        <a:font script="Lisu" typeface="Segoe UI"/>
+        <a:font script="Mymr" typeface="Myanmar Text"/>
+        <a:font script="Nkoo" typeface="Ebrima"/>
+        <a:font script="Olck" typeface="Nirmala UI"/>
+        <a:font script="Osma" typeface="Ebrima"/>
+        <a:font script="Phag" typeface="Phagspa"/>
+        <a:font script="Syrn" typeface="Estrangelo Edessa"/>
+        <a:font script="Syrj" typeface="Estrangelo Edessa"/>
+        <a:font script="Syre" typeface="Estrangelo Edessa"/>
+        <a:font script="Sora" typeface="Nirmala UI"/>
+        <a:font script="Tale" typeface="Microsoft Tai Le"/>
+        <a:font script="Talu" typeface="Microsoft New Tai Lue"/>
+        <a:font script="Tfng" typeface="Ebrima"/>
+      </a:majorFont>
+      <a:minorFont>
+        <a:latin typeface="Aptos" panose="02110004020202020204"/>
+        <a:ea typeface=""/>
+        <a:cs typeface=""/>
+        <a:font script="Jpan" typeface="游明朝"/>
+        <a:font script="Hang" typeface="맑은 고딕"/>
+        <a:font script="Hans" typeface="等线"/>
+        <a:font script="Hant" typeface="新細明體"/>
+        <a:font script="Arab" typeface="Arial"/>
+        <a:font script="Hebr" typeface="Arial"/>
+        <a:font script="Thai" typeface="Cordia New"/>
+        <a:font script="Ethi" typeface="Nyala"/>
+        <a:font script="Beng" typeface="Vrinda"/>
+        <a:font script="Gujr" typeface="Shruti"/>
+        <a:font script="Khmr" typeface="DaunPenh"/>
+        <a:font script="Knda" typeface="Tunga"/>
+        <a:font script="Guru" typeface="Raavi"/>
+        <a:font script="Cans" typeface="Euphemia"/>
+        <a:font script="Cher" typeface="Plantagenet Cherokee"/>
+        <a:font script="Yiii" typeface="Microsoft Yi Baiti"/>
+        <a:font script="Tibt" typeface="Microsoft Himalaya"/>
+        <a:font script="Thaa" typeface="MV Boli"/>
+        <a:font script="Deva" typeface="Mangal"/>
+        <a:font script="Telu" typeface="Gautami"/>
+        <a:font script="Taml" typeface="Latha"/>
+        <a:font script="Syrc" typeface="Estrangelo Edessa"/>
+        <a:font script="Orya" typeface="Kalinga"/>
+        <a:font script="Mlym" typeface="Kartika"/>
+        <a:font script="Laoo" typeface="DokChampa"/>
+        <a:font script="Sinh" typeface="Iskoola Pota"/>
+        <a:font script="Mong" typeface="Mongolian Baiti"/>
+        <a:font script="Viet" typeface="Arial"/>
+        <a:font script="Uigh" typeface="Microsoft Uighur"/>
+        <a:font script="Geor" typeface="Sylfaen"/>
+        <a:font script="Armn" typeface="Arial"/>
+        <a:font script="Bugi" typeface="Leelawadee UI"/>
+        <a:font script="Bopo" typeface="Microsoft JhengHei"/>
+        <a:font script="Java" typeface="Javanese Text"/>
+        <a:font script="Lisu" typeface="Segoe UI"/>
+        <a:font script="Mymr" typeface="Myanmar Text"/>
+        <a:font script="Nkoo" typeface="Ebrima"/>
+        <a:font script="Olck" typeface="Nirmala UI"/>
+        <a:font script="Osma" typeface="Ebrima"/>
+        <a:font script="Phag" typeface="Phagspa"/>
+        <a:font script="Syrn" typeface="Estrangelo Edessa"/>
+        <a:font script="Syrj" typeface="Estrangelo Edessa"/>
+        <a:font script="Syre" typeface="Estrangelo Edessa"/>
+        <a:font script="Sora" typeface="Nirmala UI"/>
+        <a:font script="Tale" typeface="Microsoft Tai Le"/>
+        <a:font script="Talu" typeface="Microsoft New Tai Lue"/>
+        <a:font script="Tfng" typeface="Ebrima"/>
+      </a:minorFont>
+    </a:fontScheme>
+    <a:fmtScheme name="Office">
+      <a:fillStyleLst>
+        <a:solidFill>
+          <a:schemeClr val="phClr"/>
+        </a:solidFill>
+        <a:gradFill rotWithShape="1">
+          <a:gsLst>
+            <a:gs pos="0">
+              <a:schemeClr val="phClr">
+                <a:lumMod val="110000"/>
+                <a:satMod val="105000"/>
+                <a:tint val="67000"/>
+              </a:schemeClr>
+            </a:gs>
+            <a:gs pos="50000">
+              <a:schemeClr val="phClr">
+                <a:lumMod val="105000"/>
+                <a:satMod val="103000"/>
+                <a:tint val="73000"/>
+              </a:schemeClr>
+            </a:gs>
+            <a:gs pos="100000">
+              <a:schemeClr val="phClr">
+                <a:lumMod val="105000"/>
+                <a:satMod val="109000"/>
+                <a:tint val="81000"/>
+              </a:schemeClr>
+            </a:gs>
+          </a:gsLst>
+          <a:lin ang="5400000" scaled="0"/>
+        </a:gradFill>
+        <a:gradFill rotWithShape="1">
+          <a:gsLst>
+            <a:gs pos="0">
+              <a:schemeClr val="phClr">
+                <a:satMod val="103000"/>
+                <a:lumMod val="102000"/>
+                <a:tint val="94000"/>
+              </a:schemeClr>
+            </a:gs>
+            <a:gs pos="50000">
+              <a:schemeClr val="phClr">
+                <a:satMod val="110000"/>
+                <a:lumMod val="100000"/>
+                <a:shade val="100000"/>
+              </a:schemeClr>
+            </a:gs>
+            <a:gs pos="100000">
+              <a:schemeClr val="phClr">
+                <a:lumMod val="99000"/>
+                <a:satMod val="120000"/>
+                <a:shade val="78000"/>
+              </a:schemeClr>
+            </a:gs>
+          </a:gsLst>
+          <a:lin ang="5400000" scaled="0"/>
+        </a:gradFill>
+      </a:fillStyleLst>
+      <a:lnStyleLst>
+        <a:ln w="12700" cap="flat" cmpd="sng" algn="ctr">
+          <a:solidFill>
+            <a:schemeClr val="phClr"/>
+          </a:solidFill>
+          <a:prstDash val="solid"/>
+          <a:miter lim="800000"/>
+        </a:ln>
+        <a:ln w="19050" cap="flat" cmpd="sng" algn="ctr">
+          <a:solidFill>
+            <a:schemeClr val="phClr"/>
+          </a:solidFill>
+          <a:prstDash val="solid"/>
+          <a:miter lim="800000"/>
+        </a:ln>
+        <a:ln w="25400" cap="flat" cmpd="sng" algn="ctr">
+          <a:solidFill>
+            <a:schemeClr val="phClr"/>
+          </a:solidFill>
+          <a:prstDash val="solid"/>
+          <a:miter lim="800000"/>
+        </a:ln>
+      </a:lnStyleLst>
+      <a:effectStyleLst>
+        <a:effectStyle>
+          <a:effectLst/>
+        </a:effectStyle>
+        <a:effectStyle>
+          <a:effectLst/>
+        </a:effectStyle>
+        <a:effectStyle>
+          <a:effectLst>
+            <a:outerShdw blurRad="57150" dist="19050" dir="5400000" algn="ctr" rotWithShape="0">
+              <a:srgbClr val="000000">
+                <a:alpha val="63000"/>
+              </a:srgbClr>
+            </a:outerShdw>
+          </a:effectLst>
+        </a:effectStyle>
+      </a:effectStyleLst>
+      <a:bgFillStyleLst>
+        <a:solidFill>
+          <a:schemeClr val="phClr"/>
+        </a:solidFill>
+        <a:solidFill>
+          <a:schemeClr val="phClr">
+            <a:tint val="95000"/>
+            <a:satMod val="170000"/>
+          </a:schemeClr>
+        </a:solidFill>
+        <a:gradFill rotWithShape="1">
+          <a:gsLst>
+            <a:gs pos="0">
+              <a:schemeClr val="phClr">
+                <a:tint val="93000"/>
+                <a:satMod val="150000"/>
+                <a:shade val="98000"/>
+                <a:lumMod val="102000"/>
+              </a:schemeClr>
+            </a:gs>
+            <a:gs pos="50000">
+              <a:schemeClr val="phClr">
+                <a:tint val="98000"/>
+                <a:satMod val="130000"/>
+                <a:shade val="90000"/>
+                <a:lumMod val="103000"/>
+              </a:schemeClr>
+            </a:gs>
+            <a:gs pos="100000">
+              <a:schemeClr val="phClr">
+                <a:shade val="63000"/>
+                <a:satMod val="120000"/>
+              </a:schemeClr>
+            </a:gs>
+          </a:gsLst>
+          <a:lin ang="5400000" scaled="0"/>
+        </a:gradFill>
+      </a:bgFillStyleLst>
+    </a:fmtScheme>
+  </a:themeElements>
+  <a:objectDefaults>
+    <a:lnDef>
+      <a:spPr/>
+      <a:bodyPr/>
+      <a:lstStyle/>
+      <a:style>
+        <a:lnRef idx="2">
+          <a:schemeClr val="accent1"/>
+        </a:lnRef>
+        <a:fillRef idx="0">
+          <a:schemeClr val="accent1"/>
+        </a:fillRef>
+        <a:effectRef idx="1">
+          <a:schemeClr val="accent1"/>
+        </a:effectRef>
+        <a:fontRef idx="minor">
+          <a:schemeClr val="tx1"/>
+        </a:fontRef>
+      </a:style>
+    </a:lnDef>
+  </a:objectDefaults>
+  <a:extraClrSchemeLst/>
+  <a:extLst>
+    <a:ext uri="{05A4C25C-085E-4340-85A3-A5531E510DB2}">
+      <thm15:themeFamily xmlns:thm15="http://schemas.microsoft.com/office/thememl/2012/main" name="Office Theme" id="{2E142A2C-CD16-42D6-873A-C26D2A0506FA}" vid="{1BDDFF52-6CD6-40A5-AB3C-68EB2F1E4D0A}"/>
+    </a:ext>
+  </a:extLst>
+</a:theme>
 </file>
--- a/public/david_mcdougall_cv.docx
+++ b/public/david_mcdougall_cv.docx
@@ -4,55 +4,104 @@
   <w:body>
     <w:p>
       <w:pPr>
+        <w:spacing w:after="20"/>
+      </w:pPr>
+      <w:r>
+        <w:rPr>
+          <w:b/>
+          <w:bCs/>
+          <w:color w:val="1F2A44"/>
+          <w:sz w:val="40"/>
+          <w:szCs w:val="40"/>
+        </w:rPr>
+        <w:t xml:space="preserve">DAVID </w:t>
+      </w:r>
+      <w:proofErr w:type="spellStart"/>
+      <w:r>
+        <w:rPr>
+          <w:b/>
+          <w:bCs/>
+          <w:color w:val="1F2A44"/>
+          <w:sz w:val="40"/>
+          <w:szCs w:val="40"/>
+        </w:rPr>
+        <w:t>McDOUGALL</w:t>
+      </w:r>
+      <w:proofErr w:type="spellEnd"/>
+    </w:p>
+    <w:p>
+      <w:pPr>
+        <w:spacing w:after="100"/>
+      </w:pPr>
+      <w:r>
+        <w:rPr>
+          <w:b/>
+          <w:bCs/>
+          <w:color w:val="555555"/>
+          <w:sz w:val="21"/>
+          <w:szCs w:val="21"/>
+        </w:rPr>
+        <w:t xml:space="preserve">Executive </w:t>
+      </w:r>
+      <w:proofErr w:type="gramStart"/>
+      <w:r>
+        <w:rPr>
+          <w:b/>
+          <w:bCs/>
+          <w:color w:val="555555"/>
+          <w:sz w:val="21"/>
+          <w:szCs w:val="21"/>
+        </w:rPr>
+        <w:t>Producer  ·</w:t>
+      </w:r>
+      <w:proofErr w:type="gramEnd"/>
+      <w:r>
+        <w:rPr>
+          <w:b/>
+          <w:bCs/>
+          <w:color w:val="555555"/>
+          <w:sz w:val="21"/>
+          <w:szCs w:val="21"/>
+        </w:rPr>
+        <w:t xml:space="preserve">  Supervising Producer — Broadcast, Digital &amp; Multiplatform News</w:t>
+      </w:r>
+    </w:p>
+    <w:p>
+      <w:pPr>
         <w:spacing w:after="60"/>
-        <w:jc w:val="center"/>
-      </w:pPr>
-      <w:r>
-        <w:rPr>
-          <w:b/>
-          <w:bCs/>
-          <w:color w:val="1A1A2E"/>
-          <w:sz w:val="52"/>
-          <w:szCs w:val="52"/>
-        </w:rPr>
-        <w:t>David McDougall</w:t>
-      </w:r>
-    </w:p>
-    <w:p>
-      <w:pPr>
-        <w:spacing w:after="100"/>
-        <w:jc w:val="center"/>
-        <w:rPr>
-          <w:b/>
-          <w:bCs/>
-        </w:rPr>
-      </w:pPr>
-      <w:r>
-        <w:rPr>
-          <w:b/>
-          <w:bCs/>
-          <w:color w:val="2E5F8A"/>
-          <w:sz w:val="24"/>
-          <w:szCs w:val="24"/>
-        </w:rPr>
-        <w:t>AI Creative Producer  ·  Voice AI Specialist  ·  Documentary Filmmaker</w:t>
-      </w:r>
-    </w:p>
-    <w:p>
-      <w:r>
-        <w:rPr>
-          <w:color w:val="auto"/>
-          <w:sz w:val="19"/>
-          <w:szCs w:val="19"/>
-        </w:rPr>
-        <w:t xml:space="preserve">Richmond, North Yorkshire  |  </w:t>
+      </w:pPr>
+      <w:r>
+        <w:rPr>
+          <w:color w:val="555555"/>
+          <w:sz w:val="18"/>
+          <w:szCs w:val="18"/>
+        </w:rPr>
+        <w:t xml:space="preserve">Richmond, North Yorkshire, </w:t>
+      </w:r>
+      <w:proofErr w:type="gramStart"/>
+      <w:r>
+        <w:rPr>
+          <w:color w:val="555555"/>
+          <w:sz w:val="18"/>
+          <w:szCs w:val="18"/>
+        </w:rPr>
+        <w:t>UK  |</w:t>
+      </w:r>
+      <w:proofErr w:type="gramEnd"/>
+      <w:r>
+        <w:rPr>
+          <w:color w:val="555555"/>
+          <w:sz w:val="18"/>
+          <w:szCs w:val="18"/>
+        </w:rPr>
+        <w:t xml:space="preserve">  </w:t>
       </w:r>
       <w:hyperlink r:id="rId7" w:history="1">
         <w:r>
           <w:rPr>
-            <w:color w:val="2E5F8A"/>
-            <w:sz w:val="19"/>
-            <w:szCs w:val="19"/>
+            <w:color w:val="1155CC"/>
+            <w:sz w:val="18"/>
+            <w:szCs w:val="18"/>
             <w:u w:val="single"/>
           </w:rPr>
           <w:t>davidmcdougall@proton.me</w:t>
@@ -60,37 +109,59 @@
       </w:hyperlink>
       <w:r>
         <w:rPr>
-          <w:color w:val="auto"/>
-          <w:sz w:val="19"/>
-          <w:szCs w:val="19"/>
-        </w:rPr>
-        <w:t xml:space="preserve">  |  +44 7943 590816  |  </w:t>
+          <w:color w:val="555555"/>
+          <w:sz w:val="18"/>
+          <w:szCs w:val="18"/>
+        </w:rPr>
+        <w:t xml:space="preserve">  |  +44 7943 </w:t>
+      </w:r>
+      <w:proofErr w:type="gramStart"/>
+      <w:r>
+        <w:rPr>
+          <w:color w:val="555555"/>
+          <w:sz w:val="18"/>
+          <w:szCs w:val="18"/>
+        </w:rPr>
+        <w:t>590816  |</w:t>
+      </w:r>
+      <w:proofErr w:type="gramEnd"/>
+      <w:r>
+        <w:rPr>
+          <w:color w:val="555555"/>
+          <w:sz w:val="18"/>
+          <w:szCs w:val="18"/>
+        </w:rPr>
+        <w:t xml:space="preserve">  </w:t>
       </w:r>
       <w:hyperlink r:id="rId8" w:history="1">
+        <w:proofErr w:type="spellStart"/>
+        <w:proofErr w:type="gramStart"/>
         <w:r>
           <w:rPr>
-            <w:color w:val="2E5F8A"/>
-            <w:sz w:val="19"/>
-            <w:szCs w:val="19"/>
+            <w:color w:val="1155CC"/>
+            <w:sz w:val="18"/>
+            <w:szCs w:val="18"/>
             <w:u w:val="single"/>
           </w:rPr>
           <w:t>mcdougall.studio</w:t>
         </w:r>
+        <w:proofErr w:type="spellEnd"/>
+        <w:proofErr w:type="gramEnd"/>
       </w:hyperlink>
       <w:r>
         <w:rPr>
-          <w:color w:val="auto"/>
-          <w:sz w:val="19"/>
-          <w:szCs w:val="19"/>
+          <w:color w:val="555555"/>
+          <w:sz w:val="18"/>
+          <w:szCs w:val="18"/>
         </w:rPr>
         <w:t xml:space="preserve">  |  </w:t>
       </w:r>
       <w:hyperlink r:id="rId9" w:history="1">
         <w:r>
           <w:rPr>
-            <w:color w:val="2E5F8A"/>
-            <w:sz w:val="19"/>
-            <w:szCs w:val="19"/>
+            <w:color w:val="1155CC"/>
+            <w:sz w:val="18"/>
+            <w:szCs w:val="18"/>
             <w:u w:val="single"/>
           </w:rPr>
           <w:t>linkedin.com/in/david-mcdougall-7861287</w:t>
@@ -100,76 +171,86 @@
     <w:p>
       <w:pPr>
         <w:pBdr>
-          <w:bottom w:val="single" w:sz="8" w:space="4" w:color="2E5F8A"/>
+          <w:bottom w:val="single" w:sz="6" w:space="1" w:color="CCCCCC"/>
         </w:pBdr>
-        <w:spacing w:after="120"/>
-      </w:pPr>
-    </w:p>
-    <w:p>
-      <w:pPr>
-        <w:spacing w:before="260" w:after="60"/>
-      </w:pPr>
-      <w:r>
-        <w:rPr>
-          <w:b/>
-          <w:bCs/>
-          <w:color w:val="2E5F8A"/>
-          <w:spacing w:val="60"/>
+        <w:spacing w:before="40" w:after="120"/>
+      </w:pPr>
+    </w:p>
+    <w:p>
+      <w:pPr>
+        <w:pBdr>
+          <w:bottom w:val="single" w:sz="4" w:space="4" w:color="CCCCCC"/>
+        </w:pBdr>
+        <w:spacing w:before="220" w:after="100"/>
+      </w:pPr>
+      <w:r>
+        <w:rPr>
+          <w:b/>
+          <w:bCs/>
+          <w:color w:val="1F2A44"/>
+          <w:spacing w:val="12"/>
         </w:rPr>
         <w:t>PROFILE</w:t>
       </w:r>
     </w:p>
     <w:p>
       <w:pPr>
-        <w:spacing w:before="260" w:after="60"/>
-      </w:pPr>
-      <w:r>
-        <w:t>Documentary filmmaker and creative director with 20+ years across BBC, Al Jazeera, Channel 4, Discovery, National Geographic, and PBS — now building at the intersection of AI, voice, and cinematic storytelling. Founder of Murmur Labs Ltd, an AI-native studio developing voice-first products and aural intelligence platforms. Deep hands-on experience with generative AI video and audio production pipelines, advanced ElevenLabs API deployment, prompt engineering for creative applications, and AI-assisted content strategy. Fluent in the full production stack from concept to delivery — and in the emerging agent-native tooling reshaping the media landscape. An early adopter of blockchain since 2013, I've followed the space closely ever since and architected Cull Carbon, a carbon-offset venture, around an on-chain verification layer</w:t>
-      </w:r>
-      <w:r>
-        <w:t>.</w:t>
-      </w:r>
-    </w:p>
-    <w:p>
-      <w:pPr>
-        <w:spacing w:before="260" w:after="60"/>
-      </w:pPr>
-      <w:r>
-        <w:rPr>
-          <w:b/>
-          <w:bCs/>
-          <w:color w:val="2E5F8A"/>
-          <w:spacing w:val="60"/>
+        <w:spacing w:after="80"/>
+      </w:pPr>
+      <w:r>
+        <w:rPr>
+          <w:sz w:val="19"/>
+          <w:szCs w:val="19"/>
+        </w:rPr>
+        <w:t xml:space="preserve">Broadcast executive producer and editorial leader with 20+ years directing and producing for BBC, Al Jazeera, Channel 4, Discovery, National Geographic and PBS, including nine years based in Doha, Qatar leading multiplatform production for regional and international broadcasters and brands. Series-directed </w:t>
+      </w:r>
+      <w:r>
+        <w:rPr>
+          <w:i/>
+          <w:iCs/>
+          <w:sz w:val="19"/>
+          <w:szCs w:val="19"/>
+        </w:rPr>
+        <w:t>The Journey</w:t>
+      </w:r>
+      <w:r>
+        <w:rPr>
+          <w:sz w:val="19"/>
+          <w:szCs w:val="19"/>
+        </w:rPr>
+        <w:t>, a 15-part bilingual (Arabic/English) travel documentary for Al Jazeera reaching 50M+ viewers, On secondment as Senior Producer to Qatar Media Corporation, designed and launched TV programming and digital content for a new English-language broadcast channel — hands-on experience standing up a multiplatform show inside a national newsroom. Nine years as Executive Producer of The Wired Agency, building and mentoring multi-disciplinary international crews and producers across complex, cross-border productions for global broadcasters and premium brands. Brings this editorial and production leadership together with hands-on fluency in AI-native production pipelines, offering a rare ability to modernise multiplatform news workflows without compromising editorial rigour.</w:t>
+      </w:r>
+    </w:p>
+    <w:p>
+      <w:pPr>
+        <w:pBdr>
+          <w:bottom w:val="single" w:sz="4" w:space="4" w:color="CCCCCC"/>
+        </w:pBdr>
+        <w:spacing w:before="220" w:after="100"/>
+      </w:pPr>
+      <w:r>
+        <w:rPr>
+          <w:b/>
+          <w:bCs/>
+          <w:color w:val="1F2A44"/>
+          <w:spacing w:val="12"/>
         </w:rPr>
         <w:t>CORE COMPETENCIES</w:t>
       </w:r>
-    </w:p>
-    <w:p>
-      <w:pPr>
-        <w:spacing w:after="60"/>
-      </w:pPr>
     </w:p>
     <w:tbl>
       <w:tblPr>
-        <w:tblW w:w="9638" w:type="dxa"/>
-        <w:tblBorders>
-          <w:top w:val="single" w:sz="4" w:space="0" w:color="auto"/>
-          <w:left w:val="single" w:sz="4" w:space="0" w:color="auto"/>
-          <w:bottom w:val="single" w:sz="4" w:space="0" w:color="auto"/>
-          <w:right w:val="single" w:sz="4" w:space="0" w:color="auto"/>
-          <w:insideH w:val="single" w:sz="4" w:space="0" w:color="auto"/>
-          <w:insideV w:val="single" w:sz="4" w:space="0" w:color="auto"/>
-        </w:tblBorders>
+        <w:tblW w:w="10080" w:type="dxa"/>
         <w:tblCellMar>
           <w:left w:w="10" w:type="dxa"/>
           <w:right w:w="10" w:type="dxa"/>
         </w:tblCellMar>
-        <w:tblLook w:val="0000" w:firstRow="0" w:lastRow="0" w:firstColumn="0" w:lastColumn="0" w:noHBand="0" w:noVBand="0"/>
+        <w:tblLook w:val="04A0" w:firstRow="1" w:lastRow="0" w:firstColumn="1" w:lastColumn="0" w:noHBand="0" w:noVBand="1"/>
       </w:tblPr>
       <w:tblGrid>
-        <w:gridCol w:w="3212"/>
-        <w:gridCol w:w="3212"/>
-        <w:gridCol w:w="3214"/>
+        <w:gridCol w:w="3360"/>
+        <w:gridCol w:w="3360"/>
+        <w:gridCol w:w="3360"/>
       </w:tblGrid>
       <w:tr>
         <w:tblPrEx>
@@ -180,27 +261,28 @@
         </w:tblPrEx>
         <w:tc>
           <w:tcPr>
-            <w:tcW w:w="3212" w:type="dxa"/>
+            <w:tcW w:w="3360" w:type="dxa"/>
+            <w:shd w:val="clear" w:color="auto" w:fill="F4F5F7"/>
             <w:tcMar>
-              <w:top w:w="60" w:type="dxa"/>
-              <w:left w:w="0" w:type="dxa"/>
-              <w:bottom w:w="60" w:type="dxa"/>
-              <w:right w:w="120" w:type="dxa"/>
+              <w:top w:w="80" w:type="dxa"/>
+              <w:left w:w="100" w:type="dxa"/>
+              <w:bottom w:w="80" w:type="dxa"/>
+              <w:right w:w="100" w:type="dxa"/>
             </w:tcMar>
           </w:tcPr>
           <w:p>
             <w:pPr>
-              <w:spacing w:after="40"/>
+              <w:spacing w:after="60"/>
             </w:pPr>
             <w:r>
               <w:rPr>
                 <w:b/>
                 <w:bCs/>
-                <w:color w:val="2E5F8A"/>
-                <w:sz w:val="19"/>
-                <w:szCs w:val="19"/>
+                <w:color w:val="1F2A44"/>
+                <w:sz w:val="18"/>
+                <w:szCs w:val="18"/>
               </w:rPr>
-              <w:t>AI &amp; Voice</w:t>
+              <w:t>Broadcast &amp; Editorial</w:t>
             </w:r>
           </w:p>
           <w:p>
@@ -212,7 +294,7 @@
                 <w:sz w:val="18"/>
                 <w:szCs w:val="18"/>
               </w:rPr>
-              <w:t>Generative AI video &amp; audio</w:t>
+              <w:t>Live &amp; multiplatform broadcast production</w:t>
             </w:r>
           </w:p>
           <w:p>
@@ -224,7 +306,209 @@
                 <w:sz w:val="18"/>
                 <w:szCs w:val="18"/>
               </w:rPr>
-              <w:t>Voice AI (ElevenLabs, Vapi)</w:t>
+              <w:t>Editorial leadership &amp; mentoring</w:t>
+            </w:r>
+          </w:p>
+          <w:p>
+            <w:pPr>
+              <w:spacing w:after="20"/>
+            </w:pPr>
+            <w:r>
+              <w:rPr>
+                <w:sz w:val="18"/>
+                <w:szCs w:val="18"/>
+              </w:rPr>
+              <w:t>Investigative &amp; long-form documentary</w:t>
+            </w:r>
+          </w:p>
+          <w:p>
+            <w:pPr>
+              <w:spacing w:after="20"/>
+            </w:pPr>
+            <w:r>
+              <w:rPr>
+                <w:sz w:val="18"/>
+                <w:szCs w:val="18"/>
+              </w:rPr>
+              <w:t>Digital news &amp; social content</w:t>
+            </w:r>
+          </w:p>
+          <w:p>
+            <w:pPr>
+              <w:spacing w:after="20"/>
+            </w:pPr>
+            <w:r>
+              <w:rPr>
+                <w:sz w:val="18"/>
+                <w:szCs w:val="18"/>
+              </w:rPr>
+              <w:t>Executive producing</w:t>
+            </w:r>
+          </w:p>
+        </w:tc>
+        <w:tc>
+          <w:tcPr>
+            <w:tcW w:w="3360" w:type="dxa"/>
+            <w:shd w:val="clear" w:color="auto" w:fill="F4F5F7"/>
+            <w:tcMar>
+              <w:top w:w="80" w:type="dxa"/>
+              <w:left w:w="100" w:type="dxa"/>
+              <w:bottom w:w="80" w:type="dxa"/>
+              <w:right w:w="100" w:type="dxa"/>
+            </w:tcMar>
+          </w:tcPr>
+          <w:p>
+            <w:pPr>
+              <w:spacing w:after="60"/>
+            </w:pPr>
+            <w:r>
+              <w:rPr>
+                <w:b/>
+                <w:bCs/>
+                <w:color w:val="1F2A44"/>
+                <w:sz w:val="18"/>
+                <w:szCs w:val="18"/>
+              </w:rPr>
+              <w:t>Global &amp; Operational</w:t>
+            </w:r>
+          </w:p>
+          <w:p>
+            <w:pPr>
+              <w:spacing w:after="20"/>
+            </w:pPr>
+            <w:r>
+              <w:rPr>
+                <w:sz w:val="18"/>
+                <w:szCs w:val="18"/>
+              </w:rPr>
+              <w:t>International newsroom leadership (MENA/Doha)</w:t>
+            </w:r>
+          </w:p>
+          <w:p>
+            <w:pPr>
+              <w:spacing w:after="20"/>
+            </w:pPr>
+            <w:r>
+              <w:rPr>
+                <w:sz w:val="18"/>
+                <w:szCs w:val="18"/>
+              </w:rPr>
+              <w:t>Cross-border crew management</w:t>
+            </w:r>
+          </w:p>
+          <w:p>
+            <w:pPr>
+              <w:spacing w:after="20"/>
+            </w:pPr>
+            <w:r>
+              <w:rPr>
+                <w:sz w:val="18"/>
+                <w:szCs w:val="18"/>
+              </w:rPr>
+              <w:t>Multi-language / multi-market localisation</w:t>
+            </w:r>
+          </w:p>
+          <w:p>
+            <w:pPr>
+              <w:spacing w:after="20"/>
+            </w:pPr>
+            <w:r>
+              <w:rPr>
+                <w:sz w:val="18"/>
+                <w:szCs w:val="18"/>
+              </w:rPr>
+              <w:t>Linear + digital + social content strategy</w:t>
+            </w:r>
+          </w:p>
+          <w:p>
+            <w:pPr>
+              <w:spacing w:after="20"/>
+            </w:pPr>
+            <w:r>
+              <w:rPr>
+                <w:sz w:val="18"/>
+                <w:szCs w:val="18"/>
+              </w:rPr>
+              <w:t>Post-production &amp; delivery oversight</w:t>
+            </w:r>
+          </w:p>
+        </w:tc>
+        <w:tc>
+          <w:tcPr>
+            <w:tcW w:w="3360" w:type="dxa"/>
+            <w:shd w:val="clear" w:color="auto" w:fill="F4F5F7"/>
+            <w:tcMar>
+              <w:top w:w="80" w:type="dxa"/>
+              <w:left w:w="100" w:type="dxa"/>
+              <w:bottom w:w="80" w:type="dxa"/>
+              <w:right w:w="100" w:type="dxa"/>
+            </w:tcMar>
+          </w:tcPr>
+          <w:p>
+            <w:pPr>
+              <w:spacing w:after="60"/>
+            </w:pPr>
+            <w:r>
+              <w:rPr>
+                <w:b/>
+                <w:bCs/>
+                <w:color w:val="1F2A44"/>
+                <w:sz w:val="18"/>
+                <w:szCs w:val="18"/>
+              </w:rPr>
+              <w:t>Innovation</w:t>
+            </w:r>
+          </w:p>
+          <w:p>
+            <w:pPr>
+              <w:spacing w:after="20"/>
+            </w:pPr>
+            <w:r>
+              <w:rPr>
+                <w:sz w:val="18"/>
+                <w:szCs w:val="18"/>
+              </w:rPr>
+              <w:t>Generative AI video &amp; audio production</w:t>
+            </w:r>
+          </w:p>
+          <w:p>
+            <w:pPr>
+              <w:spacing w:after="20"/>
+            </w:pPr>
+            <w:r>
+              <w:rPr>
+                <w:sz w:val="18"/>
+                <w:szCs w:val="18"/>
+              </w:rPr>
+              <w:t>Voice AI (</w:t>
+            </w:r>
+            <w:proofErr w:type="spellStart"/>
+            <w:r>
+              <w:rPr>
+                <w:sz w:val="18"/>
+                <w:szCs w:val="18"/>
+              </w:rPr>
+              <w:t>ElevenLabs</w:t>
+            </w:r>
+            <w:proofErr w:type="spellEnd"/>
+            <w:r>
+              <w:rPr>
+                <w:sz w:val="18"/>
+                <w:szCs w:val="18"/>
+              </w:rPr>
+              <w:t>, Vapi)</w:t>
+            </w:r>
+          </w:p>
+          <w:p>
+            <w:pPr>
+              <w:spacing w:after="20"/>
+            </w:pPr>
+            <w:r>
+              <w:rPr>
+                <w:sz w:val="18"/>
+                <w:szCs w:val="18"/>
+              </w:rPr>
+              <w:t>AI-assisted production workflows</w:t>
             </w:r>
           </w:p>
           <w:p>
@@ -248,191 +532,7 @@
                 <w:sz w:val="18"/>
                 <w:szCs w:val="18"/>
               </w:rPr>
-              <w:t>Agent-native development</w:t>
-            </w:r>
-          </w:p>
-          <w:p>
-            <w:pPr>
-              <w:spacing w:after="20"/>
-            </w:pPr>
-            <w:r>
-              <w:rPr>
-                <w:sz w:val="18"/>
-                <w:szCs w:val="18"/>
-              </w:rPr>
-              <w:t>LLM workflows &amp; MCP</w:t>
-            </w:r>
-          </w:p>
-        </w:tc>
-        <w:tc>
-          <w:tcPr>
-            <w:tcW w:w="3212" w:type="dxa"/>
-            <w:tcMar>
-              <w:top w:w="60" w:type="dxa"/>
-              <w:left w:w="0" w:type="dxa"/>
-              <w:bottom w:w="60" w:type="dxa"/>
-              <w:right w:w="120" w:type="dxa"/>
-            </w:tcMar>
-          </w:tcPr>
-          <w:p>
-            <w:pPr>
-              <w:spacing w:after="40"/>
-            </w:pPr>
-            <w:r>
-              <w:rPr>
-                <w:b/>
-                <w:bCs/>
-                <w:color w:val="2E5F8A"/>
-                <w:sz w:val="19"/>
-                <w:szCs w:val="19"/>
-              </w:rPr>
-              <w:t>Production &amp; Direction</w:t>
-            </w:r>
-          </w:p>
-          <w:p>
-            <w:pPr>
-              <w:spacing w:after="20"/>
-            </w:pPr>
-            <w:r>
-              <w:rPr>
-                <w:sz w:val="18"/>
-                <w:szCs w:val="18"/>
-              </w:rPr>
-              <w:t>Documentary filmmaking</w:t>
-            </w:r>
-          </w:p>
-          <w:p>
-            <w:pPr>
-              <w:spacing w:after="20"/>
-            </w:pPr>
-            <w:r>
-              <w:rPr>
-                <w:sz w:val="18"/>
-                <w:szCs w:val="18"/>
-              </w:rPr>
-              <w:t>Broadcast series direction</w:t>
-            </w:r>
-          </w:p>
-          <w:p>
-            <w:pPr>
-              <w:spacing w:after="20"/>
-            </w:pPr>
-            <w:r>
-              <w:rPr>
-                <w:sz w:val="18"/>
-                <w:szCs w:val="18"/>
-              </w:rPr>
-              <w:t>Branded &amp; social content</w:t>
-            </w:r>
-          </w:p>
-          <w:p>
-            <w:pPr>
-              <w:spacing w:after="20"/>
-            </w:pPr>
-            <w:r>
-              <w:rPr>
-                <w:sz w:val="18"/>
-                <w:szCs w:val="18"/>
-              </w:rPr>
-              <w:t>Executive producing</w:t>
-            </w:r>
-          </w:p>
-          <w:p>
-            <w:pPr>
-              <w:spacing w:after="20"/>
-            </w:pPr>
-            <w:r>
-              <w:rPr>
-                <w:sz w:val="18"/>
-                <w:szCs w:val="18"/>
-              </w:rPr>
-              <w:t>Post-production &amp; editing</w:t>
-            </w:r>
-          </w:p>
-        </w:tc>
-        <w:tc>
-          <w:tcPr>
-            <w:tcW w:w="3214" w:type="dxa"/>
-            <w:tcMar>
-              <w:top w:w="60" w:type="dxa"/>
-              <w:left w:w="0" w:type="dxa"/>
-              <w:bottom w:w="60" w:type="dxa"/>
-              <w:right w:w="0" w:type="dxa"/>
-            </w:tcMar>
-          </w:tcPr>
-          <w:p>
-            <w:pPr>
-              <w:spacing w:after="40"/>
-            </w:pPr>
-            <w:r>
-              <w:rPr>
-                <w:b/>
-                <w:bCs/>
-                <w:color w:val="2E5F8A"/>
-                <w:sz w:val="19"/>
-                <w:szCs w:val="19"/>
-              </w:rPr>
-              <w:t>Creative &amp; Strategy</w:t>
-            </w:r>
-          </w:p>
-          <w:p>
-            <w:pPr>
-              <w:spacing w:after="20"/>
-            </w:pPr>
-            <w:r>
-              <w:rPr>
-                <w:sz w:val="18"/>
-                <w:szCs w:val="18"/>
-              </w:rPr>
-              <w:t>Narrative development</w:t>
-            </w:r>
-          </w:p>
-          <w:p>
-            <w:pPr>
-              <w:spacing w:after="20"/>
-            </w:pPr>
-            <w:r>
-              <w:rPr>
-                <w:sz w:val="18"/>
-                <w:szCs w:val="18"/>
-              </w:rPr>
-              <w:t>Content strategy &amp; GEO</w:t>
-            </w:r>
-          </w:p>
-          <w:p>
-            <w:pPr>
-              <w:spacing w:after="20"/>
-            </w:pPr>
-            <w:r>
-              <w:rPr>
-                <w:sz w:val="18"/>
-                <w:szCs w:val="18"/>
-              </w:rPr>
-              <w:t>Brand storytelling</w:t>
-            </w:r>
-          </w:p>
-          <w:p>
-            <w:pPr>
-              <w:spacing w:after="20"/>
-            </w:pPr>
-            <w:r>
-              <w:rPr>
-                <w:sz w:val="18"/>
-                <w:szCs w:val="18"/>
-              </w:rPr>
-              <w:t>Cross-platform localisation</w:t>
-            </w:r>
-          </w:p>
-          <w:p>
-            <w:pPr>
-              <w:spacing w:after="20"/>
-            </w:pPr>
-            <w:r>
-              <w:rPr>
-                <w:sz w:val="18"/>
-                <w:szCs w:val="18"/>
-              </w:rPr>
-              <w:t>AI creative consulting</w:t>
+              <w:t>Rapid-turnaround multiplatform delivery</w:t>
             </w:r>
           </w:p>
         </w:tc>
@@ -441,21 +541,16 @@
     <w:p>
       <w:pPr>
         <w:pBdr>
-          <w:bottom w:val="single" w:sz="8" w:space="4" w:color="2E5F8A"/>
+          <w:bottom w:val="single" w:sz="4" w:space="4" w:color="CCCCCC"/>
         </w:pBdr>
-        <w:spacing w:after="120"/>
-      </w:pPr>
-    </w:p>
-    <w:p>
-      <w:pPr>
-        <w:spacing w:before="260" w:after="60"/>
-      </w:pPr>
-      <w:r>
-        <w:rPr>
-          <w:b/>
-          <w:bCs/>
-          <w:color w:val="2E5F8A"/>
-          <w:spacing w:val="60"/>
+        <w:spacing w:before="220" w:after="100"/>
+      </w:pPr>
+      <w:r>
+        <w:rPr>
+          <w:b/>
+          <w:bCs/>
+          <w:color w:val="1F2A44"/>
+          <w:spacing w:val="12"/>
         </w:rPr>
         <w:t>EXPERIENCE</w:t>
       </w:r>
@@ -463,30 +558,51 @@
     <w:p>
       <w:pPr>
         <w:tabs>
-          <w:tab w:val="right" w:pos="9638"/>
+          <w:tab w:val="right" w:pos="9026"/>
         </w:tabs>
-        <w:spacing w:before="160" w:after="30"/>
-      </w:pPr>
-      <w:r>
-        <w:rPr>
-          <w:b/>
-          <w:bCs/>
-          <w:color w:val="1A1A2E"/>
-          <w:sz w:val="22"/>
-          <w:szCs w:val="22"/>
-        </w:rPr>
-        <w:t>Founder &amp; AI Creative Producer</w:t>
-      </w:r>
-      <w:r>
-        <w:tab/>
-      </w:r>
-      <w:r>
-        <w:rPr>
-          <w:color w:val="auto"/>
-          <w:sz w:val="19"/>
-          <w:szCs w:val="19"/>
-        </w:rPr>
-        <w:t>Mar 2023 – Present</w:t>
+        <w:spacing w:before="160" w:after="20"/>
+      </w:pPr>
+      <w:r>
+        <w:rPr>
+          <w:b/>
+          <w:bCs/>
+          <w:color w:val="1F2A44"/>
+          <w:sz w:val="21"/>
+          <w:szCs w:val="21"/>
+        </w:rPr>
+        <w:t xml:space="preserve">Founder &amp; AI Creative </w:t>
+      </w:r>
+      <w:proofErr w:type="spellStart"/>
+      <w:r>
+        <w:rPr>
+          <w:b/>
+          <w:bCs/>
+          <w:color w:val="1F2A44"/>
+          <w:sz w:val="21"/>
+          <w:szCs w:val="21"/>
+        </w:rPr>
+        <w:t>Producer</w:t>
+      </w:r>
+      <w:r>
+        <w:rPr>
+          <w:b/>
+          <w:bCs/>
+          <w:color w:val="555555"/>
+          <w:sz w:val="18"/>
+          <w:szCs w:val="18"/>
+        </w:rPr>
+        <w:t>Mar</w:t>
+      </w:r>
+      <w:proofErr w:type="spellEnd"/>
+      <w:r>
+        <w:rPr>
+          <w:b/>
+          <w:bCs/>
+          <w:color w:val="555555"/>
+          <w:sz w:val="18"/>
+          <w:szCs w:val="18"/>
+        </w:rPr>
+        <w:t xml:space="preserve"> 2023 – Present</w:t>
       </w:r>
     </w:p>
     <w:p>
@@ -497,7 +613,7 @@
         <w:rPr>
           <w:i/>
           <w:iCs/>
-          <w:color w:val="auto"/>
+          <w:color w:val="555555"/>
           <w:sz w:val="19"/>
           <w:szCs w:val="19"/>
         </w:rPr>
@@ -511,10 +627,95 @@
           <w:ilvl w:val="0"/>
           <w:numId w:val="2"/>
         </w:numPr>
-        <w:spacing w:before="30" w:after="30"/>
-      </w:pPr>
-      <w:r>
-        <w:t>Built Voco — a production-grade Voice AI assistant integrating ElevenLabs, Vapi, and LLM backends for automated, context-aware outbound calling and inbound handling.</w:t>
+        <w:spacing w:after="40"/>
+      </w:pPr>
+      <w:r>
+        <w:rPr>
+          <w:sz w:val="19"/>
+          <w:szCs w:val="19"/>
+        </w:rPr>
+        <w:t xml:space="preserve">Runs a one-person AI-native production studio, building generative-video and voice-AI pipelines (Runway, Kling, Sora, </w:t>
+      </w:r>
+      <w:proofErr w:type="spellStart"/>
+      <w:r>
+        <w:rPr>
+          <w:sz w:val="19"/>
+          <w:szCs w:val="19"/>
+        </w:rPr>
+        <w:t>ElevenLabs</w:t>
+      </w:r>
+      <w:proofErr w:type="spellEnd"/>
+      <w:r>
+        <w:rPr>
+          <w:sz w:val="19"/>
+          <w:szCs w:val="19"/>
+        </w:rPr>
+        <w:t>) that compress broadcast-quality production timelines by 60–80% — current, hands-on evidence of how AI can accelerate multiplatform newsroom output.</w:t>
+      </w:r>
+    </w:p>
+    <w:p>
+      <w:pPr>
+        <w:tabs>
+          <w:tab w:val="right" w:pos="9026"/>
+        </w:tabs>
+        <w:spacing w:before="160" w:after="20"/>
+      </w:pPr>
+      <w:r>
+        <w:rPr>
+          <w:b/>
+          <w:bCs/>
+          <w:color w:val="1F2A44"/>
+          <w:sz w:val="21"/>
+          <w:szCs w:val="21"/>
+        </w:rPr>
+        <w:t xml:space="preserve">Executive Producer / Series </w:t>
+      </w:r>
+      <w:proofErr w:type="spellStart"/>
+      <w:r>
+        <w:rPr>
+          <w:b/>
+          <w:bCs/>
+          <w:color w:val="1F2A44"/>
+          <w:sz w:val="21"/>
+          <w:szCs w:val="21"/>
+        </w:rPr>
+        <w:t>Director</w:t>
+      </w:r>
+      <w:r>
+        <w:rPr>
+          <w:b/>
+          <w:bCs/>
+          <w:color w:val="555555"/>
+          <w:sz w:val="18"/>
+          <w:szCs w:val="18"/>
+        </w:rPr>
+        <w:t>Sep</w:t>
+      </w:r>
+      <w:proofErr w:type="spellEnd"/>
+      <w:r>
+        <w:rPr>
+          <w:b/>
+          <w:bCs/>
+          <w:color w:val="555555"/>
+          <w:sz w:val="18"/>
+          <w:szCs w:val="18"/>
+        </w:rPr>
+        <w:t xml:space="preserve"> 2013 – Feb 2023</w:t>
+      </w:r>
+    </w:p>
+    <w:p>
+      <w:pPr>
+        <w:spacing w:after="60"/>
+      </w:pPr>
+      <w:r>
+        <w:rPr>
+          <w:i/>
+          <w:iCs/>
+          <w:color w:val="555555"/>
+          <w:sz w:val="19"/>
+          <w:szCs w:val="19"/>
+        </w:rPr>
+        <w:t>The Wired Agency · Doha, Qatar</w:t>
       </w:r>
     </w:p>
     <w:p>
@@ -524,10 +725,14 @@
           <w:ilvl w:val="0"/>
           <w:numId w:val="2"/>
         </w:numPr>
-        <w:spacing w:before="30" w:after="30"/>
-      </w:pPr>
-      <w:r>
-        <w:t>Developing MintSkills — a verified commercial marketplace for agent-native developer tools, featuring a proprietary 4-stage security and verification pipeline.</w:t>
+        <w:spacing w:after="40"/>
+      </w:pPr>
+      <w:r>
+        <w:rPr>
+          <w:sz w:val="19"/>
+          <w:szCs w:val="19"/>
+        </w:rPr>
+        <w:t>Series-directed The Journey — a 15-part bilingual (Arabic/English) travel documentary for Al Jazeera, coordinating storytelling across broadcast and digital platforms to reach 50M+ viewers across MENA.</w:t>
       </w:r>
     </w:p>
     <w:p>
@@ -537,10 +742,14 @@
           <w:ilvl w:val="0"/>
           <w:numId w:val="2"/>
         </w:numPr>
-        <w:spacing w:before="30" w:after="30"/>
-      </w:pPr>
-      <w:r>
-        <w:t>Architected AI-native media pipelines combining generative video (Runway ML, Kling, Sora) with advanced audio synthesis — compressing broadcast-quality production timelines by 60–80%.</w:t>
+        <w:spacing w:after="40"/>
+      </w:pPr>
+      <w:r>
+        <w:rPr>
+          <w:sz w:val="19"/>
+          <w:szCs w:val="19"/>
+        </w:rPr>
+        <w:t>Held full editorial and creative leadership on multiplatform campaigns for Total, Harrods, Land Rover, Qatar Airways, Hamad International Airport and Qatar Foundation, spanning linear, digital and social output.</w:t>
       </w:r>
     </w:p>
     <w:p>
@@ -550,39 +759,64 @@
           <w:ilvl w:val="0"/>
           <w:numId w:val="2"/>
         </w:numPr>
-        <w:spacing w:before="30" w:after="30"/>
-      </w:pPr>
-      <w:r>
-        <w:t>Produced AI-native short-form content demonstrating generative storytelling workflows for social and creator audiences across YouTube and Instagram.</w:t>
+        <w:spacing w:after="40"/>
+      </w:pPr>
+      <w:r>
+        <w:rPr>
+          <w:sz w:val="19"/>
+          <w:szCs w:val="19"/>
+        </w:rPr>
+        <w:t>Built, managed and mentored multi-disciplinary international crews and producers across complex cross-border productions in the Gulf/MENA media market, overseeing every stage from development through final delivery.</w:t>
       </w:r>
     </w:p>
     <w:p>
       <w:pPr>
         <w:tabs>
-          <w:tab w:val="right" w:pos="9638"/>
+          <w:tab w:val="right" w:pos="9026"/>
         </w:tabs>
-        <w:spacing w:before="160" w:after="30"/>
-      </w:pPr>
-      <w:r>
-        <w:rPr>
-          <w:b/>
-          <w:bCs/>
-          <w:color w:val="1A1A2E"/>
-          <w:sz w:val="22"/>
-          <w:szCs w:val="22"/>
-        </w:rPr>
-        <w:t>Executive Producer / Series Director</w:t>
-      </w:r>
-      <w:r>
-        <w:tab/>
-      </w:r>
-      <w:r>
-        <w:rPr>
-          <w:color w:val="auto"/>
-          <w:sz w:val="19"/>
-          <w:szCs w:val="19"/>
-        </w:rPr>
-        <w:t>Sep 2013 – Feb 2023</w:t>
+        <w:spacing w:before="160" w:after="20"/>
+      </w:pPr>
+      <w:r>
+        <w:rPr>
+          <w:b/>
+          <w:bCs/>
+          <w:color w:val="1F2A44"/>
+          <w:sz w:val="21"/>
+          <w:szCs w:val="21"/>
+        </w:rPr>
+        <w:t xml:space="preserve">Senior </w:t>
+      </w:r>
+      <w:proofErr w:type="spellStart"/>
+      <w:r>
+        <w:rPr>
+          <w:b/>
+          <w:bCs/>
+          <w:color w:val="1F2A44"/>
+          <w:sz w:val="21"/>
+          <w:szCs w:val="21"/>
+        </w:rPr>
+        <w:t>Producer</w:t>
+      </w:r>
+      <w:r>
+        <w:rPr>
+          <w:b/>
+          <w:bCs/>
+          <w:color w:val="555555"/>
+          <w:sz w:val="18"/>
+          <w:szCs w:val="18"/>
+        </w:rPr>
+        <w:t>Sep</w:t>
+      </w:r>
+      <w:proofErr w:type="spellEnd"/>
+      <w:r>
+        <w:rPr>
+          <w:b/>
+          <w:bCs/>
+          <w:color w:val="555555"/>
+          <w:sz w:val="18"/>
+          <w:szCs w:val="18"/>
+        </w:rPr>
+        <w:t xml:space="preserve"> 2018 – Feb 2020</w:t>
       </w:r>
     </w:p>
     <w:p>
@@ -593,11 +827,33 @@
         <w:rPr>
           <w:i/>
           <w:iCs/>
-          <w:color w:val="auto"/>
-          <w:sz w:val="19"/>
-          <w:szCs w:val="19"/>
-        </w:rPr>
-        <w:t>The Wired Agency · Doha, Qatar</w:t>
+          <w:color w:val="555555"/>
+          <w:sz w:val="19"/>
+          <w:szCs w:val="19"/>
+        </w:rPr>
+        <w:t xml:space="preserve">Qatar Media Corporation (State Broadcaster) · Doha, </w:t>
+      </w:r>
+      <w:proofErr w:type="gramStart"/>
+      <w:r>
+        <w:rPr>
+          <w:i/>
+          <w:iCs/>
+          <w:color w:val="555555"/>
+          <w:sz w:val="19"/>
+          <w:szCs w:val="19"/>
+        </w:rPr>
+        <w:t>Qatar  —</w:t>
+      </w:r>
+      <w:proofErr w:type="gramEnd"/>
+      <w:r>
+        <w:rPr>
+          <w:i/>
+          <w:iCs/>
+          <w:color w:val="555555"/>
+          <w:sz w:val="19"/>
+          <w:szCs w:val="19"/>
+        </w:rPr>
+        <w:t xml:space="preserve">  Embedded secondment from The Wired Agency</w:t>
       </w:r>
     </w:p>
     <w:p>
@@ -607,10 +863,14 @@
           <w:ilvl w:val="0"/>
           <w:numId w:val="2"/>
         </w:numPr>
-        <w:spacing w:before="30" w:after="30"/>
-      </w:pPr>
-      <w:r>
-        <w:t>Series-directed The Journey — a 15-part bilingual (Arabic/English) travel documentary for Al Jazeera, reaching 50M+ viewers across MENA.</w:t>
+        <w:spacing w:after="40"/>
+      </w:pPr>
+      <w:r>
+        <w:rPr>
+          <w:sz w:val="19"/>
+          <w:szCs w:val="19"/>
+        </w:rPr>
+        <w:t>Designed, built and launched a new English-language multiplatform broadcast channel — owning TV programming, promotional campaigns and digital content from development through daily production operations.</w:t>
       </w:r>
     </w:p>
     <w:p>
@@ -620,10 +880,122 @@
           <w:ilvl w:val="0"/>
           <w:numId w:val="2"/>
         </w:numPr>
-        <w:spacing w:before="30" w:after="30"/>
-      </w:pPr>
-      <w:r>
-        <w:t>Led high-budget visual storytelling campaigns and localised multi-language content for Total, Harrods, Land Rover, Qatar Airways, Hamad International Airport, and Qatar Foundation.</w:t>
+        <w:spacing w:after="40"/>
+      </w:pPr>
+      <w:r>
+        <w:rPr>
+          <w:sz w:val="19"/>
+          <w:szCs w:val="19"/>
+        </w:rPr>
+        <w:t>Worked directly within a national newsroom, aligning editorial, technical and digital teams around a single multiplatform content strategy — the same start-up-show environment this role calls for.</w:t>
+      </w:r>
+    </w:p>
+    <w:p>
+      <w:pPr>
+        <w:spacing w:after="40"/>
+      </w:pPr>
+    </w:p>
+    <w:p>
+      <w:pPr>
+        <w:spacing w:after="40"/>
+      </w:pPr>
+    </w:p>
+    <w:p>
+      <w:pPr>
+        <w:spacing w:after="40"/>
+      </w:pPr>
+    </w:p>
+    <w:p>
+      <w:pPr>
+        <w:spacing w:after="40"/>
+      </w:pPr>
+    </w:p>
+    <w:p>
+      <w:pPr>
+        <w:tabs>
+          <w:tab w:val="right" w:pos="9026"/>
+        </w:tabs>
+        <w:spacing w:before="160" w:after="20"/>
+      </w:pPr>
+      <w:r>
+        <w:rPr>
+          <w:b/>
+          <w:bCs/>
+          <w:color w:val="1F2A44"/>
+          <w:sz w:val="21"/>
+          <w:szCs w:val="21"/>
+        </w:rPr>
+        <w:lastRenderedPageBreak/>
+        <w:t xml:space="preserve">Content </w:t>
+      </w:r>
+      <w:proofErr w:type="spellStart"/>
+      <w:r>
+        <w:rPr>
+          <w:b/>
+          <w:bCs/>
+          <w:color w:val="1F2A44"/>
+          <w:sz w:val="21"/>
+          <w:szCs w:val="21"/>
+        </w:rPr>
+        <w:t>Director</w:t>
+      </w:r>
+      <w:r>
+        <w:rPr>
+          <w:b/>
+          <w:bCs/>
+          <w:color w:val="555555"/>
+          <w:sz w:val="18"/>
+          <w:szCs w:val="18"/>
+        </w:rPr>
+        <w:t>Jun</w:t>
+      </w:r>
+      <w:proofErr w:type="spellEnd"/>
+      <w:r>
+        <w:rPr>
+          <w:b/>
+          <w:bCs/>
+          <w:color w:val="555555"/>
+          <w:sz w:val="18"/>
+          <w:szCs w:val="18"/>
+        </w:rPr>
+        <w:t xml:space="preserve"> 2009 – Sep 2013</w:t>
+      </w:r>
+    </w:p>
+    <w:p>
+      <w:pPr>
+        <w:spacing w:after="60"/>
+      </w:pPr>
+      <w:r>
+        <w:rPr>
+          <w:i/>
+          <w:iCs/>
+          <w:color w:val="555555"/>
+          <w:sz w:val="19"/>
+          <w:szCs w:val="19"/>
+        </w:rPr>
+        <w:t xml:space="preserve">Freelance · Europe, Middle East &amp; </w:t>
+      </w:r>
+      <w:proofErr w:type="gramStart"/>
+      <w:r>
+        <w:rPr>
+          <w:i/>
+          <w:iCs/>
+          <w:color w:val="555555"/>
+          <w:sz w:val="19"/>
+          <w:szCs w:val="19"/>
+        </w:rPr>
+        <w:t>South East</w:t>
+      </w:r>
+      <w:proofErr w:type="gramEnd"/>
+      <w:r>
+        <w:rPr>
+          <w:i/>
+          <w:iCs/>
+          <w:color w:val="555555"/>
+          <w:sz w:val="19"/>
+          <w:szCs w:val="19"/>
+        </w:rPr>
+        <w:t xml:space="preserve"> Asia</w:t>
       </w:r>
     </w:p>
     <w:p>
@@ -633,85 +1005,64 @@
           <w:ilvl w:val="0"/>
           <w:numId w:val="2"/>
         </w:numPr>
-        <w:spacing w:before="30" w:after="30"/>
-      </w:pPr>
-      <w:r>
-        <w:t>Managed multi-disciplinary international crews across complex cross-border productions with multi-lingual post-production mastering.</w:t>
+        <w:spacing w:after="40"/>
+      </w:pPr>
+      <w:r>
+        <w:rPr>
+          <w:sz w:val="19"/>
+          <w:szCs w:val="19"/>
+        </w:rPr>
+        <w:t>Produced and directed branded content and investigative documentaries across Myanmar, Thailand, Hong Kong, the Philippines, Bahrain and the UK for the Daily Telegraph, Monocle Magazine and the University of Durham, maintaining editorial standards across international, multi-market productions.</w:t>
       </w:r>
     </w:p>
     <w:p>
       <w:pPr>
         <w:tabs>
-          <w:tab w:val="right" w:pos="9638"/>
+          <w:tab w:val="right" w:pos="9026"/>
         </w:tabs>
-        <w:spacing w:before="160" w:after="30"/>
-        <w:rPr>
-          <w:b/>
-          <w:bCs/>
-          <w:color w:val="1A1A2E"/>
-          <w:sz w:val="22"/>
-          <w:szCs w:val="22"/>
-        </w:rPr>
-      </w:pPr>
-    </w:p>
-    <w:p>
-      <w:pPr>
-        <w:tabs>
-          <w:tab w:val="right" w:pos="9638"/>
-        </w:tabs>
-        <w:spacing w:before="160" w:after="30"/>
-        <w:rPr>
-          <w:b/>
-          <w:bCs/>
-          <w:color w:val="1A1A2E"/>
-          <w:sz w:val="22"/>
-          <w:szCs w:val="22"/>
-        </w:rPr>
-      </w:pPr>
-    </w:p>
-    <w:p>
-      <w:pPr>
-        <w:tabs>
-          <w:tab w:val="right" w:pos="9638"/>
-        </w:tabs>
-        <w:spacing w:before="160" w:after="30"/>
-        <w:rPr>
-          <w:b/>
-          <w:bCs/>
-          <w:color w:val="1A1A2E"/>
-          <w:sz w:val="22"/>
-          <w:szCs w:val="22"/>
-        </w:rPr>
-      </w:pPr>
-    </w:p>
-    <w:p>
-      <w:pPr>
-        <w:tabs>
-          <w:tab w:val="right" w:pos="9638"/>
-        </w:tabs>
-        <w:spacing w:before="160" w:after="30"/>
-      </w:pPr>
-      <w:r>
-        <w:rPr>
-          <w:b/>
-          <w:bCs/>
-          <w:color w:val="1A1A2E"/>
-          <w:sz w:val="22"/>
-          <w:szCs w:val="22"/>
-        </w:rPr>
-        <w:lastRenderedPageBreak/>
-        <w:t>Senior Producer</w:t>
-      </w:r>
-      <w:r>
-        <w:tab/>
-      </w:r>
-      <w:r>
-        <w:rPr>
-          <w:color w:val="auto"/>
-          <w:sz w:val="19"/>
-          <w:szCs w:val="19"/>
-        </w:rPr>
-        <w:t>Sep 2018 – Feb 2020</w:t>
+        <w:spacing w:before="160" w:after="20"/>
+      </w:pPr>
+      <w:r>
+        <w:rPr>
+          <w:b/>
+          <w:bCs/>
+          <w:color w:val="1F2A44"/>
+          <w:sz w:val="21"/>
+          <w:szCs w:val="21"/>
+        </w:rPr>
+        <w:t xml:space="preserve">Producer / </w:t>
+      </w:r>
+      <w:proofErr w:type="spellStart"/>
+      <w:r>
+        <w:rPr>
+          <w:b/>
+          <w:bCs/>
+          <w:color w:val="1F2A44"/>
+          <w:sz w:val="21"/>
+          <w:szCs w:val="21"/>
+        </w:rPr>
+        <w:t>Director</w:t>
+      </w:r>
+      <w:r>
+        <w:rPr>
+          <w:b/>
+          <w:bCs/>
+          <w:color w:val="555555"/>
+          <w:sz w:val="18"/>
+          <w:szCs w:val="18"/>
+        </w:rPr>
+        <w:t>Jul</w:t>
+      </w:r>
+      <w:proofErr w:type="spellEnd"/>
+      <w:r>
+        <w:rPr>
+          <w:b/>
+          <w:bCs/>
+          <w:color w:val="555555"/>
+          <w:sz w:val="18"/>
+          <w:szCs w:val="18"/>
+        </w:rPr>
+        <w:t xml:space="preserve"> 2007 – Jul 2009</w:t>
       </w:r>
     </w:p>
     <w:p>
@@ -722,21 +1073,11 @@
         <w:rPr>
           <w:i/>
           <w:iCs/>
-          <w:color w:val="auto"/>
-          <w:sz w:val="19"/>
-          <w:szCs w:val="19"/>
-        </w:rPr>
-        <w:t>Qatar Media Corporation (State Broadcaster) · Doha, Qatar</w:t>
-      </w:r>
-      <w:r>
-        <w:rPr>
-          <w:b/>
-          <w:bCs/>
-          <w:color w:val="2E5F8A"/>
-          <w:sz w:val="18"/>
-          <w:szCs w:val="18"/>
-        </w:rPr>
-        <w:t xml:space="preserve">  (Embedded secondment from The Wired Agency)</w:t>
+          <w:color w:val="555555"/>
+          <w:sz w:val="19"/>
+          <w:szCs w:val="19"/>
+        </w:rPr>
+        <w:t>Alchemy Films · Dubai, UAE</w:t>
       </w:r>
     </w:p>
     <w:p>
@@ -746,39 +1087,64 @@
           <w:ilvl w:val="0"/>
           <w:numId w:val="2"/>
         </w:numPr>
-        <w:spacing w:before="30" w:after="30"/>
-      </w:pPr>
-      <w:r>
-        <w:t>Designed, built, and launched high-impact TV programming, promotional campaigns, and digital content for a new English-language broadcast channel.</w:t>
+        <w:spacing w:after="40"/>
+      </w:pPr>
+      <w:r>
+        <w:rPr>
+          <w:sz w:val="19"/>
+          <w:szCs w:val="19"/>
+        </w:rPr>
+        <w:t>Delivered branded content, TVCs and documentaries for Armani, Ferragamo, Emirates Airlines, McKinsey, Bloomberg and CNN, via agencies TBWA, Leo Burnett, Ogilvy and Grey.</w:t>
       </w:r>
     </w:p>
     <w:p>
       <w:pPr>
         <w:tabs>
-          <w:tab w:val="right" w:pos="9638"/>
+          <w:tab w:val="right" w:pos="9026"/>
         </w:tabs>
-        <w:spacing w:before="160" w:after="30"/>
-      </w:pPr>
-      <w:r>
-        <w:rPr>
-          <w:b/>
-          <w:bCs/>
-          <w:color w:val="1A1A2E"/>
-          <w:sz w:val="22"/>
-          <w:szCs w:val="22"/>
-        </w:rPr>
-        <w:t>Content Director</w:t>
-      </w:r>
-      <w:r>
-        <w:tab/>
-      </w:r>
-      <w:r>
-        <w:rPr>
-          <w:color w:val="auto"/>
-          <w:sz w:val="19"/>
-          <w:szCs w:val="19"/>
-        </w:rPr>
-        <w:t>Jun 2009 – Sep 2013</w:t>
+        <w:spacing w:before="160" w:after="20"/>
+      </w:pPr>
+      <w:r>
+        <w:rPr>
+          <w:b/>
+          <w:bCs/>
+          <w:color w:val="1F2A44"/>
+          <w:sz w:val="21"/>
+          <w:szCs w:val="21"/>
+        </w:rPr>
+        <w:t xml:space="preserve">Development Producer · Associate Producer · Production </w:t>
+      </w:r>
+      <w:proofErr w:type="spellStart"/>
+      <w:r>
+        <w:rPr>
+          <w:b/>
+          <w:bCs/>
+          <w:color w:val="1F2A44"/>
+          <w:sz w:val="21"/>
+          <w:szCs w:val="21"/>
+        </w:rPr>
+        <w:t>Manager</w:t>
+      </w:r>
+      <w:r>
+        <w:rPr>
+          <w:b/>
+          <w:bCs/>
+          <w:color w:val="555555"/>
+          <w:sz w:val="18"/>
+          <w:szCs w:val="18"/>
+        </w:rPr>
+        <w:t>Apr</w:t>
+      </w:r>
+      <w:proofErr w:type="spellEnd"/>
+      <w:r>
+        <w:rPr>
+          <w:b/>
+          <w:bCs/>
+          <w:color w:val="555555"/>
+          <w:sz w:val="18"/>
+          <w:szCs w:val="18"/>
+        </w:rPr>
+        <w:t xml:space="preserve"> 2004 – Jun 2007</w:t>
       </w:r>
     </w:p>
     <w:p>
@@ -789,11 +1155,11 @@
         <w:rPr>
           <w:i/>
           <w:iCs/>
-          <w:color w:val="auto"/>
-          <w:sz w:val="19"/>
-          <w:szCs w:val="19"/>
-        </w:rPr>
-        <w:t>Freelance · Europe, Middle East &amp; South East Asia</w:t>
+          <w:color w:val="555555"/>
+          <w:sz w:val="19"/>
+          <w:szCs w:val="19"/>
+        </w:rPr>
+        <w:t>BBC · Discovery · National Geographic · Channel 4 · PBS · London</w:t>
       </w:r>
     </w:p>
     <w:p>
@@ -803,39 +1169,64 @@
           <w:ilvl w:val="0"/>
           <w:numId w:val="2"/>
         </w:numPr>
-        <w:spacing w:before="30" w:after="30"/>
-      </w:pPr>
-      <w:r>
-        <w:t>Produced and directed branded content and investigative documentaries across Myanmar, Thailand, Hong Kong, Philippines, Bahrain, and the UK for the Daily Telegraph, Monocle Magazine, and the University of Durham.</w:t>
+        <w:spacing w:after="40"/>
+      </w:pPr>
+      <w:r>
+        <w:rPr>
+          <w:sz w:val="19"/>
+          <w:szCs w:val="19"/>
+        </w:rPr>
+        <w:t>Core broadcast journalism and long-form documentary grounding: credits include BBC Horizon, BBC Storyville, Channel 4 News (live news production), PBS, Discovery and National Geographic.</w:t>
       </w:r>
     </w:p>
     <w:p>
       <w:pPr>
         <w:tabs>
-          <w:tab w:val="right" w:pos="9638"/>
+          <w:tab w:val="right" w:pos="9026"/>
         </w:tabs>
-        <w:spacing w:before="160" w:after="30"/>
-      </w:pPr>
-      <w:r>
-        <w:rPr>
-          <w:b/>
-          <w:bCs/>
-          <w:color w:val="1A1A2E"/>
-          <w:sz w:val="22"/>
-          <w:szCs w:val="22"/>
-        </w:rPr>
-        <w:t>Producer / Director</w:t>
-      </w:r>
-      <w:r>
-        <w:tab/>
-      </w:r>
-      <w:r>
-        <w:rPr>
-          <w:color w:val="auto"/>
-          <w:sz w:val="19"/>
-          <w:szCs w:val="19"/>
-        </w:rPr>
-        <w:t>Jul 2007 – Jul 2009</w:t>
+        <w:spacing w:before="160" w:after="20"/>
+      </w:pPr>
+      <w:r>
+        <w:rPr>
+          <w:b/>
+          <w:bCs/>
+          <w:color w:val="1F2A44"/>
+          <w:sz w:val="21"/>
+          <w:szCs w:val="21"/>
+        </w:rPr>
+        <w:t xml:space="preserve">Development Producer / Associate </w:t>
+      </w:r>
+      <w:proofErr w:type="spellStart"/>
+      <w:r>
+        <w:rPr>
+          <w:b/>
+          <w:bCs/>
+          <w:color w:val="1F2A44"/>
+          <w:sz w:val="21"/>
+          <w:szCs w:val="21"/>
+        </w:rPr>
+        <w:t>Producer</w:t>
+      </w:r>
+      <w:r>
+        <w:rPr>
+          <w:b/>
+          <w:bCs/>
+          <w:color w:val="555555"/>
+          <w:sz w:val="18"/>
+          <w:szCs w:val="18"/>
+        </w:rPr>
+        <w:t>Mar</w:t>
+      </w:r>
+      <w:proofErr w:type="spellEnd"/>
+      <w:r>
+        <w:rPr>
+          <w:b/>
+          <w:bCs/>
+          <w:color w:val="555555"/>
+          <w:sz w:val="18"/>
+          <w:szCs w:val="18"/>
+        </w:rPr>
+        <w:t xml:space="preserve"> 2003 – Apr 2004</w:t>
       </w:r>
     </w:p>
     <w:p>
@@ -846,11 +1237,98 @@
         <w:rPr>
           <w:i/>
           <w:iCs/>
-          <w:color w:val="auto"/>
-          <w:sz w:val="19"/>
-          <w:szCs w:val="19"/>
-        </w:rPr>
-        <w:t>Alchemy Films · Dubai, UAE</w:t>
+          <w:color w:val="555555"/>
+          <w:sz w:val="19"/>
+          <w:szCs w:val="19"/>
+        </w:rPr>
+        <w:t>Paladin Invision Productions (</w:t>
+      </w:r>
+      <w:proofErr w:type="gramStart"/>
+      <w:r>
+        <w:rPr>
+          <w:i/>
+          <w:iCs/>
+          <w:color w:val="555555"/>
+          <w:sz w:val="19"/>
+          <w:szCs w:val="19"/>
+        </w:rPr>
+        <w:t>multi Emmy</w:t>
+      </w:r>
+      <w:proofErr w:type="gramEnd"/>
+      <w:r>
+        <w:rPr>
+          <w:i/>
+          <w:iCs/>
+          <w:color w:val="555555"/>
+          <w:sz w:val="19"/>
+          <w:szCs w:val="19"/>
+        </w:rPr>
+        <w:t>-winning) · London</w:t>
+      </w:r>
+    </w:p>
+    <w:p>
+      <w:pPr>
+        <w:tabs>
+          <w:tab w:val="right" w:pos="9026"/>
+        </w:tabs>
+        <w:spacing w:before="160" w:after="20"/>
+      </w:pPr>
+      <w:r>
+        <w:rPr>
+          <w:b/>
+          <w:bCs/>
+          <w:color w:val="1F2A44"/>
+          <w:sz w:val="21"/>
+          <w:szCs w:val="21"/>
+        </w:rPr>
+        <w:t xml:space="preserve">Associate Producer / Head of </w:t>
+      </w:r>
+      <w:proofErr w:type="spellStart"/>
+      <w:r>
+        <w:rPr>
+          <w:b/>
+          <w:bCs/>
+          <w:color w:val="1F2A44"/>
+          <w:sz w:val="21"/>
+          <w:szCs w:val="21"/>
+        </w:rPr>
+        <w:t>Development</w:t>
+      </w:r>
+      <w:r>
+        <w:rPr>
+          <w:b/>
+          <w:bCs/>
+          <w:color w:val="555555"/>
+          <w:sz w:val="18"/>
+          <w:szCs w:val="18"/>
+        </w:rPr>
+        <w:t>Sep</w:t>
+      </w:r>
+      <w:proofErr w:type="spellEnd"/>
+      <w:r>
+        <w:rPr>
+          <w:b/>
+          <w:bCs/>
+          <w:color w:val="555555"/>
+          <w:sz w:val="18"/>
+          <w:szCs w:val="18"/>
+        </w:rPr>
+        <w:t xml:space="preserve"> 2001 – Apr 2003</w:t>
+      </w:r>
+    </w:p>
+    <w:p>
+      <w:pPr>
+        <w:spacing w:after="60"/>
+      </w:pPr>
+      <w:r>
+        <w:rPr>
+          <w:i/>
+          <w:iCs/>
+          <w:color w:val="555555"/>
+          <w:sz w:val="19"/>
+          <w:szCs w:val="19"/>
+        </w:rPr>
+        <w:t>Atlantic Celtic Films · Windsor, UK</w:t>
       </w:r>
     </w:p>
     <w:p>
@@ -860,54 +1338,14 @@
           <w:ilvl w:val="0"/>
           <w:numId w:val="2"/>
         </w:numPr>
-        <w:spacing w:before="30" w:after="30"/>
-      </w:pPr>
-      <w:r>
-        <w:t>Delivered branded content, TVCs, and documentaries for Armani, Ferragamo, Emirates Airlines, McKinsey, Bloomberg, and CNN — via agencies TBWA, Leo Burnett, Ogilvy, and Grey.</w:t>
-      </w:r>
-    </w:p>
-    <w:p>
-      <w:pPr>
-        <w:tabs>
-          <w:tab w:val="right" w:pos="9638"/>
-        </w:tabs>
-        <w:spacing w:before="160" w:after="30"/>
-      </w:pPr>
-      <w:r>
-        <w:rPr>
-          <w:b/>
-          <w:bCs/>
-          <w:color w:val="1A1A2E"/>
-          <w:sz w:val="22"/>
-          <w:szCs w:val="22"/>
-        </w:rPr>
-        <w:t>Development Producer · Associate Producer · Production Manager</w:t>
-      </w:r>
-      <w:r>
-        <w:tab/>
-      </w:r>
-      <w:r>
-        <w:rPr>
-          <w:color w:val="auto"/>
-          <w:sz w:val="19"/>
-          <w:szCs w:val="19"/>
-        </w:rPr>
-        <w:t>Apr 2004 – Jun 2007</w:t>
-      </w:r>
-    </w:p>
-    <w:p>
-      <w:pPr>
-        <w:spacing w:after="60"/>
-      </w:pPr>
-      <w:r>
-        <w:rPr>
-          <w:i/>
-          <w:iCs/>
-          <w:color w:val="auto"/>
-          <w:sz w:val="19"/>
-          <w:szCs w:val="19"/>
-        </w:rPr>
-        <w:t>BBC · Discovery · National Geographic · Channel 4 · PBS · London</w:t>
+        <w:spacing w:after="40"/>
+      </w:pPr>
+      <w:r>
+        <w:rPr>
+          <w:sz w:val="19"/>
+          <w:szCs w:val="19"/>
+        </w:rPr>
+        <w:t>Investigations and current affairs documentary production.</w:t>
       </w:r>
     </w:p>
     <w:p>
@@ -917,532 +1355,164 @@
           <w:ilvl w:val="0"/>
           <w:numId w:val="2"/>
         </w:numPr>
-        <w:spacing w:before="30" w:after="30"/>
-      </w:pPr>
-      <w:r>
-        <w:t>Credits include BBC Horizon, BBC Storyville, Channel 4 News, PBS, Discovery, and National Geographic.</w:t>
-      </w:r>
-    </w:p>
-    <w:p>
-      <w:pPr>
-        <w:tabs>
-          <w:tab w:val="right" w:pos="9638"/>
-        </w:tabs>
-        <w:spacing w:before="160" w:after="30"/>
-      </w:pPr>
-      <w:r>
-        <w:rPr>
-          <w:b/>
-          <w:bCs/>
-          <w:color w:val="1A1A2E"/>
-          <w:sz w:val="22"/>
-          <w:szCs w:val="22"/>
-        </w:rPr>
-        <w:t>Development Producer / Associate Producer</w:t>
-      </w:r>
-      <w:r>
-        <w:tab/>
-      </w:r>
-      <w:r>
-        <w:rPr>
-          <w:color w:val="auto"/>
-          <w:sz w:val="19"/>
-          <w:szCs w:val="19"/>
-        </w:rPr>
-        <w:t>Mar 2003 – Apr 2004</w:t>
-      </w:r>
-    </w:p>
-    <w:p>
-      <w:pPr>
-        <w:spacing w:after="60"/>
-      </w:pPr>
-      <w:r>
-        <w:rPr>
-          <w:i/>
-          <w:iCs/>
-          <w:color w:val="auto"/>
-          <w:sz w:val="19"/>
-          <w:szCs w:val="19"/>
-        </w:rPr>
-        <w:t>Paladin Invision Productions (Multi Emmy-winning) · London</w:t>
-      </w:r>
-    </w:p>
-    <w:p>
-      <w:pPr>
-        <w:tabs>
-          <w:tab w:val="right" w:pos="9638"/>
-        </w:tabs>
-        <w:spacing w:before="160" w:after="30"/>
-      </w:pPr>
-      <w:r>
-        <w:rPr>
-          <w:b/>
-          <w:bCs/>
-          <w:color w:val="1A1A2E"/>
-          <w:sz w:val="22"/>
-          <w:szCs w:val="22"/>
-        </w:rPr>
-        <w:t>Associate Producer / Head of Development</w:t>
-      </w:r>
-      <w:r>
-        <w:tab/>
-      </w:r>
-      <w:r>
-        <w:rPr>
-          <w:color w:val="auto"/>
-          <w:sz w:val="19"/>
-          <w:szCs w:val="19"/>
-        </w:rPr>
-        <w:t>Sep 2001 – Apr 2003</w:t>
-      </w:r>
-    </w:p>
-    <w:p>
-      <w:pPr>
-        <w:spacing w:after="60"/>
-      </w:pPr>
-      <w:r>
-        <w:rPr>
-          <w:i/>
-          <w:iCs/>
-          <w:color w:val="auto"/>
-          <w:sz w:val="19"/>
-          <w:szCs w:val="19"/>
-        </w:rPr>
-        <w:t>Atlantic Celtic Films · Windsor, UK</w:t>
+        <w:spacing w:after="40"/>
+      </w:pPr>
+      <w:r>
+        <w:rPr>
+          <w:sz w:val="19"/>
+          <w:szCs w:val="19"/>
+        </w:rPr>
+        <w:t>Directed the multi-award-winning investigative documentary Afghan Massacre: The Convoy of Death, broadcast on Channel 5, CBC and ZDF.</w:t>
       </w:r>
     </w:p>
     <w:p>
       <w:pPr>
         <w:pStyle w:val="ListParagraph"/>
-        <w:numPr>
-          <w:ilvl w:val="0"/>
-          <w:numId w:val="2"/>
-        </w:numPr>
-        <w:spacing w:before="30" w:after="30"/>
-      </w:pPr>
-      <w:r>
-        <w:t>Investigations and current affairs documentary production.</w:t>
-      </w:r>
+        <w:spacing w:after="40"/>
+        <w:ind w:left="260"/>
+      </w:pPr>
     </w:p>
     <w:p>
       <w:pPr>
         <w:pBdr>
-          <w:bottom w:val="single" w:sz="8" w:space="4" w:color="2E5F8A"/>
+          <w:bottom w:val="single" w:sz="4" w:space="4" w:color="CCCCCC"/>
         </w:pBdr>
-        <w:spacing w:after="120"/>
-      </w:pPr>
-    </w:p>
-    <w:p>
-      <w:pPr>
-        <w:spacing w:before="260" w:after="60"/>
-      </w:pPr>
-      <w:r>
-        <w:rPr>
-          <w:b/>
-          <w:bCs/>
-          <w:color w:val="2E5F8A"/>
-          <w:spacing w:val="60"/>
-        </w:rPr>
-        <w:t>AI TOOLS &amp; TECHNOLOGY</w:t>
-      </w:r>
-    </w:p>
-    <w:p>
-      <w:pPr>
-        <w:spacing w:after="60"/>
-      </w:pPr>
-    </w:p>
-    <w:tbl>
-      <w:tblPr>
-        <w:tblW w:w="9638" w:type="dxa"/>
-        <w:tblBorders>
-          <w:top w:val="single" w:sz="4" w:space="0" w:color="auto"/>
-          <w:left w:val="single" w:sz="4" w:space="0" w:color="auto"/>
-          <w:bottom w:val="single" w:sz="4" w:space="0" w:color="auto"/>
-          <w:right w:val="single" w:sz="4" w:space="0" w:color="auto"/>
-          <w:insideH w:val="single" w:sz="4" w:space="0" w:color="auto"/>
-          <w:insideV w:val="single" w:sz="4" w:space="0" w:color="auto"/>
-        </w:tblBorders>
-        <w:tblCellMar>
-          <w:left w:w="10" w:type="dxa"/>
-          <w:right w:w="10" w:type="dxa"/>
-        </w:tblCellMar>
-        <w:tblLook w:val="0000" w:firstRow="0" w:lastRow="0" w:firstColumn="0" w:lastColumn="0" w:noHBand="0" w:noVBand="0"/>
-      </w:tblPr>
-      <w:tblGrid>
-        <w:gridCol w:w="2000"/>
-        <w:gridCol w:w="7638"/>
-      </w:tblGrid>
-      <w:tr>
-        <w:tblPrEx>
-          <w:tblCellMar>
-            <w:top w:w="0" w:type="dxa"/>
-            <w:bottom w:w="0" w:type="dxa"/>
-          </w:tblCellMar>
-        </w:tblPrEx>
-        <w:tc>
-          <w:tcPr>
-            <w:tcW w:w="2000" w:type="dxa"/>
-            <w:tcMar>
-              <w:top w:w="60" w:type="dxa"/>
-              <w:left w:w="0" w:type="dxa"/>
-              <w:bottom w:w="60" w:type="dxa"/>
-              <w:right w:w="160" w:type="dxa"/>
-            </w:tcMar>
-          </w:tcPr>
-          <w:p>
-            <w:r>
-              <w:rPr>
-                <w:b/>
-                <w:bCs/>
-                <w:color w:val="2E5F8A"/>
-                <w:sz w:val="19"/>
-                <w:szCs w:val="19"/>
-              </w:rPr>
-              <w:t>AI Video</w:t>
-            </w:r>
-          </w:p>
-        </w:tc>
-        <w:tc>
-          <w:tcPr>
-            <w:tcW w:w="7638" w:type="dxa"/>
-            <w:tcMar>
-              <w:top w:w="60" w:type="dxa"/>
-              <w:left w:w="0" w:type="dxa"/>
-              <w:bottom w:w="60" w:type="dxa"/>
-              <w:right w:w="0" w:type="dxa"/>
-            </w:tcMar>
-          </w:tcPr>
-          <w:p>
-            <w:r>
-              <w:rPr>
-                <w:sz w:val="19"/>
-                <w:szCs w:val="19"/>
-              </w:rPr>
-              <w:t>Runway ML · Kling · Luma Dream Machine · Sora · Midjourney · Pika</w:t>
-            </w:r>
-          </w:p>
-        </w:tc>
-      </w:tr>
-      <w:tr>
-        <w:tblPrEx>
-          <w:tblCellMar>
-            <w:top w:w="0" w:type="dxa"/>
-            <w:bottom w:w="0" w:type="dxa"/>
-          </w:tblCellMar>
-        </w:tblPrEx>
-        <w:tc>
-          <w:tcPr>
-            <w:tcW w:w="2000" w:type="dxa"/>
-            <w:tcMar>
-              <w:top w:w="60" w:type="dxa"/>
-              <w:left w:w="0" w:type="dxa"/>
-              <w:bottom w:w="60" w:type="dxa"/>
-              <w:right w:w="160" w:type="dxa"/>
-            </w:tcMar>
-          </w:tcPr>
-          <w:p>
-            <w:r>
-              <w:rPr>
-                <w:b/>
-                <w:bCs/>
-                <w:color w:val="2E5F8A"/>
-                <w:sz w:val="19"/>
-                <w:szCs w:val="19"/>
-              </w:rPr>
-              <w:t>Voice AI</w:t>
-            </w:r>
-          </w:p>
-        </w:tc>
-        <w:tc>
-          <w:tcPr>
-            <w:tcW w:w="7638" w:type="dxa"/>
-            <w:tcMar>
-              <w:top w:w="60" w:type="dxa"/>
-              <w:left w:w="0" w:type="dxa"/>
-              <w:bottom w:w="60" w:type="dxa"/>
-              <w:right w:w="0" w:type="dxa"/>
-            </w:tcMar>
-          </w:tcPr>
-          <w:p>
-            <w:r>
-              <w:rPr>
-                <w:sz w:val="19"/>
-                <w:szCs w:val="19"/>
-              </w:rPr>
-              <w:t>ElevenLabs (Deep Voice Design, API Deployment, Multilingual Generation) · Vapi · Whisper · TTS/STT pipelines · Agentic voice orchestration</w:t>
-            </w:r>
-          </w:p>
-        </w:tc>
-      </w:tr>
-      <w:tr>
-        <w:tblPrEx>
-          <w:tblCellMar>
-            <w:top w:w="0" w:type="dxa"/>
-            <w:bottom w:w="0" w:type="dxa"/>
-          </w:tblCellMar>
-        </w:tblPrEx>
-        <w:tc>
-          <w:tcPr>
-            <w:tcW w:w="2000" w:type="dxa"/>
-            <w:tcMar>
-              <w:top w:w="60" w:type="dxa"/>
-              <w:left w:w="0" w:type="dxa"/>
-              <w:bottom w:w="60" w:type="dxa"/>
-              <w:right w:w="160" w:type="dxa"/>
-            </w:tcMar>
-          </w:tcPr>
-          <w:p>
-            <w:r>
-              <w:rPr>
-                <w:b/>
-                <w:bCs/>
-                <w:color w:val="2E5F8A"/>
-                <w:sz w:val="19"/>
-                <w:szCs w:val="19"/>
-              </w:rPr>
-              <w:t>LLMs &amp; Agents</w:t>
-            </w:r>
-          </w:p>
-        </w:tc>
-        <w:tc>
-          <w:tcPr>
-            <w:tcW w:w="7638" w:type="dxa"/>
-            <w:tcMar>
-              <w:top w:w="60" w:type="dxa"/>
-              <w:left w:w="0" w:type="dxa"/>
-              <w:bottom w:w="60" w:type="dxa"/>
-              <w:right w:w="0" w:type="dxa"/>
-            </w:tcMar>
-          </w:tcPr>
-          <w:p>
-            <w:r>
-              <w:rPr>
-                <w:sz w:val="19"/>
-                <w:szCs w:val="19"/>
-              </w:rPr>
-              <w:t>Claude (Claude Code) · GPT-4o · Gemini · Prompt engineering · MCP · Agent-native development</w:t>
-            </w:r>
-          </w:p>
-        </w:tc>
-      </w:tr>
-      <w:tr>
-        <w:tblPrEx>
-          <w:tblCellMar>
-            <w:top w:w="0" w:type="dxa"/>
-            <w:bottom w:w="0" w:type="dxa"/>
-          </w:tblCellMar>
-        </w:tblPrEx>
-        <w:tc>
-          <w:tcPr>
-            <w:tcW w:w="2000" w:type="dxa"/>
-            <w:tcMar>
-              <w:top w:w="60" w:type="dxa"/>
-              <w:left w:w="0" w:type="dxa"/>
-              <w:bottom w:w="60" w:type="dxa"/>
-              <w:right w:w="160" w:type="dxa"/>
-            </w:tcMar>
-          </w:tcPr>
-          <w:p>
-            <w:r>
-              <w:rPr>
-                <w:b/>
-                <w:bCs/>
-                <w:color w:val="2E5F8A"/>
-                <w:sz w:val="19"/>
-                <w:szCs w:val="19"/>
-              </w:rPr>
-              <w:t>Dev Stack</w:t>
-            </w:r>
-          </w:p>
-        </w:tc>
-        <w:tc>
-          <w:tcPr>
-            <w:tcW w:w="7638" w:type="dxa"/>
-            <w:tcMar>
-              <w:top w:w="60" w:type="dxa"/>
-              <w:left w:w="0" w:type="dxa"/>
-              <w:bottom w:w="60" w:type="dxa"/>
-              <w:right w:w="0" w:type="dxa"/>
-            </w:tcMar>
-          </w:tcPr>
-          <w:p>
-            <w:r>
-              <w:rPr>
-                <w:sz w:val="19"/>
-                <w:szCs w:val="19"/>
-              </w:rPr>
-              <w:t>React · TypeScript · Tailwind CSS · Node.js · Vercel (AI-assisted full-stack development)</w:t>
-            </w:r>
-          </w:p>
-        </w:tc>
-      </w:tr>
-      <w:tr>
-        <w:tblPrEx>
-          <w:tblCellMar>
-            <w:top w:w="0" w:type="dxa"/>
-            <w:bottom w:w="0" w:type="dxa"/>
-          </w:tblCellMar>
-        </w:tblPrEx>
-        <w:tc>
-          <w:tcPr>
-            <w:tcW w:w="2000" w:type="dxa"/>
-            <w:tcMar>
-              <w:top w:w="60" w:type="dxa"/>
-              <w:left w:w="0" w:type="dxa"/>
-              <w:bottom w:w="60" w:type="dxa"/>
-              <w:right w:w="160" w:type="dxa"/>
-            </w:tcMar>
-          </w:tcPr>
-          <w:p>
-            <w:r>
-              <w:rPr>
-                <w:b/>
-                <w:bCs/>
-                <w:color w:val="2E5F8A"/>
-                <w:sz w:val="19"/>
-                <w:szCs w:val="19"/>
-              </w:rPr>
-              <w:t>Post-Production</w:t>
-            </w:r>
-          </w:p>
-        </w:tc>
-        <w:tc>
-          <w:tcPr>
-            <w:tcW w:w="7638" w:type="dxa"/>
-            <w:tcMar>
-              <w:top w:w="60" w:type="dxa"/>
-              <w:left w:w="0" w:type="dxa"/>
-              <w:bottom w:w="60" w:type="dxa"/>
-              <w:right w:w="0" w:type="dxa"/>
-            </w:tcMar>
-          </w:tcPr>
-          <w:p>
-            <w:r>
-              <w:rPr>
-                <w:sz w:val="19"/>
-                <w:szCs w:val="19"/>
-              </w:rPr>
-              <w:t>Adobe Premiere · DaVinci Resolve · Final Cut Pro · After Effects · Avid</w:t>
-            </w:r>
-          </w:p>
-        </w:tc>
-      </w:tr>
-    </w:tbl>
+        <w:spacing w:before="220" w:after="100"/>
+      </w:pPr>
+      <w:r>
+        <w:rPr>
+          <w:b/>
+          <w:bCs/>
+          <w:color w:val="1F2A44"/>
+          <w:spacing w:val="12"/>
+        </w:rPr>
+        <w:t>EDUCATION</w:t>
+      </w:r>
+    </w:p>
+    <w:p>
+      <w:pPr>
+        <w:spacing w:after="20"/>
+      </w:pPr>
+      <w:r>
+        <w:rPr>
+          <w:b/>
+          <w:bCs/>
+          <w:sz w:val="19"/>
+          <w:szCs w:val="19"/>
+        </w:rPr>
+        <w:t xml:space="preserve">BSc (Econ) Agricultural </w:t>
+      </w:r>
+      <w:proofErr w:type="gramStart"/>
+      <w:r>
+        <w:rPr>
+          <w:b/>
+          <w:bCs/>
+          <w:sz w:val="19"/>
+          <w:szCs w:val="19"/>
+        </w:rPr>
+        <w:t>Economics</w:t>
+      </w:r>
+      <w:r>
+        <w:rPr>
+          <w:sz w:val="19"/>
+          <w:szCs w:val="19"/>
+        </w:rPr>
+        <w:t xml:space="preserve">  ·</w:t>
+      </w:r>
+      <w:proofErr w:type="gramEnd"/>
+      <w:r>
+        <w:rPr>
+          <w:sz w:val="19"/>
+          <w:szCs w:val="19"/>
+        </w:rPr>
+        <w:t xml:space="preserve">  University of Reading</w:t>
+      </w:r>
+    </w:p>
+    <w:p>
+      <w:pPr>
+        <w:spacing w:after="100"/>
+      </w:pPr>
+      <w:r>
+        <w:rPr>
+          <w:b/>
+          <w:bCs/>
+          <w:sz w:val="19"/>
+          <w:szCs w:val="19"/>
+        </w:rPr>
+        <w:t xml:space="preserve">Ampleforth </w:t>
+      </w:r>
+      <w:proofErr w:type="gramStart"/>
+      <w:r>
+        <w:rPr>
+          <w:b/>
+          <w:bCs/>
+          <w:sz w:val="19"/>
+          <w:szCs w:val="19"/>
+        </w:rPr>
+        <w:t>College</w:t>
+      </w:r>
+      <w:r>
+        <w:rPr>
+          <w:sz w:val="19"/>
+          <w:szCs w:val="19"/>
+        </w:rPr>
+        <w:t xml:space="preserve">  ·</w:t>
+      </w:r>
+      <w:proofErr w:type="gramEnd"/>
+      <w:r>
+        <w:rPr>
+          <w:sz w:val="19"/>
+          <w:szCs w:val="19"/>
+        </w:rPr>
+        <w:t xml:space="preserve">  4 A Levels, 10 GCSEs</w:t>
+      </w:r>
+    </w:p>
     <w:p>
       <w:pPr>
         <w:pBdr>
-          <w:bottom w:val="single" w:sz="8" w:space="4" w:color="2E5F8A"/>
+          <w:bottom w:val="single" w:sz="6" w:space="1" w:color="CCCCCC"/>
         </w:pBdr>
-        <w:spacing w:after="120"/>
-      </w:pPr>
-    </w:p>
-    <w:p>
-      <w:pPr>
-        <w:spacing w:before="260" w:after="60"/>
-      </w:pPr>
-      <w:r>
-        <w:rPr>
-          <w:b/>
-          <w:bCs/>
-          <w:color w:val="2E5F8A"/>
-          <w:spacing w:val="60"/>
-        </w:rPr>
-        <w:t>EDUCATION</w:t>
-      </w:r>
-    </w:p>
-    <w:p>
-      <w:pPr>
-        <w:spacing w:before="80" w:after="30"/>
-      </w:pPr>
-      <w:r>
-        <w:rPr>
-          <w:b/>
-          <w:bCs/>
-        </w:rPr>
-        <w:t>BSc (Econ) Agricultural Economics</w:t>
-      </w:r>
-      <w:r>
-        <w:rPr>
-          <w:color w:val="auto"/>
-        </w:rPr>
-        <w:t xml:space="preserve">  ·  University of Reading</w:t>
-      </w:r>
-    </w:p>
-    <w:p>
-      <w:pPr>
-        <w:spacing w:after="80"/>
-      </w:pPr>
-      <w:r>
-        <w:rPr>
-          <w:b/>
-          <w:bCs/>
-        </w:rPr>
-        <w:t>Ampleforth College</w:t>
-      </w:r>
-      <w:r>
-        <w:rPr>
-          <w:color w:val="auto"/>
-        </w:rPr>
-        <w:t xml:space="preserve">  ·  4 A Levels, 10 GCSEs</w:t>
-      </w:r>
-    </w:p>
-    <w:p>
-      <w:pPr>
-        <w:pBdr>
-          <w:bottom w:val="single" w:sz="8" w:space="4" w:color="2E5F8A"/>
-        </w:pBdr>
-        <w:spacing w:after="120"/>
-      </w:pPr>
-    </w:p>
-    <w:p>
-      <w:pPr>
-        <w:spacing w:before="80"/>
-        <w:jc w:val="center"/>
-      </w:pPr>
-      <w:r>
-        <w:rPr>
-          <w:color w:val="auto"/>
-          <w:sz w:val="19"/>
-          <w:szCs w:val="19"/>
+        <w:spacing w:before="40" w:after="120"/>
+      </w:pPr>
+    </w:p>
+    <w:p>
+      <w:r>
+        <w:rPr>
+          <w:color w:val="555555"/>
+          <w:sz w:val="18"/>
+          <w:szCs w:val="18"/>
         </w:rPr>
         <w:t xml:space="preserve">Portfolio &amp; Showreel: </w:t>
       </w:r>
       <w:hyperlink r:id="rId10" w:history="1">
+        <w:proofErr w:type="spellStart"/>
+        <w:proofErr w:type="gramStart"/>
         <w:r>
           <w:rPr>
-            <w:color w:val="2E5F8A"/>
-            <w:sz w:val="19"/>
-            <w:szCs w:val="19"/>
+            <w:color w:val="1155CC"/>
+            <w:sz w:val="18"/>
+            <w:szCs w:val="18"/>
             <w:u w:val="single"/>
           </w:rPr>
           <w:t>mcdougall.studio</w:t>
         </w:r>
+        <w:proofErr w:type="spellEnd"/>
+        <w:proofErr w:type="gramEnd"/>
       </w:hyperlink>
       <w:r>
         <w:rPr>
-          <w:color w:val="auto"/>
-          <w:sz w:val="19"/>
-          <w:szCs w:val="19"/>
-        </w:rPr>
-        <w:t xml:space="preserve">  ·  AI Case Study: </w:t>
-      </w:r>
-      <w:hyperlink r:id="rId11" w:history="1">
-        <w:r>
-          <w:rPr>
-            <w:color w:val="2E5F8A"/>
-            <w:sz w:val="19"/>
-            <w:szCs w:val="19"/>
-            <w:u w:val="single"/>
-          </w:rPr>
-          <w:t>Blessed Are the Pacemakers</w:t>
-        </w:r>
-      </w:hyperlink>
+          <w:color w:val="555555"/>
+          <w:sz w:val="18"/>
+          <w:szCs w:val="18"/>
+        </w:rPr>
+        <w:t xml:space="preserve">  ·  IMDb: nm2040426</w:t>
+      </w:r>
     </w:p>
     <w:sectPr>
-      <w:headerReference w:type="even" r:id="rId12"/>
-      <w:headerReference w:type="default" r:id="rId13"/>
-      <w:pgSz w:w="11906" w:h="16838"/>
-      <w:pgMar w:top="1134" w:right="1134" w:bottom="1134" w:left="1134" w:header="708" w:footer="708" w:gutter="0"/>
+      <w:headerReference w:type="even" r:id="rId11"/>
+      <w:headerReference w:type="default" r:id="rId12"/>
+      <w:pgSz w:w="12240" w:h="15840"/>
+      <w:pgMar w:top="1080" w:right="1080" w:bottom="1080" w:left="1080" w:header="708" w:footer="708" w:gutter="0"/>
       <w:cols w:space="720"/>
       <w:docGrid w:linePitch="360"/>
     </w:sectPr>
@@ -1495,7 +1565,7 @@
       <w:rPr>
         <w:rStyle w:val="PageNumber"/>
       </w:rPr>
-      <w:id w:val="-215051656"/>
+      <w:id w:val="936333529"/>
       <w:docPartObj>
         <w:docPartGallery w:val="Page Numbers (Top of Page)"/>
         <w:docPartUnique/>
@@ -1553,7 +1623,7 @@
       <w:rPr>
         <w:rStyle w:val="PageNumber"/>
       </w:rPr>
-      <w:id w:val="1713148243"/>
+      <w:id w:val="-1447226181"/>
       <w:docPartObj>
         <w:docPartGallery w:val="Page Numbers (Top of Page)"/>
         <w:docPartUnique/>
@@ -1614,153 +1684,153 @@
 <file path=word/numbering.xml><?xml version="1.0" encoding="utf-8"?>
 <w:numbering xmlns:wpc="http://schemas.microsoft.com/office/word/2010/wordprocessingCanvas" xmlns:cx="http://schemas.microsoft.com/office/drawing/2014/chartex" xmlns:cx1="http://schemas.microsoft.com/office/drawing/2015/9/8/chartex" xmlns:cx2="http://schemas.microsoft.com/office/drawing/2015/10/21/chartex" xmlns:cx3="http://schemas.microsoft.com/office/drawing/2016/5/9/chartex" xmlns:cx4="http://schemas.microsoft.com/office/drawing/2016/5/10/chartex" xmlns:cx5="http://schemas.microsoft.com/office/drawing/2016/5/11/chartex" xmlns:cx6="http://schemas.microsoft.com/office/drawing/2016/5/12/chartex" xmlns:cx7="http://schemas.microsoft.com/office/drawing/2016/5/13/chartex" xmlns:cx8="http://schemas.microsoft.com/office/drawing/2016/5/14/chartex" xmlns:mc="http://schemas.openxmlformats.org/markup-compatibility/2006" xmlns:m="http://schemas.openxmlformats.org/officeDocument/2006/math" xmlns:aink="http://schemas.microsoft.com/office/drawing/2016/ink" xmlns:am3d="http://schemas.microsoft.com/office/drawing/2017/model3d" xmlns:oel="http://schemas.microsoft.com/office/2019/extlst" xmlns:r="http://schemas.openxmlformats.org/officeDocument/2006/relationships" xmlns:wp14="http://schemas.microsoft.com/office/word/2010/wordprocessingDrawing" xmlns:wp="http://schemas.openxmlformats.org/drawingml/2006/wordprocessingDrawing" xmlns:wpg="http://schemas.microsoft.com/office/word/2010/wordprocessingGroup" xmlns:wpi="http://schemas.microsoft.com/office/word/2010/wordprocessingInk" xmlns:wps="http://schemas.microsoft.com/office/word/2010/wordprocessingShape" xmlns:o="urn:schemas-microsoft-com:office:office" xmlns:v="urn:schemas-microsoft-com:vml" xmlns:w10="urn:schemas-microsoft-com:office:word" xmlns:w="http://schemas.openxmlformats.org/wordprocessingml/2006/main" xmlns:w14="http://schemas.microsoft.com/office/word/2010/wordml" xmlns:w15="http://schemas.microsoft.com/office/word/2012/wordml" xmlns:w16cex="http://schemas.microsoft.com/office/word/2018/wordml/cex" xmlns:w16cid="http://schemas.microsoft.com/office/word/2016/wordml/cid" xmlns:w16="http://schemas.microsoft.com/office/word/2018/wordml" xmlns:w16sdtdh="http://schemas.microsoft.com/office/word/2020/wordml/sdtdatahash" xmlns:w16sdtfl="http://schemas.microsoft.com/office/word/2024/wordml/sdtformatlock" xmlns:w16se="http://schemas.microsoft.com/office/word/2015/wordml/symex" xmlns:w16du="http://schemas.microsoft.com/office/word/2023/wordml/word16du" xmlns:wne="http://schemas.microsoft.com/office/word/2006/wordml" mc:Ignorable="w14 w15 w16se w16cid w16 w16cex w16sdtdh w16sdtfl w16du wp14">
   <w:abstractNum w:abstractNumId="0" w15:restartNumberingAfterBreak="0">
-    <w:nsid w:val="7A4B6414"/>
+    <w:nsid w:val="7C1462ED"/>
     <w:multiLevelType w:val="hybridMultilevel"/>
-    <w:tmpl w:val="552A7D7E"/>
-    <w:lvl w:ilvl="0" w:tplc="C1D45CC6">
+    <w:tmpl w:val="C1266852"/>
+    <w:lvl w:ilvl="0" w:tplc="B3BA6B0A">
       <w:start w:val="1"/>
       <w:numFmt w:val="bullet"/>
-      <w:lvlText w:val="●"/>
+      <w:lvlText w:val="•"/>
       <w:lvlJc w:val="left"/>
       <w:pPr>
-        <w:ind w:left="720" w:hanging="360"/>
+        <w:ind w:left="260" w:hanging="200"/>
       </w:pPr>
     </w:lvl>
-    <w:lvl w:ilvl="1" w:tplc="6C347778">
-      <w:start w:val="1"/>
-      <w:numFmt w:val="bullet"/>
-      <w:lvlText w:val="○"/>
-      <w:lvlJc w:val="left"/>
-      <w:pPr>
-        <w:ind w:left="1440" w:hanging="360"/>
-      </w:pPr>
-    </w:lvl>
-    <w:lvl w:ilvl="2" w:tplc="9350FD70">
-      <w:start w:val="1"/>
-      <w:numFmt w:val="bullet"/>
-      <w:lvlText w:val="■"/>
-      <w:lvlJc w:val="left"/>
-      <w:pPr>
-        <w:ind w:left="2160" w:hanging="360"/>
-      </w:pPr>
-    </w:lvl>
-    <w:lvl w:ilvl="3" w:tplc="5D866976">
-      <w:start w:val="1"/>
-      <w:numFmt w:val="bullet"/>
-      <w:lvlText w:val="●"/>
-      <w:lvlJc w:val="left"/>
-      <w:pPr>
-        <w:ind w:left="2880" w:hanging="360"/>
-      </w:pPr>
-    </w:lvl>
-    <w:lvl w:ilvl="4" w:tplc="2B70E078">
-      <w:start w:val="1"/>
-      <w:numFmt w:val="bullet"/>
-      <w:lvlText w:val="○"/>
-      <w:lvlJc w:val="left"/>
-      <w:pPr>
-        <w:ind w:left="3600" w:hanging="360"/>
-      </w:pPr>
-    </w:lvl>
-    <w:lvl w:ilvl="5" w:tplc="0A70B602">
-      <w:start w:val="1"/>
-      <w:numFmt w:val="bullet"/>
-      <w:lvlText w:val="■"/>
-      <w:lvlJc w:val="left"/>
-      <w:pPr>
-        <w:ind w:left="4320" w:hanging="360"/>
-      </w:pPr>
-    </w:lvl>
-    <w:lvl w:ilvl="6" w:tplc="00F28552">
-      <w:start w:val="1"/>
-      <w:numFmt w:val="bullet"/>
-      <w:lvlText w:val="●"/>
-      <w:lvlJc w:val="left"/>
-      <w:pPr>
-        <w:ind w:left="5040" w:hanging="360"/>
-      </w:pPr>
-    </w:lvl>
-    <w:lvl w:ilvl="7" w:tplc="FC1677A4">
-      <w:start w:val="1"/>
-      <w:numFmt w:val="bullet"/>
-      <w:lvlText w:val="●"/>
-      <w:lvlJc w:val="left"/>
-      <w:pPr>
-        <w:ind w:left="5760" w:hanging="360"/>
-      </w:pPr>
-    </w:lvl>
-    <w:lvl w:ilvl="8" w:tplc="5B600ED6">
-      <w:start w:val="1"/>
-      <w:numFmt w:val="bullet"/>
-      <w:lvlText w:val="●"/>
-      <w:lvlJc w:val="left"/>
-      <w:pPr>
-        <w:ind w:left="6480" w:hanging="360"/>
-      </w:pPr>
-    </w:lvl>
-  </w:abstractNum>
-  <w:abstractNum w:abstractNumId="1" w15:restartNumberingAfterBreak="0">
-    <w:nsid w:val="7DAB57E9"/>
-    <w:multiLevelType w:val="hybridMultilevel"/>
-    <w:tmpl w:val="84FA0D0C"/>
-    <w:lvl w:ilvl="0" w:tplc="FC48EC7C">
-      <w:start w:val="1"/>
-      <w:numFmt w:val="bullet"/>
-      <w:lvlText w:val="–"/>
-      <w:lvlJc w:val="left"/>
-      <w:pPr>
-        <w:ind w:left="480" w:hanging="280"/>
-      </w:pPr>
-    </w:lvl>
-    <w:lvl w:ilvl="1" w:tplc="1638E02C">
+    <w:lvl w:ilvl="1" w:tplc="EFC266D8">
       <w:numFmt w:val="decimal"/>
       <w:lvlText w:val=""/>
       <w:lvlJc w:val="left"/>
     </w:lvl>
-    <w:lvl w:ilvl="2" w:tplc="A8A0713E">
+    <w:lvl w:ilvl="2" w:tplc="0A000BAC">
       <w:numFmt w:val="decimal"/>
       <w:lvlText w:val=""/>
       <w:lvlJc w:val="left"/>
     </w:lvl>
-    <w:lvl w:ilvl="3" w:tplc="D7EE786A">
+    <w:lvl w:ilvl="3" w:tplc="352E7A46">
       <w:numFmt w:val="decimal"/>
       <w:lvlText w:val=""/>
       <w:lvlJc w:val="left"/>
     </w:lvl>
-    <w:lvl w:ilvl="4" w:tplc="D60644F0">
+    <w:lvl w:ilvl="4" w:tplc="702CB27E">
       <w:numFmt w:val="decimal"/>
       <w:lvlText w:val=""/>
       <w:lvlJc w:val="left"/>
     </w:lvl>
-    <w:lvl w:ilvl="5" w:tplc="14D6DBA2">
+    <w:lvl w:ilvl="5" w:tplc="02EC5184">
       <w:numFmt w:val="decimal"/>
       <w:lvlText w:val=""/>
       <w:lvlJc w:val="left"/>
     </w:lvl>
-    <w:lvl w:ilvl="6" w:tplc="8E6E7EB8">
+    <w:lvl w:ilvl="6" w:tplc="AF90972C">
       <w:numFmt w:val="decimal"/>
       <w:lvlText w:val=""/>
       <w:lvlJc w:val="left"/>
     </w:lvl>
-    <w:lvl w:ilvl="7" w:tplc="F1946A22">
+    <w:lvl w:ilvl="7" w:tplc="EAB6F46A">
       <w:numFmt w:val="decimal"/>
       <w:lvlText w:val=""/>
       <w:lvlJc w:val="left"/>
     </w:lvl>
-    <w:lvl w:ilvl="8" w:tplc="227681A2">
+    <w:lvl w:ilvl="8" w:tplc="36D62B48">
       <w:numFmt w:val="decimal"/>
       <w:lvlText w:val=""/>
       <w:lvlJc w:val="left"/>
     </w:lvl>
   </w:abstractNum>
-  <w:num w:numId="1" w16cid:durableId="981008735">
-    <w:abstractNumId w:val="0"/>
+  <w:abstractNum w:abstractNumId="1" w15:restartNumberingAfterBreak="0">
+    <w:nsid w:val="7DFE5060"/>
+    <w:multiLevelType w:val="hybridMultilevel"/>
+    <w:tmpl w:val="8DE4F5B6"/>
+    <w:lvl w:ilvl="0" w:tplc="D8DAB416">
+      <w:start w:val="1"/>
+      <w:numFmt w:val="bullet"/>
+      <w:lvlText w:val="●"/>
+      <w:lvlJc w:val="left"/>
+      <w:pPr>
+        <w:ind w:left="720" w:hanging="360"/>
+      </w:pPr>
+    </w:lvl>
+    <w:lvl w:ilvl="1" w:tplc="3C24BE50">
+      <w:start w:val="1"/>
+      <w:numFmt w:val="bullet"/>
+      <w:lvlText w:val="○"/>
+      <w:lvlJc w:val="left"/>
+      <w:pPr>
+        <w:ind w:left="1440" w:hanging="360"/>
+      </w:pPr>
+    </w:lvl>
+    <w:lvl w:ilvl="2" w:tplc="9C26CC50">
+      <w:start w:val="1"/>
+      <w:numFmt w:val="bullet"/>
+      <w:lvlText w:val="■"/>
+      <w:lvlJc w:val="left"/>
+      <w:pPr>
+        <w:ind w:left="2160" w:hanging="360"/>
+      </w:pPr>
+    </w:lvl>
+    <w:lvl w:ilvl="3" w:tplc="C0F2AC7A">
+      <w:start w:val="1"/>
+      <w:numFmt w:val="bullet"/>
+      <w:lvlText w:val="●"/>
+      <w:lvlJc w:val="left"/>
+      <w:pPr>
+        <w:ind w:left="2880" w:hanging="360"/>
+      </w:pPr>
+    </w:lvl>
+    <w:lvl w:ilvl="4" w:tplc="3EDE1EBA">
+      <w:start w:val="1"/>
+      <w:numFmt w:val="bullet"/>
+      <w:lvlText w:val="○"/>
+      <w:lvlJc w:val="left"/>
+      <w:pPr>
+        <w:ind w:left="3600" w:hanging="360"/>
+      </w:pPr>
+    </w:lvl>
+    <w:lvl w:ilvl="5" w:tplc="2188CD70">
+      <w:start w:val="1"/>
+      <w:numFmt w:val="bullet"/>
+      <w:lvlText w:val="■"/>
+      <w:lvlJc w:val="left"/>
+      <w:pPr>
+        <w:ind w:left="4320" w:hanging="360"/>
+      </w:pPr>
+    </w:lvl>
+    <w:lvl w:ilvl="6" w:tplc="BD82AE10">
+      <w:start w:val="1"/>
+      <w:numFmt w:val="bullet"/>
+      <w:lvlText w:val="●"/>
+      <w:lvlJc w:val="left"/>
+      <w:pPr>
+        <w:ind w:left="5040" w:hanging="360"/>
+      </w:pPr>
+    </w:lvl>
+    <w:lvl w:ilvl="7" w:tplc="40EAD596">
+      <w:start w:val="1"/>
+      <w:numFmt w:val="bullet"/>
+      <w:lvlText w:val="●"/>
+      <w:lvlJc w:val="left"/>
+      <w:pPr>
+        <w:ind w:left="5760" w:hanging="360"/>
+      </w:pPr>
+    </w:lvl>
+    <w:lvl w:ilvl="8" w:tplc="6A467844">
+      <w:start w:val="1"/>
+      <w:numFmt w:val="bullet"/>
+      <w:lvlText w:val="●"/>
+      <w:lvlJc w:val="left"/>
+      <w:pPr>
+        <w:ind w:left="6480" w:hanging="360"/>
+      </w:pPr>
+    </w:lvl>
+  </w:abstractNum>
+  <w:num w:numId="1" w16cid:durableId="1784036206">
+    <w:abstractNumId w:val="1"/>
     <w:lvlOverride w:ilvl="0">
       <w:startOverride w:val="1"/>
     </w:lvlOverride>
   </w:num>
-  <w:num w:numId="2" w16cid:durableId="478376721">
-    <w:abstractNumId w:val="1"/>
+  <w:num w:numId="2" w16cid:durableId="211891881">
+    <w:abstractNumId w:val="0"/>
     <w:lvlOverride w:ilvl="0">
       <w:startOverride w:val="1"/>
     </w:lvlOverride>
@@ -1773,8 +1843,7 @@
   <w:docDefaults>
     <w:rPrDefault>
       <w:rPr>
-        <w:rFonts w:ascii="Calibri" w:eastAsia="Calibri" w:hAnsi="Calibri" w:cs="Calibri"/>
-        <w:color w:val="444444"/>
+        <w:rFonts w:ascii="Times New Roman" w:eastAsia="Times New Roman" w:hAnsi="Times New Roman" w:cs="Times New Roman"/>
         <w:lang w:val="en-GB" w:eastAsia="en-GB" w:bidi="ar-SA"/>
       </w:rPr>
     </w:rPrDefault>
@@ -2363,7 +2432,7 @@
     <w:link w:val="HeaderChar"/>
     <w:uiPriority w:val="99"/>
     <w:unhideWhenUsed/>
-    <w:rsid w:val="00A33395"/>
+    <w:rsid w:val="0001580F"/>
     <w:pPr>
       <w:tabs>
         <w:tab w:val="center" w:pos="4513"/>
@@ -2376,7 +2445,7 @@
     <w:basedOn w:val="DefaultParagraphFont"/>
     <w:link w:val="Header"/>
     <w:uiPriority w:val="99"/>
-    <w:rsid w:val="00A33395"/>
+    <w:rsid w:val="0001580F"/>
   </w:style>
   <w:style w:type="character" w:styleId="PageNumber">
     <w:name w:val="page number"/>
@@ -2384,7 +2453,7 @@
     <w:uiPriority w:val="99"/>
     <w:semiHidden/>
     <w:unhideWhenUsed/>
-    <w:rsid w:val="00A33395"/>
+    <w:rsid w:val="0001580F"/>
   </w:style>
 </w:styles>
 </file>

--- a/public/david_mcdougall_cv.docx
+++ b/public/david_mcdougall_cv.docx
@@ -202,7 +202,7 @@
           <w:sz w:val="19"/>
           <w:szCs w:val="19"/>
         </w:rPr>
-        <w:t xml:space="preserve">Broadcast executive producer and editorial leader with 20+ years directing and producing for BBC, Al Jazeera, Channel 4, Discovery, National Geographic and PBS, including nine years based in Doha, Qatar leading multiplatform production for regional and international broadcasters and brands. Series-directed </w:t>
+        <w:t xml:space="preserve">Broadcast executive producer and editorial leader with 20+ years producing for BBC, Al Jazeera, Channel 4, Discovery, National Geographic and PBS, including nine years based in Doha, Qatar leading multiplatform production for regional and international broadcasters and brands. Series-directed </w:t>
       </w:r>
       <w:r>
         <w:rPr>
@@ -218,7 +218,7 @@
           <w:sz w:val="19"/>
           <w:szCs w:val="19"/>
         </w:rPr>
-        <w:t>, a 15-part bilingual (Arabic/English) travel documentary for Al Jazeera reaching 50M+ viewers, On secondment as Senior Producer to Qatar Media Corporation, designed and launched TV programming and digital content for a new English-language broadcast channel — hands-on experience standing up a multiplatform show inside a national newsroom. Nine years as Executive Producer of The Wired Agency, building and mentoring multi-disciplinary international crews and producers across complex, cross-border productions for global broadcasters and premium brands. Brings this editorial and production leadership together with hands-on fluency in AI-native production pipelines, offering a rare ability to modernise multiplatform news workflows without compromising editorial rigour.</w:t>
+        <w:t>, a 15-part bilingual (Arabic/English) travel documentary for Al Jazeera reaching 50M+ viewers. On secondment as Senior Producer to Qatar Media Corporation, designed and launched TV programming and digital content for a new English-language broadcast channel — hands-on experience standing up a multiplatform show inside a national newsroom. Nine years as Executive Producer of The Wired Agency, building and mentoring multi-disciplinary international crews and producers across complex, cross-border productions for global broadcasters and premium brands. Brings this editorial and production leadership together with hands-on fluency in AI-native production pipelines, offering a rare ability to modernise multiplatform news workflows without compromising editorial rigour.</w:t>
       </w:r>
     </w:p>
     <w:p>
@@ -1362,7 +1362,7 @@
           <w:sz w:val="19"/>
           <w:szCs w:val="19"/>
         </w:rPr>
-        <w:t>Directed the multi-award-winning investigative documentary Afghan Massacre: The Convoy of Death, broadcast on Channel 5, CBC and ZDF.</w:t>
+        <w:t>Co-produced the multi-award-winning investigative documentary Afghan Massacre: The Convoy of Death, broadcast on Channel 5, CBC and ZDF.</w:t>
       </w:r>
     </w:p>
     <w:p>
